--- a/Compilers.docx
+++ b/Compilers.docx
@@ -1,6 +1,6 @@
 
 <file path=word/document.xml><?xml version="1.0" encoding="utf-8"?>
-<w:document xmlns:o="urn:schemas-microsoft-com:office:office" xmlns:r="http://schemas.openxmlformats.org/officeDocument/2006/relationships" xmlns:v="urn:schemas-microsoft-com:vml" xmlns:w="http://schemas.openxmlformats.org/wordprocessingml/2006/main" xmlns:w10="urn:schemas-microsoft-com:office:word" xmlns:wp="http://schemas.openxmlformats.org/drawingml/2006/wordprocessingDrawing" xmlns:wps="http://schemas.microsoft.com/office/word/2010/wordprocessingShape" xmlns:wpg="http://schemas.microsoft.com/office/word/2010/wordprocessingGroup" xmlns:mc="http://schemas.openxmlformats.org/markup-compatibility/2006" xmlns:wp14="http://schemas.microsoft.com/office/word/2010/wordprocessingDrawing" xmlns:w14="http://schemas.microsoft.com/office/word/2010/wordml" mc:Ignorable="w14 wp14">
+<w:document xmlns:o="urn:schemas-microsoft-com:office:office" xmlns:r="http://schemas.openxmlformats.org/officeDocument/2006/relationships" xmlns:v="urn:schemas-microsoft-com:vml" xmlns:w="http://schemas.openxmlformats.org/wordprocessingml/2006/main" xmlns:w10="urn:schemas-microsoft-com:office:word" xmlns:wp="http://schemas.openxmlformats.org/drawingml/2006/wordprocessingDrawing" xmlns:wps="http://schemas.microsoft.com/office/word/2010/wordprocessingShape" xmlns:wpg="http://schemas.microsoft.com/office/word/2010/wordprocessingGroup" xmlns:mc="http://schemas.openxmlformats.org/markup-compatibility/2006" xmlns:wp14="http://schemas.microsoft.com/office/word/2010/wordprocessingDrawing" xmlns:w14="http://schemas.microsoft.com/office/word/2010/wordml" xmlns:w15="http://schemas.microsoft.com/office/word/2012/wordml" mc:Ignorable="w14 wp14 w15">
   <w:body>
     <w:p>
       <w:pPr>
@@ -59,21 +59,103 @@
           <w:u w:val="none"/>
         </w:rPr>
         <w:tab/>
-        <w:t xml:space="preserve">In this collection of notes, we will be exploring a general high level understanding of compilers. As you are likely aware, there are various different compilers for various different languages, and no two compilers are identical. This is why we will be reviewing the core principles that most compilers implement rather than an in depth low-level analysis. Note that compilers and interpreters, while using many of the same techniques, are different enough that they can be considered different things. Dynamically/weakly typed languages such as python, JavaScript, PHP, etc. all use interpreters. </w:t>
-      </w:r>
-    </w:p>
-    <w:p>
-      <w:pPr>
-        <w:pStyle w:val="Normal"/>
-        <w:jc w:val="left"/>
-        <w:rPr>
-          <w:u w:val="none"/>
-        </w:rPr>
-      </w:pPr>
-      <w:r>
-        <w:rPr>
-          <w:u w:val="none"/>
-        </w:rPr>
+        <w:t xml:space="preserve">In this </w:t>
+      </w:r>
+      <w:r>
+        <w:rPr>
+          <w:u w:val="none"/>
+        </w:rPr>
+        <w:t>document</w:t>
+      </w:r>
+      <w:r>
+        <w:rPr>
+          <w:u w:val="none"/>
+        </w:rPr>
+        <w:t xml:space="preserve">, we will be exploring a general high level understanding of compilers. As you are likely aware, there are various </w:t>
+      </w:r>
+      <w:r>
+        <w:rPr>
+          <w:u w:val="none"/>
+        </w:rPr>
+        <w:t>compilers for various languages</w:t>
+      </w:r>
+      <w:r>
+        <w:rPr>
+          <w:u w:val="none"/>
+        </w:rPr>
+        <w:t>. This is why we will be reviewing the core p</w:t>
+      </w:r>
+      <w:r>
+        <w:rPr>
+          <w:u w:val="none"/>
+        </w:rPr>
+        <w:t>hilosophy and principles implemented by the majority of</w:t>
+      </w:r>
+      <w:r>
+        <w:rPr>
+          <w:u w:val="none"/>
+        </w:rPr>
+        <w:t xml:space="preserve"> compilers rather than an in depth low-level analysis </w:t>
+      </w:r>
+      <w:r>
+        <w:rPr>
+          <w:u w:val="none"/>
+        </w:rPr>
+        <w:t>of one particular compiler</w:t>
+      </w:r>
+      <w:r>
+        <w:rPr>
+          <w:u w:val="none"/>
+        </w:rPr>
+        <w:t xml:space="preserve">. Note that compilers and interpreters </w:t>
+      </w:r>
+      <w:r>
+        <w:rPr>
+          <w:u w:val="none"/>
+        </w:rPr>
+        <w:t>(</w:t>
+      </w:r>
+      <w:r>
+        <w:rPr>
+          <w:u w:val="none"/>
+        </w:rPr>
+        <w:t>while using many of the same techniques</w:t>
+      </w:r>
+      <w:r>
+        <w:rPr>
+          <w:u w:val="none"/>
+        </w:rPr>
+        <w:t>)</w:t>
+      </w:r>
+      <w:r>
+        <w:rPr>
+          <w:u w:val="none"/>
+        </w:rPr>
+        <w:t xml:space="preserve"> are different enough that they </w:t>
+      </w:r>
+      <w:r>
+        <w:rPr>
+          <w:u w:val="none"/>
+        </w:rPr>
+        <w:t>are</w:t>
+      </w:r>
+      <w:r>
+        <w:rPr>
+          <w:u w:val="none"/>
+        </w:rPr>
+        <w:t xml:space="preserve"> considered </w:t>
+      </w:r>
+      <w:r>
+        <w:rPr>
+          <w:u w:val="none"/>
+        </w:rPr>
+        <w:t xml:space="preserve">to be two </w:t>
+      </w:r>
+      <w:r>
+        <w:rPr>
+          <w:u w:val="none"/>
+        </w:rPr>
+        <w:t>different things.</w:t>
       </w:r>
     </w:p>
     <w:p>
@@ -85,9 +167,21 @@
         </w:rPr>
       </w:pPr>
       <w:r>
+        <w:rPr/>
+      </w:r>
+    </w:p>
+    <w:p>
+      <w:pPr>
+        <w:pStyle w:val="Normal"/>
+        <w:jc w:val="left"/>
         <w:rPr>
           <w:u w:val="single"/>
         </w:rPr>
+      </w:pPr>
+      <w:r>
+        <w:rPr>
+          <w:u w:val="single"/>
+        </w:rPr>
         <w:t>Differences Between Interpreters and Compilers:</w:t>
       </w:r>
     </w:p>
@@ -104,7 +198,139 @@
           <w:u w:val="none"/>
         </w:rPr>
         <w:tab/>
-        <w:t xml:space="preserve">The aim of compilers and interpreters is the same: translating some input language, A, to some output language, B. The output language is always a lower level language. For example, C compiles to assembly, and Java compiles to Bytecode, which is a meta language that can be understood by the JVM. The primary difference between the two is that the interpreter is ran at program runtime, interpreting and excecuting each line of the program one by one, whereas the compiler must compile the entire source code of the input language and output it as files that take up actual hard drive space. If you’ve programmed in C you will be aware of this, since compiling your source files produces object files (.o) which are essentially machine code that can then be linked with external libraries to create an excecutable. Compiling code takes time, but the program often runs much faster since the code can be optimized. Interpreting a language does not need time for any such compilation phase, however, the programs often run slower at runtime since they are interpreting the code as CPU instructions in real time, and excecuting those instructions all at once. One last difference between the two is that compilers often need to go through a linking phase to link external libraries, however, languages like python do not need to go through such a process since those libraries can be interpreted at runtime along with the source code. </w:t>
+        <w:t xml:space="preserve">The aim of compilers and interpreters is the same: translating some input language, A, to some output language, B. The output language is always a lower level language </w:t>
+      </w:r>
+      <w:r>
+        <w:rPr>
+          <w:u w:val="none"/>
+        </w:rPr>
+        <w:t>ie. a more simplistic language</w:t>
+      </w:r>
+      <w:r>
+        <w:rPr>
+          <w:u w:val="none"/>
+        </w:rPr>
+        <w:t xml:space="preserve">. For example, C compiles to assembly, and Java compiles to Bytecode, which is a meta language that can be understood by the JVM. The primary difference between the two is that the interpreter is ran at runtime, interpreting and excecuting each line of the program one </w:t>
+      </w:r>
+      <w:r>
+        <w:rPr>
+          <w:u w:val="none"/>
+        </w:rPr>
+        <w:t>step at a time</w:t>
+      </w:r>
+      <w:r>
+        <w:rPr>
+          <w:u w:val="none"/>
+        </w:rPr>
+        <w:t>, whereas the compiler must compile the entire source code of the input language a</w:t>
+      </w:r>
+      <w:r>
+        <w:rPr>
+          <w:u w:val="none"/>
+        </w:rPr>
+        <w:t>nd store the output into</w:t>
+      </w:r>
+      <w:r>
+        <w:rPr>
+          <w:u w:val="none"/>
+        </w:rPr>
+        <w:t xml:space="preserve"> files that take up actual hard drive space. If you’ve programmed in C you will be aware of this, since compiling your source files produces object files (.o) which are essentially machine code that can then be linked with external libraries to create an excecutable. Compiling code takes time, but the </w:t>
+      </w:r>
+      <w:r>
+        <w:rPr>
+          <w:u w:val="none"/>
+        </w:rPr>
+        <w:t xml:space="preserve">resultant </w:t>
+      </w:r>
+      <w:r>
+        <w:rPr>
+          <w:u w:val="none"/>
+        </w:rPr>
+        <w:t xml:space="preserve">program often runs much faster since the code can be optimized </w:t>
+      </w:r>
+      <w:r>
+        <w:rPr>
+          <w:u w:val="none"/>
+        </w:rPr>
+        <w:t>during compile-time</w:t>
+      </w:r>
+      <w:r>
+        <w:rPr>
+          <w:u w:val="none"/>
+        </w:rPr>
+        <w:t xml:space="preserve">. Interpreting a language does not </w:t>
+      </w:r>
+      <w:r>
+        <w:rPr>
+          <w:u w:val="none"/>
+        </w:rPr>
+        <w:t>take any initial time before the program is executed</w:t>
+      </w:r>
+      <w:r>
+        <w:rPr>
+          <w:u w:val="none"/>
+        </w:rPr>
+        <w:t xml:space="preserve">, however, the programs often run slower </w:t>
+      </w:r>
+      <w:r>
+        <w:rPr>
+          <w:u w:val="none"/>
+        </w:rPr>
+        <w:t>during</w:t>
+      </w:r>
+      <w:r>
+        <w:rPr>
+          <w:u w:val="none"/>
+        </w:rPr>
+        <w:t xml:space="preserve"> runtime since the </w:t>
+      </w:r>
+      <w:r>
+        <w:rPr>
+          <w:u w:val="none"/>
+        </w:rPr>
+        <w:t>interpreter is</w:t>
+      </w:r>
+      <w:r>
+        <w:rPr>
+          <w:u w:val="none"/>
+        </w:rPr>
+        <w:t xml:space="preserve"> interpreting the code </w:t>
+      </w:r>
+      <w:r>
+        <w:rPr>
+          <w:u w:val="none"/>
+        </w:rPr>
+        <w:t>into CPU</w:t>
+      </w:r>
+      <w:r>
+        <w:rPr>
+          <w:u w:val="none"/>
+        </w:rPr>
+        <w:t xml:space="preserve"> instructions in real time, </w:t>
+      </w:r>
+      <w:r>
+        <w:rPr>
+          <w:u w:val="none"/>
+        </w:rPr>
+        <w:t>as well as</w:t>
+      </w:r>
+      <w:r>
+        <w:rPr>
+          <w:u w:val="none"/>
+        </w:rPr>
+        <w:t xml:space="preserve"> excecuting those instructions all at once. One last difference between </w:t>
+      </w:r>
+      <w:r>
+        <w:rPr>
+          <w:u w:val="none"/>
+        </w:rPr>
+        <w:t>compilers and interpreters</w:t>
+      </w:r>
+      <w:r>
+        <w:rPr>
+          <w:u w:val="none"/>
+        </w:rPr>
+        <w:t xml:space="preserve"> is that compilers often need to go through a linking phase to link external libraries; however, languages like python do not need to go through such a process since those libraries can be interpreted at runtime along with the source code. </w:t>
       </w:r>
     </w:p>
     <w:p>
@@ -192,6 +418,18 @@
         </w:rPr>
       </w:pPr>
       <w:r>
+        <w:rPr/>
+      </w:r>
+    </w:p>
+    <w:p>
+      <w:pPr>
+        <w:pStyle w:val="Normal"/>
+        <w:jc w:val="left"/>
+        <w:rPr>
+          <w:u w:val="single"/>
+        </w:rPr>
+      </w:pPr>
+      <w:r>
         <w:rPr>
           <w:b w:val="false"/>
           <w:bCs w:val="false"/>
@@ -213,7 +451,7 @@
           <w:bCs w:val="false"/>
           <w:u w:val="none"/>
         </w:rPr>
-        <w:t xml:space="preserve"> Compilers are a subset of language processors. Other subsets of language processors include interpreters, text editors, text-to-speech, grammar checkers, etc. Essentially anything that interprets some character stream to something else.</w:t>
+        <w:t xml:space="preserve"> Compilers are a subset of language processors. Other subsets of language processors include interpreters, text editors, text-to-speech, grammar checkers, etc. </w:t>
       </w:r>
     </w:p>
     <w:p>
@@ -265,7 +503,23 @@
           <w:bCs w:val="false"/>
           <w:u w:val="none"/>
         </w:rPr>
-        <w:t>We’ve already discussed interpreters, but it should be noted that they are a subset of compilers (which is a subset of language processors).</w:t>
+        <w:t xml:space="preserve">We’ve already discussed interpreters, but it should be noted that they are a subset of compilers (which </w:t>
+      </w:r>
+      <w:r>
+        <w:rPr>
+          <w:b w:val="false"/>
+          <w:bCs w:val="false"/>
+          <w:u w:val="none"/>
+        </w:rPr>
+        <w:t>are themselves a</w:t>
+      </w:r>
+      <w:r>
+        <w:rPr>
+          <w:b w:val="false"/>
+          <w:bCs w:val="false"/>
+          <w:u w:val="none"/>
+        </w:rPr>
+        <w:t xml:space="preserve"> subset of language processors).</w:t>
       </w:r>
     </w:p>
     <w:p>
@@ -319,7 +573,71 @@
           <w:u w:val="none"/>
         </w:rPr>
         <w:tab/>
-        <w:t>Perhaps you’ve heard of language paradigms. These are abstract concepts that express a particular “kind” of language. One such paradigm, with which you are familiar, is OOP. Other kinds of paradigms include: procedural, functional, logical, parallel, scripting, markup, and specification. Here is a summary of each:</w:t>
+        <w:t xml:space="preserve">Perhaps you’ve heard of </w:t>
+      </w:r>
+      <w:r>
+        <w:rPr>
+          <w:b w:val="false"/>
+          <w:bCs w:val="false"/>
+          <w:u w:val="none"/>
+        </w:rPr>
+        <w:t>one or more</w:t>
+      </w:r>
+      <w:r>
+        <w:rPr>
+          <w:b w:val="false"/>
+          <w:bCs w:val="false"/>
+          <w:u w:val="none"/>
+        </w:rPr>
+        <w:t xml:space="preserve"> “language paradigm</w:t>
+      </w:r>
+      <w:r>
+        <w:rPr>
+          <w:b w:val="false"/>
+          <w:bCs w:val="false"/>
+          <w:u w:val="none"/>
+        </w:rPr>
+        <w:t>s</w:t>
+      </w:r>
+      <w:r>
+        <w:rPr>
+          <w:b w:val="false"/>
+          <w:bCs w:val="false"/>
+          <w:u w:val="none"/>
+        </w:rPr>
+        <w:t xml:space="preserve">”. These are abstract concepts </w:t>
+      </w:r>
+      <w:r>
+        <w:rPr>
+          <w:b w:val="false"/>
+          <w:bCs w:val="false"/>
+          <w:u w:val="none"/>
+        </w:rPr>
+        <w:t>which are used to</w:t>
+      </w:r>
+      <w:r>
+        <w:rPr>
+          <w:b w:val="false"/>
+          <w:bCs w:val="false"/>
+          <w:u w:val="none"/>
+        </w:rPr>
+        <w:t xml:space="preserve"> express a particular “kind” of language. One such paradigm, with which you are </w:t>
+      </w:r>
+      <w:r>
+        <w:rPr>
+          <w:b w:val="false"/>
+          <w:bCs w:val="false"/>
+          <w:u w:val="none"/>
+        </w:rPr>
+        <w:t xml:space="preserve">likely </w:t>
+      </w:r>
+      <w:r>
+        <w:rPr>
+          <w:b w:val="false"/>
+          <w:bCs w:val="false"/>
+          <w:u w:val="none"/>
+        </w:rPr>
+        <w:t>familiar, is OOP. Other kinds of paradigms include: procedural, functional, logical, parallel, scripting, markup, and specification. Here is a summary of each:</w:t>
       </w:r>
     </w:p>
     <w:p>
@@ -372,7 +690,135 @@
           <w:bCs w:val="false"/>
           <w:u w:val="none"/>
         </w:rPr>
-        <w:t>Object Oriented Programming languages are built upon the principle of objects, their attributes (instance variables), and behaviours (methods). They often benefit from having polymorphism as a central doctrine.</w:t>
+        <w:t xml:space="preserve">Object-Oriented Programming languages are built </w:t>
+      </w:r>
+      <w:r>
+        <w:rPr>
+          <w:b w:val="false"/>
+          <w:bCs w:val="false"/>
+          <w:u w:val="none"/>
+        </w:rPr>
+        <w:t xml:space="preserve">primarily </w:t>
+      </w:r>
+      <w:r>
+        <w:rPr>
+          <w:b w:val="false"/>
+          <w:bCs w:val="false"/>
+          <w:u w:val="none"/>
+        </w:rPr>
+        <w:t xml:space="preserve">upon the </w:t>
+      </w:r>
+      <w:r>
+        <w:rPr>
+          <w:b w:val="false"/>
+          <w:bCs w:val="false"/>
+          <w:u w:val="none"/>
+        </w:rPr>
+        <w:t>concept of “objects”</w:t>
+      </w:r>
+      <w:r>
+        <w:rPr>
+          <w:b w:val="false"/>
+          <w:bCs w:val="false"/>
+          <w:u w:val="none"/>
+        </w:rPr>
+        <w:t xml:space="preserve">, </w:t>
+      </w:r>
+      <w:r>
+        <w:rPr>
+          <w:b w:val="false"/>
+          <w:bCs w:val="false"/>
+          <w:u w:val="none"/>
+        </w:rPr>
+        <w:t>namely, an objects</w:t>
+      </w:r>
+      <w:r>
+        <w:rPr>
+          <w:b w:val="false"/>
+          <w:bCs w:val="false"/>
+          <w:u w:val="none"/>
+        </w:rPr>
+        <w:t xml:space="preserve"> attributes </w:t>
+      </w:r>
+      <w:r>
+        <w:rPr>
+          <w:b w:val="false"/>
+          <w:bCs w:val="false"/>
+          <w:u w:val="none"/>
+        </w:rPr>
+        <w:t xml:space="preserve">(how we can describe an object), which are represented as </w:t>
+      </w:r>
+      <w:r>
+        <w:rPr>
+          <w:b w:val="false"/>
+          <w:bCs w:val="false"/>
+          <w:u w:val="none"/>
+        </w:rPr>
+        <w:t xml:space="preserve">instance variables, and </w:t>
+      </w:r>
+      <w:r>
+        <w:rPr>
+          <w:b w:val="false"/>
+          <w:bCs w:val="false"/>
+          <w:u w:val="none"/>
+        </w:rPr>
+        <w:t>their</w:t>
+      </w:r>
+      <w:r>
+        <w:rPr>
+          <w:b w:val="false"/>
+          <w:bCs w:val="false"/>
+          <w:u w:val="none"/>
+        </w:rPr>
+        <w:t xml:space="preserve"> behaviours (</w:t>
+      </w:r>
+      <w:r>
+        <w:rPr>
+          <w:b w:val="false"/>
+          <w:bCs w:val="false"/>
+          <w:u w:val="none"/>
+        </w:rPr>
+        <w:t>what sorts of actions the object can perform</w:t>
+      </w:r>
+      <w:r>
+        <w:rPr>
+          <w:b w:val="false"/>
+          <w:bCs w:val="false"/>
+          <w:u w:val="none"/>
+        </w:rPr>
+        <w:t xml:space="preserve">), </w:t>
+      </w:r>
+      <w:r>
+        <w:rPr>
+          <w:b w:val="false"/>
+          <w:bCs w:val="false"/>
+          <w:u w:val="none"/>
+        </w:rPr>
+        <w:t>which are represented as methods</w:t>
+      </w:r>
+      <w:r>
+        <w:rPr>
+          <w:b w:val="false"/>
+          <w:bCs w:val="false"/>
+          <w:u w:val="none"/>
+        </w:rPr>
+        <w:t xml:space="preserve">. They often benefit </w:t>
+      </w:r>
+      <w:r>
+        <w:rPr>
+          <w:b w:val="false"/>
+          <w:bCs w:val="false"/>
+          <w:u w:val="none"/>
+        </w:rPr>
+        <w:t>in bussiness-oriented environments due to the upholding of</w:t>
+      </w:r>
+      <w:r>
+        <w:rPr>
+          <w:b w:val="false"/>
+          <w:bCs w:val="false"/>
+          <w:u w:val="none"/>
+        </w:rPr>
+        <w:t xml:space="preserve"> polymorphism as a central doctrine.</w:t>
       </w:r>
     </w:p>
     <w:p>
@@ -449,7 +895,23 @@
           <w:bCs w:val="false"/>
           <w:u w:val="none"/>
         </w:rPr>
-        <w:t xml:space="preserve"> within other paradigms might also be defined as being procedural. Essentially, procedural languages specify “what to do” and “how to do it” in a step by step fashion (a procedure). Some procedural languages include: C, COBOL, FORTRAN, ALGOL, BASIC, and Pascal. Easier than understanding what qualifies as a procedural langauge is to understand which languages </w:t>
+        <w:t xml:space="preserve"> within other paradigms might also be </w:t>
+      </w:r>
+      <w:r>
+        <w:rPr>
+          <w:b w:val="false"/>
+          <w:bCs w:val="false"/>
+          <w:u w:val="none"/>
+        </w:rPr>
+        <w:t>considered</w:t>
+      </w:r>
+      <w:r>
+        <w:rPr>
+          <w:b w:val="false"/>
+          <w:bCs w:val="false"/>
+          <w:u w:val="none"/>
+        </w:rPr>
+        <w:t xml:space="preserve"> as being procedural. Essentially, procedural languages specify “what to do” and “how to do it” in a step by step fashion (a procedure). Some procedural languages include: C, COBOL, FORTRAN, ALGOL, BASIC, and Pascal. Easier than understanding what qualifies as a procedural langauge is to understand which languages </w:t>
       </w:r>
       <w:r>
         <w:rPr>
@@ -528,7 +990,27 @@
           <w:iCs w:val="false"/>
           <w:u w:val="none"/>
         </w:rPr>
-        <w:t>Functional programming languages are related to mathematics and are almost always dynamically typed. Since they do not support type safety (state), they rarely crash or have bugs. They also have other advantages such as efficient parallel programming, nested functions, and lazy evaluation. Such languages include Python, Erlang, Haskell, Clojure, Lisp, etc.</w:t>
+        <w:t xml:space="preserve">Functional programming languages are related to mathematics and are almost always dynamically-typed. Since they do not support type safety (state), they rarely crash or have bugs. They also have other advantages such as efficient parallel programming, nested functions, and lazy evaluation. Such languages include </w:t>
+      </w:r>
+      <w:r>
+        <w:rPr>
+          <w:b w:val="false"/>
+          <w:bCs w:val="false"/>
+          <w:i w:val="false"/>
+          <w:iCs w:val="false"/>
+          <w:u w:val="none"/>
+        </w:rPr>
+        <w:t xml:space="preserve">R, </w:t>
+      </w:r>
+      <w:r>
+        <w:rPr>
+          <w:b w:val="false"/>
+          <w:bCs w:val="false"/>
+          <w:i w:val="false"/>
+          <w:iCs w:val="false"/>
+          <w:u w:val="none"/>
+        </w:rPr>
+        <w:t>Python, Erlang, Haskell, Clojure, Lisp, etc.</w:t>
       </w:r>
     </w:p>
     <w:p>
@@ -646,7 +1128,27 @@
           <w:iCs w:val="false"/>
           <w:u w:val="none"/>
         </w:rPr>
-        <w:t xml:space="preserve"> Parallel/Concurrent programming languages utilize threads to excecute various parts of a program in parallel ie. At the same time. Since parallel languages rely on this paradigm, programmers often need to consider more carefully the libraries that they implement.</w:t>
+        <w:t xml:space="preserve"> Parallel/Concurrent programming languages utilize threads to excecute various parts of a program in parallel ie. At the same time. Since parallel languages rely on this paradigm, programmers often need to </w:t>
+      </w:r>
+      <w:r>
+        <w:rPr>
+          <w:b w:val="false"/>
+          <w:bCs w:val="false"/>
+          <w:i w:val="false"/>
+          <w:iCs w:val="false"/>
+          <w:u w:val="none"/>
+        </w:rPr>
+        <w:t>take careful consideration as to which</w:t>
+      </w:r>
+      <w:r>
+        <w:rPr>
+          <w:b w:val="false"/>
+          <w:bCs w:val="false"/>
+          <w:i w:val="false"/>
+          <w:iCs w:val="false"/>
+          <w:u w:val="none"/>
+        </w:rPr>
+        <w:t xml:space="preserve"> libraries they implement.</w:t>
       </w:r>
     </w:p>
     <w:p>
@@ -705,7 +1207,87 @@
           <w:iCs w:val="false"/>
           <w:u w:val="none"/>
         </w:rPr>
-        <w:t xml:space="preserve"> Scripting languages are often interpreted languages that run procedurally. While not always, they often rely on system core utilities/binaries such as the GNU core utils to excecute instructions. Bash, Batch, PowerShell, Visual Basic, and BASIC, are examples of scripting languages that do this. However, languages like Python, R, Perl, Ruby, PHP, and JavaScript are all examples of standalone scripting languages.</w:t>
+        <w:t xml:space="preserve"> Scripting languages are often interpreted languages that run procedurally. While not always, they often rely on </w:t>
+      </w:r>
+      <w:r>
+        <w:rPr>
+          <w:b w:val="false"/>
+          <w:bCs w:val="false"/>
+          <w:i w:val="false"/>
+          <w:iCs w:val="false"/>
+          <w:u w:val="none"/>
+        </w:rPr>
+        <w:t>a</w:t>
+      </w:r>
+      <w:r>
+        <w:rPr>
+          <w:b w:val="false"/>
+          <w:bCs w:val="false"/>
+          <w:i w:val="false"/>
+          <w:iCs w:val="false"/>
+          <w:u w:val="none"/>
+        </w:rPr>
+        <w:t xml:space="preserve"> system’</w:t>
+      </w:r>
+      <w:r>
+        <w:rPr>
+          <w:b w:val="false"/>
+          <w:bCs w:val="false"/>
+          <w:i w:val="false"/>
+          <w:iCs w:val="false"/>
+          <w:u w:val="none"/>
+        </w:rPr>
+        <w:t>s</w:t>
+      </w:r>
+      <w:r>
+        <w:rPr>
+          <w:b w:val="false"/>
+          <w:bCs w:val="false"/>
+          <w:i w:val="false"/>
+          <w:iCs w:val="false"/>
+          <w:u w:val="none"/>
+        </w:rPr>
+        <w:t xml:space="preserve"> core utilities/binaries such as the GNU core utils, </w:t>
+      </w:r>
+      <w:r>
+        <w:rPr>
+          <w:b w:val="false"/>
+          <w:bCs w:val="false"/>
+          <w:i w:val="false"/>
+          <w:iCs w:val="false"/>
+          <w:u w:val="none"/>
+        </w:rPr>
+        <w:t>which are typically written in another language such as C</w:t>
+      </w:r>
+      <w:r>
+        <w:rPr>
+          <w:b w:val="false"/>
+          <w:bCs w:val="false"/>
+          <w:i w:val="false"/>
+          <w:iCs w:val="false"/>
+          <w:u w:val="none"/>
+        </w:rPr>
+        <w:t xml:space="preserve">. Bash, Batch, PowerShell, Visual Basic, and BASIC, are examples of scripting languages </w:t>
+      </w:r>
+      <w:r>
+        <w:rPr>
+          <w:b w:val="false"/>
+          <w:bCs w:val="false"/>
+          <w:i w:val="false"/>
+          <w:iCs w:val="false"/>
+          <w:u w:val="none"/>
+        </w:rPr>
+        <w:t>rely on pre-written system commands</w:t>
+      </w:r>
+      <w:r>
+        <w:rPr>
+          <w:b w:val="false"/>
+          <w:bCs w:val="false"/>
+          <w:i w:val="false"/>
+          <w:iCs w:val="false"/>
+          <w:u w:val="none"/>
+        </w:rPr>
+        <w:t>. However, languages like Python, R, Perl, Ruby, PHP, and JavaScript are all examples of standalone scripting languages.</w:t>
       </w:r>
     </w:p>
     <w:p>
@@ -776,7 +1358,49 @@
           <w:spacing w:val="0"/>
           <w:u w:val="none"/>
         </w:rPr>
-        <w:t>SGML, HTML and XML. They typically use some sort of parent child relationship between tags called elements. For instance in HTML, you might have a paragraph element wrapped inside a bold element. The bold element would be the parent of the paragraph element in this case. Markup languages are not compiled.</w:t>
+        <w:t xml:space="preserve">SGML, HTML and XML. They typically use some sort of parent-child relationship between tags called elements. For instance in HTML, you might have a paragraph element wrapped inside a bold element. The bold element would be the parent of the paragraph element in this case. Markup languages </w:t>
+      </w:r>
+      <w:r>
+        <w:rPr>
+          <w:rFonts w:ascii="sans-serif" w:hAnsi="sans-serif"/>
+          <w:b w:val="false"/>
+          <w:bCs w:val="false"/>
+          <w:i w:val="false"/>
+          <w:iCs w:val="false"/>
+          <w:caps w:val="false"/>
+          <w:smallCaps w:val="false"/>
+          <w:spacing w:val="0"/>
+          <w:u w:val="none"/>
+        </w:rPr>
+        <w:t>contain no logical statements</w:t>
+      </w:r>
+      <w:r>
+        <w:rPr>
+          <w:rFonts w:ascii="sans-serif" w:hAnsi="sans-serif"/>
+          <w:b w:val="false"/>
+          <w:bCs w:val="false"/>
+          <w:i w:val="false"/>
+          <w:iCs w:val="false"/>
+          <w:caps w:val="false"/>
+          <w:smallCaps w:val="false"/>
+          <w:spacing w:val="0"/>
+          <w:u w:val="none"/>
+        </w:rPr>
+        <w:t xml:space="preserve">. </w:t>
+      </w:r>
+      <w:r>
+        <w:rPr>
+          <w:rFonts w:ascii="sans-serif" w:hAnsi="sans-serif"/>
+          <w:b w:val="false"/>
+          <w:bCs w:val="false"/>
+          <w:i w:val="false"/>
+          <w:iCs w:val="false"/>
+          <w:caps w:val="false"/>
+          <w:smallCaps w:val="false"/>
+          <w:spacing w:val="0"/>
+          <w:u w:val="none"/>
+        </w:rPr>
+        <w:t>For this reason, they are not compiled in the traditional sense, although we can “compile” markup languages into visual formats such as webpages or PDFs.</w:t>
       </w:r>
     </w:p>
     <w:p>
@@ -914,7 +1538,64 @@
           <w:spacing w:val="0"/>
           <w:u w:val="single"/>
         </w:rPr>
-        <w:t>An Overview of the Compilation Process:</w:t>
+        <w:t xml:space="preserve">An Overview of the C </w:t>
+      </w:r>
+      <w:r>
+        <w:rPr>
+          <w:rFonts w:ascii="sans-serif" w:hAnsi="sans-serif"/>
+          <w:b w:val="false"/>
+          <w:bCs w:val="false"/>
+          <w:i w:val="false"/>
+          <w:iCs w:val="false"/>
+          <w:caps w:val="false"/>
+          <w:smallCaps w:val="false"/>
+          <w:spacing w:val="0"/>
+          <w:u w:val="single"/>
+        </w:rPr>
+        <w:t>Toolchain</w:t>
+      </w:r>
+      <w:r>
+        <w:rPr>
+          <w:rFonts w:ascii="sans-serif" w:hAnsi="sans-serif"/>
+          <w:b w:val="false"/>
+          <w:bCs w:val="false"/>
+          <w:i w:val="false"/>
+          <w:iCs w:val="false"/>
+          <w:caps w:val="false"/>
+          <w:smallCaps w:val="false"/>
+          <w:spacing w:val="0"/>
+          <w:u w:val="single"/>
+        </w:rPr>
+        <w:t>:</w:t>
+        <w:br/>
+      </w:r>
+      <w:r>
+        <w:rPr>
+          <w:rFonts w:ascii="sans-serif" w:hAnsi="sans-serif"/>
+          <w:b w:val="false"/>
+          <w:bCs w:val="false"/>
+          <w:i w:val="false"/>
+          <w:iCs w:val="false"/>
+          <w:caps w:val="false"/>
+          <w:smallCaps w:val="false"/>
+          <w:spacing w:val="0"/>
+          <w:u w:val="none"/>
+        </w:rPr>
+        <w:tab/>
+      </w:r>
+      <w:r>
+        <w:rPr>
+          <w:rFonts w:ascii="sans-serif" w:hAnsi="sans-serif"/>
+          <w:b w:val="false"/>
+          <w:bCs w:val="false"/>
+          <w:i w:val="false"/>
+          <w:iCs w:val="false"/>
+          <w:caps w:val="false"/>
+          <w:smallCaps w:val="false"/>
+          <w:spacing w:val="0"/>
+          <w:u w:val="none"/>
+        </w:rPr>
+        <w:t xml:space="preserve">To kick things off, we’ll be looking at a basic overview of the C toolchain. The C toolchain, in case you weren’t familiar, is a collection of applications (which include the C compiler) that are ran in sequence with the aim of compiling code. </w:t>
       </w:r>
     </w:p>
     <w:p>
@@ -977,65 +1658,89 @@
       </w:r>
       <w:r>
         <w:rPr>
-          <w:rFonts w:ascii="sans-serif" w:hAnsi="sans-serif"/>
-          <w:b w:val="false"/>
-          <w:bCs w:val="false"/>
-          <w:i w:val="false"/>
-          <w:iCs w:val="false"/>
-          <w:caps w:val="false"/>
-          <w:smallCaps w:val="false"/>
-          <w:spacing w:val="0"/>
-          <w:u w:val="none"/>
-        </w:rPr>
-        <w:tab/>
-      </w:r>
-    </w:p>
-    <w:p>
-      <w:pPr>
-        <w:pStyle w:val="Normal"/>
-        <w:jc w:val="left"/>
-        <w:rPr>
-          <w:b w:val="false"/>
-          <w:b w:val="false"/>
-          <w:bCs w:val="false"/>
-          <w:u w:val="none"/>
-        </w:rPr>
-      </w:pPr>
-      <w:r>
-        <w:rPr>
-          <w:b w:val="false"/>
-          <w:bCs w:val="false"/>
-          <w:i w:val="false"/>
-          <w:iCs w:val="false"/>
-          <w:u w:val="none"/>
-        </w:rPr>
-        <w:t>The compilation process includes all of the steps on</w:t>
-      </w:r>
-      <w:r>
-        <w:rPr>
-          <w:rFonts w:eastAsia="Calibri" w:cs="Noto Kufi Arabic"/>
-          <w:b w:val="false"/>
-          <w:bCs w:val="false"/>
-          <w:i w:val="false"/>
-          <w:iCs w:val="false"/>
-          <w:color w:val="auto"/>
-          <w:kern w:val="0"/>
-          <w:sz w:val="22"/>
-          <w:szCs w:val="22"/>
-          <w:u w:val="none"/>
-          <w:lang w:val="en-CA" w:eastAsia="en-US" w:bidi="ar-SA"/>
-        </w:rPr>
-        <w:t xml:space="preserve"> the left</w:t>
-      </w:r>
-      <w:r>
-        <w:rPr>
-          <w:b w:val="false"/>
-          <w:bCs w:val="false"/>
-          <w:i w:val="false"/>
-          <w:iCs w:val="false"/>
-          <w:u w:val="none"/>
-        </w:rPr>
-        <w:t xml:space="preserve"> (plus the loader as well), meaning that the process goes through preprocessing, then compiling, then assembling, linking, and finally, loading. We will only be focusing our attention on the actual compilation process. Typically, compilers such as GCC come included with external or internal preprocessors, assemblers, and linkers. In otherwords, GCC, Clang, MSVC, etc. are more than just compilers. </w:t>
+          <w:b w:val="false"/>
+          <w:bCs w:val="false"/>
+          <w:i w:val="false"/>
+          <w:iCs w:val="false"/>
+          <w:u w:val="none"/>
+        </w:rPr>
+        <w:t>As I mentioned, the C compiler is only one stage of 5 in the C toolchain. As you can see in the diagram, we start with our source code (.c, .cpp, .h files), then run the preprocessor which will process any preprocessor directives as well as strip comments, then we compile our code with the C compiler into assembly code (this is the part that we’ll be focusing on), then the assembler will assemble the assembly code into object code, then we link with external libraries, and finally, the loader loads the program into memory as a process. I outline this process to show you that the compiler itself is not actually all there is to the story. While it might arguably play the biggest role in the pipeline, it is good to keep in mind that we are looking at a fraction of the process needed to convert code into an executable.</w:t>
+      </w:r>
+    </w:p>
+    <w:p>
+      <w:pPr>
+        <w:pStyle w:val="Normal"/>
+        <w:jc w:val="left"/>
+        <w:rPr>
+          <w:b w:val="false"/>
+          <w:b w:val="false"/>
+          <w:bCs w:val="false"/>
+          <w:u w:val="single"/>
+        </w:rPr>
+      </w:pPr>
+      <w:r>
+        <w:rPr>
+          <w:b w:val="false"/>
+          <w:bCs w:val="false"/>
+          <w:u w:val="single"/>
+        </w:rPr>
+      </w:r>
+    </w:p>
+    <w:p>
+      <w:pPr>
+        <w:pStyle w:val="Normal"/>
+        <w:jc w:val="left"/>
+        <w:rPr>
+          <w:b w:val="false"/>
+          <w:b w:val="false"/>
+          <w:bCs w:val="false"/>
+          <w:u w:val="single"/>
+        </w:rPr>
+      </w:pPr>
+      <w:r>
+        <w:rPr>
+          <w:b w:val="false"/>
+          <w:bCs w:val="false"/>
+          <w:u w:val="single"/>
+        </w:rPr>
+      </w:r>
+    </w:p>
+    <w:p>
+      <w:pPr>
+        <w:pStyle w:val="Normal"/>
+        <w:jc w:val="left"/>
+        <w:rPr>
+          <w:b w:val="false"/>
+          <w:b w:val="false"/>
+          <w:bCs w:val="false"/>
+          <w:u w:val="single"/>
+        </w:rPr>
+      </w:pPr>
+      <w:r>
+        <w:rPr>
+          <w:b w:val="false"/>
+          <w:bCs w:val="false"/>
+          <w:u w:val="single"/>
+        </w:rPr>
+      </w:r>
+    </w:p>
+    <w:p>
+      <w:pPr>
+        <w:pStyle w:val="Normal"/>
+        <w:jc w:val="left"/>
+        <w:rPr>
+          <w:b w:val="false"/>
+          <w:b w:val="false"/>
+          <w:bCs w:val="false"/>
+          <w:u w:val="single"/>
+        </w:rPr>
+      </w:pPr>
+      <w:r>
+        <w:rPr>
+          <w:b w:val="false"/>
+          <w:bCs w:val="false"/>
+          <w:u w:val="single"/>
+        </w:rPr>
       </w:r>
     </w:p>
     <w:p>
@@ -1121,7 +1826,7 @@
                   </pic:nvPicPr>
                   <pic:blipFill>
                     <a:blip r:embed="rId3"/>
-                    <a:srcRect l="14123" t="27662" r="13131" b="20541"/>
+                    <a:srcRect l="14123" t="27658" r="13131" b="20541"/>
                     <a:stretch>
                       <a:fillRect/>
                     </a:stretch>
@@ -1171,69 +1876,6 @@
         <w:br/>
         <w:br/>
         <w:br/>
-        <w:br/>
-        <w:br/>
-      </w:r>
-    </w:p>
-    <w:p>
-      <w:pPr>
-        <w:pStyle w:val="Normal"/>
-        <w:jc w:val="left"/>
-        <w:rPr>
-          <w:b w:val="false"/>
-          <w:b w:val="false"/>
-          <w:bCs w:val="false"/>
-          <w:i w:val="false"/>
-          <w:i w:val="false"/>
-          <w:iCs w:val="false"/>
-          <w:u w:val="none"/>
-        </w:rPr>
-      </w:pPr>
-      <w:r>
-        <w:rPr>
-          <w:b w:val="false"/>
-          <w:bCs w:val="false"/>
-          <w:i w:val="false"/>
-          <w:iCs w:val="false"/>
-          <w:u w:val="none"/>
-        </w:rPr>
-        <w:br/>
-        <w:br/>
-        <w:t xml:space="preserve">The internals of the compiler can be broken up in to 2 primary subcategories: The font end, called the Analysis Phase, and the back end, called the Synthesis Phase. The Analysis Phase is concerned with breaking up characters into words or symbols called lexemes and creating an intermediate language that is not yet ready for execution. The Synthesis Phase is concerned with comparing the intermediate language with the symbol table to create our output language. </w:t>
-      </w:r>
-      <w:r>
-        <w:rPr>
-          <w:b w:val="false"/>
-          <w:bCs w:val="false"/>
-          <w:i w:val="false"/>
-          <w:iCs w:val="false"/>
-          <w:u w:val="none"/>
-        </w:rPr>
-        <w:t>In laymans terms, analysis can be though of as analysing the raw text, and synthesis can be thought of as generating the actual target language.</w:t>
-      </w:r>
-    </w:p>
-    <w:p>
-      <w:pPr>
-        <w:pStyle w:val="Normal"/>
-        <w:jc w:val="left"/>
-        <w:rPr>
-          <w:b w:val="false"/>
-          <w:b w:val="false"/>
-          <w:bCs w:val="false"/>
-          <w:i w:val="false"/>
-          <w:i w:val="false"/>
-          <w:iCs w:val="false"/>
-          <w:u w:val="none"/>
-        </w:rPr>
-      </w:pPr>
-      <w:r>
-        <w:rPr>
-          <w:b w:val="false"/>
-          <w:bCs w:val="false"/>
-          <w:i w:val="false"/>
-          <w:iCs w:val="false"/>
-          <w:u w:val="none"/>
-        </w:rPr>
       </w:r>
     </w:p>
     <w:p>
@@ -1259,56 +1901,57 @@
           <w:u w:val="none"/>
         </w:rPr>
         <w:tab/>
-        <w:t>We will only be reviewing the front end of the compiler in depth, though perhaps one day I will write notes for the back end as well at some point. As you can tell from the chart, the flow goes from top to bottom, from the Lexical Analyser, to the target program. Technically, there is an additional step which we will be analysing, called the buffer, which simply copies the stream of characters from our program source file to a buffer which we allocate in memory. Here is an overview of each step in the compilation process:</w:t>
-      </w:r>
-    </w:p>
-    <w:p>
-      <w:pPr>
-        <w:pStyle w:val="Normal"/>
-        <w:jc w:val="left"/>
-        <w:rPr>
-          <w:b w:val="false"/>
-          <w:b w:val="false"/>
-          <w:bCs w:val="false"/>
-          <w:i w:val="false"/>
-          <w:i w:val="false"/>
-          <w:iCs w:val="false"/>
-          <w:u w:val="none"/>
-        </w:rPr>
-      </w:pPr>
-      <w:r>
-        <w:rPr>
-          <w:b w:val="false"/>
-          <w:bCs w:val="false"/>
-          <w:i w:val="false"/>
-          <w:iCs w:val="false"/>
-          <w:u w:val="none"/>
-        </w:rPr>
-      </w:r>
-    </w:p>
-    <w:p>
-      <w:pPr>
-        <w:pStyle w:val="Normal"/>
-        <w:jc w:val="left"/>
-        <w:rPr>
-          <w:b w:val="false"/>
-          <w:b w:val="false"/>
-          <w:bCs w:val="false"/>
-          <w:i w:val="false"/>
-          <w:i w:val="false"/>
-          <w:iCs w:val="false"/>
-          <w:u w:val="none"/>
-        </w:rPr>
-      </w:pPr>
-      <w:r>
-        <w:rPr>
-          <w:b w:val="false"/>
-          <w:bCs w:val="false"/>
-          <w:i w:val="false"/>
-          <w:iCs w:val="false"/>
-          <w:u w:val="none"/>
-        </w:rPr>
-        <w:t xml:space="preserve">- </w:t>
+        <w:t xml:space="preserve">The diagram above represents the compiler pipeline ie. the steps that the compiler goes through (not including preprocessor, assembler, linker, or loader). </w:t>
+      </w:r>
+      <w:r>
+        <w:rPr>
+          <w:b w:val="false"/>
+          <w:bCs w:val="false"/>
+          <w:i w:val="false"/>
+          <w:iCs w:val="false"/>
+          <w:u w:val="none"/>
+        </w:rPr>
+        <w:t xml:space="preserve">The internals of the compiler can be broken up in to 2 primary subcategories: The font end, called the Analysis Phase </w:t>
+      </w:r>
+      <w:r>
+        <w:rPr>
+          <w:b w:val="false"/>
+          <w:bCs w:val="false"/>
+          <w:i w:val="false"/>
+          <w:iCs w:val="false"/>
+          <w:u w:val="none"/>
+        </w:rPr>
+        <w:t>(top half, tinted blue)</w:t>
+      </w:r>
+      <w:r>
+        <w:rPr>
+          <w:b w:val="false"/>
+          <w:bCs w:val="false"/>
+          <w:i w:val="false"/>
+          <w:iCs w:val="false"/>
+          <w:u w:val="none"/>
+        </w:rPr>
+        <w:t xml:space="preserve">, and the back end, called the Synthesis Phase </w:t>
+      </w:r>
+      <w:r>
+        <w:rPr>
+          <w:b w:val="false"/>
+          <w:bCs w:val="false"/>
+          <w:i w:val="false"/>
+          <w:iCs w:val="false"/>
+          <w:u w:val="none"/>
+        </w:rPr>
+        <w:t>(bottom half, tinted green)</w:t>
+      </w:r>
+      <w:r>
+        <w:rPr>
+          <w:b w:val="false"/>
+          <w:bCs w:val="false"/>
+          <w:i w:val="false"/>
+          <w:iCs w:val="false"/>
+          <w:u w:val="none"/>
+        </w:rPr>
+        <w:t xml:space="preserve">. The Analysis Phase is concerned with breaking up characters into words or symbols called </w:t>
       </w:r>
       <w:r>
         <w:rPr>
@@ -1318,17 +1961,127 @@
           <w:iCs w:val="false"/>
           <w:u w:val="none"/>
         </w:rPr>
-        <w:t>Buffer:</w:t>
-      </w:r>
-      <w:r>
-        <w:rPr>
-          <w:b w:val="false"/>
-          <w:bCs w:val="false"/>
-          <w:i w:val="false"/>
-          <w:iCs w:val="false"/>
-          <w:u w:val="none"/>
-        </w:rPr>
-        <w:t xml:space="preserve"> The buffer is a simple program that allocates the appropriate amount of memory in the heap and then reads the source code, copying each character into the buffer one by one. This is done so that we can easily manipulate the data contained within the buffer since we want to leave the source code file untouched. In C, this might be accomplished by creating a struct with a const char* that will represent the buffer itself, and can be dynamically resized using realloc() if it ever gets full. Another function might read from the file one character at a time, and yet another that might write characters into the buffer. Various other functions might need to be considered, such as how to clear the buffer, resize the buffer, move the read and write position of the file pointer, etc. A final note about the buffer is that we can create multiple instances of it such as a buffer for lexemes or string literals which we will talk about later.</w:t>
+        <w:t>lexemes</w:t>
+      </w:r>
+      <w:r>
+        <w:rPr>
+          <w:b w:val="false"/>
+          <w:bCs w:val="false"/>
+          <w:i w:val="false"/>
+          <w:iCs w:val="false"/>
+          <w:u w:val="none"/>
+        </w:rPr>
+        <w:t xml:space="preserve"> and creating an intermediate language that is not yet ready for execution. The Synthesis Phase is concerned with comparing the intermediate language with the symbol table to create our output language. In laymans terms, analysis can be though of as analysing the raw text, and synthesis can be thought of as generating the actual target language.</w:t>
+      </w:r>
+    </w:p>
+    <w:p>
+      <w:pPr>
+        <w:pStyle w:val="Normal"/>
+        <w:jc w:val="left"/>
+        <w:rPr>
+          <w:b w:val="false"/>
+          <w:b w:val="false"/>
+          <w:bCs w:val="false"/>
+          <w:i w:val="false"/>
+          <w:i w:val="false"/>
+          <w:iCs w:val="false"/>
+          <w:u w:val="none"/>
+        </w:rPr>
+      </w:pPr>
+      <w:r>
+        <w:rPr>
+          <w:b w:val="false"/>
+          <w:bCs w:val="false"/>
+          <w:i w:val="false"/>
+          <w:iCs w:val="false"/>
+          <w:u w:val="none"/>
+        </w:rPr>
+      </w:r>
+    </w:p>
+    <w:p>
+      <w:pPr>
+        <w:pStyle w:val="Normal"/>
+        <w:jc w:val="left"/>
+        <w:rPr>
+          <w:b w:val="false"/>
+          <w:b w:val="false"/>
+          <w:bCs w:val="false"/>
+          <w:i w:val="false"/>
+          <w:i w:val="false"/>
+          <w:iCs w:val="false"/>
+          <w:u w:val="none"/>
+        </w:rPr>
+      </w:pPr>
+      <w:r>
+        <w:rPr>
+          <w:b w:val="false"/>
+          <w:bCs w:val="false"/>
+          <w:i w:val="false"/>
+          <w:iCs w:val="false"/>
+          <w:u w:val="none"/>
+        </w:rPr>
+        <w:tab/>
+        <w:t xml:space="preserve">As you can tell from the chart, the flow goes from top to bottom, from the </w:t>
+      </w:r>
+      <w:r>
+        <w:rPr>
+          <w:b w:val="false"/>
+          <w:bCs w:val="false"/>
+          <w:i w:val="false"/>
+          <w:iCs w:val="false"/>
+          <w:u w:val="none"/>
+        </w:rPr>
+        <w:t>source code</w:t>
+      </w:r>
+      <w:r>
+        <w:rPr>
+          <w:b w:val="false"/>
+          <w:bCs w:val="false"/>
+          <w:i w:val="false"/>
+          <w:iCs w:val="false"/>
+          <w:u w:val="none"/>
+        </w:rPr>
+        <w:t xml:space="preserve">, to the target program. Technically, there is an additional step which </w:t>
+      </w:r>
+      <w:r>
+        <w:rPr>
+          <w:b w:val="false"/>
+          <w:bCs w:val="false"/>
+          <w:i w:val="false"/>
+          <w:iCs w:val="false"/>
+          <w:u w:val="none"/>
+        </w:rPr>
+        <w:t>between the source code and the lexical analyser</w:t>
+      </w:r>
+      <w:r>
+        <w:rPr>
+          <w:b w:val="false"/>
+          <w:bCs w:val="false"/>
+          <w:i w:val="false"/>
+          <w:iCs w:val="false"/>
+          <w:u w:val="none"/>
+        </w:rPr>
+        <w:t xml:space="preserve"> we will be </w:t>
+      </w:r>
+      <w:r>
+        <w:rPr>
+          <w:b w:val="false"/>
+          <w:bCs w:val="false"/>
+          <w:i w:val="false"/>
+          <w:iCs w:val="false"/>
+          <w:u w:val="none"/>
+        </w:rPr>
+        <w:t>covering</w:t>
+      </w:r>
+      <w:r>
+        <w:rPr>
+          <w:b w:val="false"/>
+          <w:bCs w:val="false"/>
+          <w:i w:val="false"/>
+          <w:iCs w:val="false"/>
+          <w:u w:val="none"/>
+        </w:rPr>
+        <w:t>, called the buffer. Here is an overview of each step in the compilation process:</w:t>
       </w:r>
     </w:p>
     <w:p>
@@ -1387,6 +2140,115 @@
           <w:iCs w:val="false"/>
           <w:u w:val="none"/>
         </w:rPr>
+        <w:t>Buffer:</w:t>
+      </w:r>
+      <w:r>
+        <w:rPr>
+          <w:b w:val="false"/>
+          <w:bCs w:val="false"/>
+          <w:i w:val="false"/>
+          <w:iCs w:val="false"/>
+          <w:u w:val="none"/>
+        </w:rPr>
+        <w:t xml:space="preserve"> The buffer is a simple program </w:t>
+      </w:r>
+      <w:r>
+        <w:rPr>
+          <w:b w:val="false"/>
+          <w:bCs w:val="false"/>
+          <w:i w:val="false"/>
+          <w:iCs w:val="false"/>
+          <w:u w:val="none"/>
+        </w:rPr>
+        <w:t>which allocates a temporary buffer in memory (on the heap)</w:t>
+      </w:r>
+      <w:r>
+        <w:rPr>
+          <w:b w:val="false"/>
+          <w:bCs w:val="false"/>
+          <w:i w:val="false"/>
+          <w:iCs w:val="false"/>
+          <w:u w:val="none"/>
+        </w:rPr>
+        <w:t xml:space="preserve">. </w:t>
+      </w:r>
+      <w:r>
+        <w:rPr>
+          <w:b w:val="false"/>
+          <w:bCs w:val="false"/>
+          <w:i w:val="false"/>
+          <w:iCs w:val="false"/>
+          <w:u w:val="none"/>
+        </w:rPr>
+        <w:t>It then copies the raw text stream from the source code file byte by byte into the buffer.</w:t>
+      </w:r>
+      <w:r>
+        <w:rPr>
+          <w:b w:val="false"/>
+          <w:bCs w:val="false"/>
+          <w:i w:val="false"/>
+          <w:iCs w:val="false"/>
+          <w:u w:val="none"/>
+        </w:rPr>
+        <w:t xml:space="preserve"> This is done so that we can easily manipulate the data contained within the buffer since we want to leave the source code file untouched. In C, this might be accomplished by creating a struct with a const char* that will represent the buffer itself, and can be dynamically resized using realloc() if it ever gets full. Another function might read from the file one character at a time, and yet another that might write characters into the buffer. Various other functions might need to be considered, such as how to clear the buffer, resize the buffer, move the read and write position of the file pointer, etc. A final note about the buffer is that we can create multiple instances of it such as a buffer for lexemes or string literals which we will talk about later.</w:t>
+      </w:r>
+    </w:p>
+    <w:p>
+      <w:pPr>
+        <w:pStyle w:val="Normal"/>
+        <w:jc w:val="left"/>
+        <w:rPr>
+          <w:b w:val="false"/>
+          <w:b w:val="false"/>
+          <w:bCs w:val="false"/>
+          <w:i w:val="false"/>
+          <w:i w:val="false"/>
+          <w:iCs w:val="false"/>
+          <w:u w:val="none"/>
+        </w:rPr>
+      </w:pPr>
+      <w:r>
+        <w:rPr>
+          <w:b w:val="false"/>
+          <w:bCs w:val="false"/>
+          <w:i w:val="false"/>
+          <w:iCs w:val="false"/>
+          <w:u w:val="none"/>
+        </w:rPr>
+      </w:r>
+    </w:p>
+    <w:p>
+      <w:pPr>
+        <w:pStyle w:val="Normal"/>
+        <w:jc w:val="left"/>
+        <w:rPr>
+          <w:b w:val="false"/>
+          <w:b w:val="false"/>
+          <w:bCs w:val="false"/>
+          <w:i w:val="false"/>
+          <w:i w:val="false"/>
+          <w:iCs w:val="false"/>
+          <w:u w:val="none"/>
+        </w:rPr>
+      </w:pPr>
+      <w:r>
+        <w:rPr>
+          <w:b w:val="false"/>
+          <w:bCs w:val="false"/>
+          <w:i w:val="false"/>
+          <w:iCs w:val="false"/>
+          <w:u w:val="none"/>
+        </w:rPr>
+        <w:t xml:space="preserve">- </w:t>
+      </w:r>
+      <w:r>
+        <w:rPr>
+          <w:b/>
+          <w:bCs/>
+          <w:i w:val="false"/>
+          <w:iCs w:val="false"/>
+          <w:u w:val="none"/>
+        </w:rPr>
         <w:t xml:space="preserve">Lexical Analyser/Scanner: </w:t>
       </w:r>
       <w:r>
@@ -1397,7 +2259,37 @@
           <w:iCs w:val="false"/>
           <w:u w:val="none"/>
         </w:rPr>
-        <w:t>The lexical analyser is in charge of taking the buffer (which is really just a long string of characters), and parsing them into different lexemes which will eventually become tokens. The challenge with the scanner is deciding on what counts as a lexeme; when to create a new lexeme, and when to end it. We will discuss methods of doing this soon.</w:t>
+        <w:t xml:space="preserve">The lexical analyser is in charge of taking the </w:t>
+      </w:r>
+      <w:r>
+        <w:rPr>
+          <w:b w:val="false"/>
+          <w:bCs w:val="false"/>
+          <w:i w:val="false"/>
+          <w:iCs w:val="false"/>
+          <w:u w:val="none"/>
+        </w:rPr>
+        <w:t xml:space="preserve">contents of the </w:t>
+      </w:r>
+      <w:r>
+        <w:rPr>
+          <w:b w:val="false"/>
+          <w:bCs w:val="false"/>
+          <w:i w:val="false"/>
+          <w:iCs w:val="false"/>
+          <w:u w:val="none"/>
+        </w:rPr>
+        <w:t xml:space="preserve">buffer (which is really just a long string of characters), and parsing them into different lexemes which will eventually become tokens. The challenge with the scanner is deciding on what counts as a lexeme; when to create a new lexeme, and when to end it. We will discuss methods of doing this </w:t>
+      </w:r>
+      <w:r>
+        <w:rPr>
+          <w:b w:val="false"/>
+          <w:bCs w:val="false"/>
+          <w:i w:val="false"/>
+          <w:iCs w:val="false"/>
+          <w:u w:val="none"/>
+        </w:rPr>
+        <w:t>during the scanner section.</w:t>
       </w:r>
     </w:p>
     <w:p>
@@ -1492,7 +2384,67 @@
           <w:iCs w:val="false"/>
           <w:u w:val="none"/>
         </w:rPr>
-        <w:t xml:space="preserve"> as nodes. This is not necesarily a binary tree, and does not share similarities with binary trees that we’ve discussed in data structures. The parse tree is not ordered by any numeric value, but rather by a grammatical structure akin to that of an actual spoken language.</w:t>
+        <w:t xml:space="preserve"> as nodes </w:t>
+      </w:r>
+      <w:r>
+        <w:rPr>
+          <w:b w:val="false"/>
+          <w:bCs w:val="false"/>
+          <w:i w:val="false"/>
+          <w:iCs w:val="false"/>
+          <w:u w:val="none"/>
+        </w:rPr>
+        <w:t>of the tree</w:t>
+      </w:r>
+      <w:r>
+        <w:rPr>
+          <w:b w:val="false"/>
+          <w:bCs w:val="false"/>
+          <w:i w:val="false"/>
+          <w:iCs w:val="false"/>
+          <w:u w:val="none"/>
+        </w:rPr>
+        <w:t>. Th</w:t>
+      </w:r>
+      <w:r>
+        <w:rPr>
+          <w:b w:val="false"/>
+          <w:bCs w:val="false"/>
+          <w:i w:val="false"/>
+          <w:iCs w:val="false"/>
+          <w:u w:val="none"/>
+        </w:rPr>
+        <w:t>e tree structure here</w:t>
+      </w:r>
+      <w:r>
+        <w:rPr>
+          <w:b w:val="false"/>
+          <w:bCs w:val="false"/>
+          <w:i w:val="false"/>
+          <w:iCs w:val="false"/>
+          <w:u w:val="none"/>
+        </w:rPr>
+        <w:t xml:space="preserve"> is not necesarily a binary tree, </w:t>
+      </w:r>
+      <w:r>
+        <w:rPr>
+          <w:b w:val="false"/>
+          <w:bCs w:val="false"/>
+          <w:i w:val="false"/>
+          <w:iCs w:val="false"/>
+          <w:u w:val="none"/>
+        </w:rPr>
+        <w:t>and does not share similarities with the tree data structure</w:t>
+      </w:r>
+      <w:r>
+        <w:rPr>
+          <w:b w:val="false"/>
+          <w:bCs w:val="false"/>
+          <w:i w:val="false"/>
+          <w:iCs w:val="false"/>
+          <w:u w:val="none"/>
+        </w:rPr>
+        <w:t>. The parse tree is not ordered by any numeric value, but rather by a grammatical structure akin to that of an actual spoken language.</w:t>
       </w:r>
     </w:p>
     <w:p>
@@ -1751,7 +2703,7 @@
                   </pic:nvPicPr>
                   <pic:blipFill>
                     <a:blip r:embed="rId4"/>
-                    <a:srcRect l="22818" t="21668" r="26528" b="15698"/>
+                    <a:srcRect l="22818" t="21668" r="26524" b="15698"/>
                     <a:stretch>
                       <a:fillRect/>
                     </a:stretch>
@@ -1826,27 +2778,7 @@
         <w:br/>
         <w:br/>
         <w:br/>
-        <w:t xml:space="preserve">As you can see from the image above, we have the symbol table on the left. Recall that this will contain all of our variable names and information about them such as datatype, size in bytes, address, and value. The first line is source code from the input language (we’ll use C again as an example). The buffer allocates enough space on the heap to copy each character from the source file into </w:t>
-      </w:r>
-      <w:r>
-        <w:rPr>
-          <w:b w:val="false"/>
-          <w:bCs w:val="false"/>
-          <w:i w:val="false"/>
-          <w:iCs w:val="false"/>
-          <w:u w:val="none"/>
-        </w:rPr>
-        <w:t>itself</w:t>
-      </w:r>
-      <w:r>
-        <w:rPr>
-          <w:b w:val="false"/>
-          <w:bCs w:val="false"/>
-          <w:i w:val="false"/>
-          <w:iCs w:val="false"/>
-          <w:u w:val="none"/>
-        </w:rPr>
-        <w:t xml:space="preserve">. Next, the lexical analyser (the scanner), splits the string into multiple lexemes (denoted by the “&lt;&gt;” brackets). The syntax analyser (parser) places each lexeme and any additional tokens into a parse tree according to a grammar structure that we will discuss shortly. The semantic analyser then ensures that the code complies with the grammatical structure defined by the compiler. It might make minor changes implicitely, such as converting the int literal 60 to be a float. It also produces the intermediate assembly code (keep in mind, this does not necesarilly need to be assembly). The code optimizer makes changes to produce more efficient code. And finally, the code generator outputs the target language (in our case, machine code).  </w:t>
+        <w:t xml:space="preserve">As you can see from the image above, we have the symbol table on the left. Recall that this will contain all of our variable names and information about them such as datatype, size in bytes, address, and value. The first line is source code from the input language (we’ll use C again as an example). The buffer allocates enough space on the heap to copy each character from the source file into itself. Next, the lexical analyser (the scanner), splits the string into multiple lexemes (denoted by the “&lt;&gt;” brackets). The syntax analyser (parser) places each lexeme and any additional tokens into a parse tree according to a grammar structure that we will discuss shortly. The semantic analyser then ensures that the code complies with the grammatical structure defined by the compiler. It might make minor changes implicitely, such as converting the int literal 60 to be a float. It also produces the intermediate assembly code (keep in mind, this does not necesarilly need to be assembly). The code optimizer makes changes to produce more efficient code. And finally, the code generator outputs the target language (in our case, machine code).  </w:t>
       </w:r>
     </w:p>
     <w:p>
@@ -2020,7 +2952,7 @@
                   </pic:nvPicPr>
                   <pic:blipFill>
                     <a:blip r:embed="rId5"/>
-                    <a:srcRect l="7009" t="19542" r="42258" b="9421"/>
+                    <a:srcRect l="7009" t="19542" r="42256" b="9421"/>
                     <a:stretch>
                       <a:fillRect/>
                     </a:stretch>
@@ -2073,47 +3005,7 @@
           <w:iCs w:val="false"/>
           <w:u w:val="none"/>
         </w:rPr>
-        <w:t xml:space="preserve">Here you can see some T diagrams. The idea is that the input language is on the left, the output/target language is on the right, and the bottom means that it was “written in” that language. So compiler 1 was written in assembly, it took in the subset of C, C0, and it output assembly. Compiler 2 was written in C0, took in C, and output assembly. Now that we can output C code to assembly code, we can write our compiler in C, and turn it into a binary executable which is denoted on the right. As for the wack ordering of the T-diagrams </w:t>
-      </w:r>
-      <w:r>
-        <w:rPr>
-          <w:b w:val="false"/>
-          <w:bCs w:val="false"/>
-          <w:i w:val="false"/>
-          <w:iCs w:val="false"/>
-          <w:u w:val="none"/>
-        </w:rPr>
-        <w:t>in step 3</w:t>
-      </w:r>
-      <w:r>
-        <w:rPr>
-          <w:b w:val="false"/>
-          <w:bCs w:val="false"/>
-          <w:i w:val="false"/>
-          <w:iCs w:val="false"/>
-          <w:u w:val="none"/>
-        </w:rPr>
-        <w:t xml:space="preserve">? I have no clue. The idea is that the language that the compiler was written in (bottom of the T) needs to be aligned next to the input language of another T-diagram, and they must match. Notice C0 touches another C0 between compiler 2 and compiler 1, and that ASM touches ASM between compiler 1 and... compiler 3? I’m not even really sure what the right T-diagram denotes. T-diagrams are dumb, but school makes you learn them, so </w:t>
-      </w:r>
-      <w:r>
-        <w:rPr>
-          <w:b w:val="false"/>
-          <w:bCs w:val="false"/>
-          <w:i w:val="false"/>
-          <w:iCs w:val="false"/>
-          <w:u w:val="none"/>
-        </w:rPr>
-        <w:t>I guess you’ll just have to figure this one out for yourself</w:t>
-      </w:r>
-      <w:r>
-        <w:rPr>
-          <w:b w:val="false"/>
-          <w:bCs w:val="false"/>
-          <w:i w:val="false"/>
-          <w:iCs w:val="false"/>
-          <w:u w:val="none"/>
-        </w:rPr>
-        <w:t>.</w:t>
+        <w:t>Here you can see some T diagrams. The idea is that the input language is on the left, the output/target language is on the right, and the bottom means that it was “written in” that language. So compiler 1 was written in assembly, it took in the subset of C, C0, and it output assembly. Compiler 2 was written in C0, took in C, and output assembly. Now that we can output C code to assembly code, we can write our compiler in C, and turn it into a binary executable which is denoted on the right. As for the wack ordering of the T-diagrams in step 3? I have no clue. The idea is that the language that the compiler was written in (bottom of the T) needs to be aligned next to the input language of another T-diagram, and they must match. Notice C0 touches another C0 between compiler 2 and compiler 1, and that ASM touches ASM between compiler 1 and... compiler 3? I’m not even really sure what the right T-diagram denotes. T-diagrams are dumb, but school makes you learn them, so I guess you’ll just have to figure this one out for yourself.</w:t>
       </w:r>
     </w:p>
     <w:p>
@@ -2158,19 +3050,7 @@
           <w:u w:val="none"/>
         </w:rPr>
         <w:tab/>
-        <w:t xml:space="preserve">I’m sure most of what you’ve read thus far has been at least mildly confusing since I have not really </w:t>
-      </w:r>
-      <w:r>
-        <w:rPr>
-          <w:u w:val="none"/>
-        </w:rPr>
-        <w:t>defined</w:t>
-      </w:r>
-      <w:r>
-        <w:rPr>
-          <w:u w:val="none"/>
-        </w:rPr>
-        <w:t xml:space="preserve"> certain terms. There are a few very important distinctions that must be made when we speak about the compilation pipeline to avoid utter confusion (because trust me, I was confused during my lectures on the subject). The first important distinction to make is the difference between </w:t>
+        <w:t xml:space="preserve">I’m sure most of what you’ve read thus far has been at least mildly confusing since I have not really defined certain terms. There are a few very important distinctions that must be made when we speak about the compilation pipeline to avoid utter confusion (because trust me, I was confused during my lectures on the subject). The first important distinction to make is the difference between </w:t>
       </w:r>
       <w:r>
         <w:rPr>
@@ -3937,27 +4817,7 @@
           <w:iCs w:val="false"/>
           <w:u w:val="none"/>
         </w:rPr>
-        <w:t xml:space="preserve"> The complement character class is often used to mean “starting with” </w:t>
-      </w:r>
-      <w:r>
-        <w:rPr>
-          <w:b w:val="false"/>
-          <w:bCs w:val="false"/>
-          <w:i w:val="false"/>
-          <w:iCs w:val="false"/>
-          <w:u w:val="none"/>
-        </w:rPr>
-        <w:t>in many regex flavours</w:t>
-      </w:r>
-      <w:r>
-        <w:rPr>
-          <w:b w:val="false"/>
-          <w:bCs w:val="false"/>
-          <w:i w:val="false"/>
-          <w:iCs w:val="false"/>
-          <w:u w:val="none"/>
-        </w:rPr>
-        <w:t xml:space="preserve">, but in our case it will be used as the negation of character class. [^A-Z] would mean any character except for capital letters A-Z, as if it had a NOT operation applied (eg. ![A-Z]). </w:t>
+        <w:t xml:space="preserve"> The complement character class is often used to mean “starting with” in many regex flavours, but in our case it will be used as the negation of character class. [^A-Z] would mean any character except for capital letters A-Z, as if it had a NOT operation applied (eg. ![A-Z]). </w:t>
       </w:r>
     </w:p>
     <w:p>
@@ -4160,94 +5020,88 @@
               <w:rPr>
                 <w:rFonts w:ascii="Cambria Math" w:hAnsi="Cambria Math"/>
               </w:rPr>
-              <m:t xml:space="preserve">{</m:t>
+              <m:t xml:space="preserve">a</m:t>
+            </m:r>
+            <m:r>
+              <w:rPr>
+                <w:rFonts w:ascii="Cambria Math" w:hAnsi="Cambria Math"/>
+              </w:rPr>
+              <m:t xml:space="preserve">,</m:t>
+            </m:r>
+            <m:r>
+              <w:rPr>
+                <w:rFonts w:ascii="Cambria Math" w:hAnsi="Cambria Math"/>
+              </w:rPr>
+              <m:t xml:space="preserve">b</m:t>
+            </m:r>
+            <m:r>
+              <w:rPr>
+                <w:rFonts w:ascii="Cambria Math" w:hAnsi="Cambria Math"/>
+              </w:rPr>
+              <m:t xml:space="preserve">,</m:t>
+            </m:r>
+            <m:r>
+              <w:rPr>
+                <w:rFonts w:ascii="Cambria Math" w:hAnsi="Cambria Math"/>
+              </w:rPr>
+              <m:t xml:space="preserve">c</m:t>
+            </m:r>
+            <m:r>
+              <w:rPr>
+                <w:rFonts w:ascii="Cambria Math" w:hAnsi="Cambria Math"/>
+              </w:rPr>
+              <m:t xml:space="preserve">,</m:t>
+            </m:r>
+            <m:r>
+              <w:rPr>
+                <w:rFonts w:ascii="Cambria Math" w:hAnsi="Cambria Math"/>
+              </w:rPr>
+              <m:t xml:space="preserve">d</m:t>
+            </m:r>
+            <m:r>
+              <w:rPr>
+                <w:rFonts w:ascii="Cambria Math" w:hAnsi="Cambria Math"/>
+              </w:rPr>
+              <m:t xml:space="preserve">,</m:t>
+            </m:r>
+            <m:r>
+              <w:rPr>
+                <w:rFonts w:ascii="Cambria Math" w:hAnsi="Cambria Math"/>
+              </w:rPr>
+              <m:t xml:space="preserve">e</m:t>
+            </m:r>
+            <m:r>
+              <w:rPr>
+                <w:rFonts w:ascii="Cambria Math" w:hAnsi="Cambria Math"/>
+              </w:rPr>
+              <m:t xml:space="preserve">,</m:t>
+            </m:r>
+            <m:r>
+              <w:rPr>
+                <w:rFonts w:ascii="Cambria Math" w:hAnsi="Cambria Math"/>
+              </w:rPr>
+              <m:t xml:space="preserve">f</m:t>
+            </m:r>
+            <m:r>
+              <w:rPr>
+                <w:rFonts w:ascii="Cambria Math" w:hAnsi="Cambria Math"/>
+              </w:rPr>
+              <m:t xml:space="preserve">...</m:t>
+            </m:r>
+            <m:r>
+              <w:rPr>
+                <w:rFonts w:ascii="Cambria Math" w:hAnsi="Cambria Math"/>
+              </w:rPr>
+              <m:t xml:space="preserve">z</m:t>
+            </m:r>
+            <m:r>
+              <w:rPr>
+                <w:rFonts w:ascii="Cambria Math" w:hAnsi="Cambria Math"/>
+              </w:rPr>
+              <m:t xml:space="preserve">}</m:t>
             </m:r>
           </m:e>
         </m:nary>
-        <m:r>
-          <w:rPr>
-            <w:rFonts w:ascii="Cambria Math" w:hAnsi="Cambria Math"/>
-          </w:rPr>
-          <m:t xml:space="preserve">a</m:t>
-        </m:r>
-        <m:r>
-          <w:rPr>
-            <w:rFonts w:ascii="Cambria Math" w:hAnsi="Cambria Math"/>
-          </w:rPr>
-          <m:t xml:space="preserve">,</m:t>
-        </m:r>
-        <m:r>
-          <w:rPr>
-            <w:rFonts w:ascii="Cambria Math" w:hAnsi="Cambria Math"/>
-          </w:rPr>
-          <m:t xml:space="preserve">b</m:t>
-        </m:r>
-        <m:r>
-          <w:rPr>
-            <w:rFonts w:ascii="Cambria Math" w:hAnsi="Cambria Math"/>
-          </w:rPr>
-          <m:t xml:space="preserve">,</m:t>
-        </m:r>
-        <m:r>
-          <w:rPr>
-            <w:rFonts w:ascii="Cambria Math" w:hAnsi="Cambria Math"/>
-          </w:rPr>
-          <m:t xml:space="preserve">c</m:t>
-        </m:r>
-        <m:r>
-          <w:rPr>
-            <w:rFonts w:ascii="Cambria Math" w:hAnsi="Cambria Math"/>
-          </w:rPr>
-          <m:t xml:space="preserve">,</m:t>
-        </m:r>
-        <m:r>
-          <w:rPr>
-            <w:rFonts w:ascii="Cambria Math" w:hAnsi="Cambria Math"/>
-          </w:rPr>
-          <m:t xml:space="preserve">d</m:t>
-        </m:r>
-        <m:r>
-          <w:rPr>
-            <w:rFonts w:ascii="Cambria Math" w:hAnsi="Cambria Math"/>
-          </w:rPr>
-          <m:t xml:space="preserve">,</m:t>
-        </m:r>
-        <m:r>
-          <w:rPr>
-            <w:rFonts w:ascii="Cambria Math" w:hAnsi="Cambria Math"/>
-          </w:rPr>
-          <m:t xml:space="preserve">e</m:t>
-        </m:r>
-        <m:r>
-          <w:rPr>
-            <w:rFonts w:ascii="Cambria Math" w:hAnsi="Cambria Math"/>
-          </w:rPr>
-          <m:t xml:space="preserve">,</m:t>
-        </m:r>
-        <m:r>
-          <w:rPr>
-            <w:rFonts w:ascii="Cambria Math" w:hAnsi="Cambria Math"/>
-          </w:rPr>
-          <m:t xml:space="preserve">f</m:t>
-        </m:r>
-        <m:r>
-          <w:rPr>
-            <w:rFonts w:ascii="Cambria Math" w:hAnsi="Cambria Math"/>
-          </w:rPr>
-          <m:t xml:space="preserve">...</m:t>
-        </m:r>
-        <m:r>
-          <w:rPr>
-            <w:rFonts w:ascii="Cambria Math" w:hAnsi="Cambria Math"/>
-          </w:rPr>
-          <m:t xml:space="preserve">z</m:t>
-        </m:r>
-        <m:r>
-          <w:rPr>
-            <w:rFonts w:ascii="Cambria Math" w:hAnsi="Cambria Math"/>
-          </w:rPr>
-          <m:t xml:space="preserve">}</m:t>
-        </m:r>
       </m:oMath>
     </w:p>
     <w:p>
@@ -4291,34 +5145,28 @@
               <w:rPr>
                 <w:rFonts w:ascii="Cambria Math" w:hAnsi="Cambria Math"/>
               </w:rPr>
-              <m:t xml:space="preserve">{</m:t>
+              <m:t xml:space="preserve">0</m:t>
+            </m:r>
+            <m:r>
+              <w:rPr>
+                <w:rFonts w:ascii="Cambria Math" w:hAnsi="Cambria Math"/>
+              </w:rPr>
+              <m:t xml:space="preserve">,</m:t>
+            </m:r>
+            <m:r>
+              <w:rPr>
+                <w:rFonts w:ascii="Cambria Math" w:hAnsi="Cambria Math"/>
+              </w:rPr>
+              <m:t xml:space="preserve">1</m:t>
+            </m:r>
+            <m:r>
+              <w:rPr>
+                <w:rFonts w:ascii="Cambria Math" w:hAnsi="Cambria Math"/>
+              </w:rPr>
+              <m:t xml:space="preserve">}</m:t>
             </m:r>
           </m:e>
         </m:nary>
-        <m:r>
-          <w:rPr>
-            <w:rFonts w:ascii="Cambria Math" w:hAnsi="Cambria Math"/>
-          </w:rPr>
-          <m:t xml:space="preserve">0</m:t>
-        </m:r>
-        <m:r>
-          <w:rPr>
-            <w:rFonts w:ascii="Cambria Math" w:hAnsi="Cambria Math"/>
-          </w:rPr>
-          <m:t xml:space="preserve">,</m:t>
-        </m:r>
-        <m:r>
-          <w:rPr>
-            <w:rFonts w:ascii="Cambria Math" w:hAnsi="Cambria Math"/>
-          </w:rPr>
-          <m:t xml:space="preserve">1</m:t>
-        </m:r>
-        <m:r>
-          <w:rPr>
-            <w:rFonts w:ascii="Cambria Math" w:hAnsi="Cambria Math"/>
-          </w:rPr>
-          <m:t xml:space="preserve">}</m:t>
-        </m:r>
       </m:oMath>
     </w:p>
     <w:p>
@@ -4690,27 +5538,7 @@
           <w:iCs w:val="false"/>
           <w:u w:val="none"/>
         </w:rPr>
-        <w:t xml:space="preserve">Notice that by using the positive closure for IL and SL </w:t>
-      </w:r>
-      <w:r>
-        <w:rPr>
-          <w:b w:val="false"/>
-          <w:bCs w:val="false"/>
-          <w:i w:val="false"/>
-          <w:iCs w:val="false"/>
-          <w:u w:val="none"/>
-        </w:rPr>
-        <w:t>(as opposed to kleane closure)</w:t>
-      </w:r>
-      <w:r>
-        <w:rPr>
-          <w:b w:val="false"/>
-          <w:bCs w:val="false"/>
-          <w:i w:val="false"/>
-          <w:iCs w:val="false"/>
-          <w:u w:val="none"/>
-        </w:rPr>
-        <w:t xml:space="preserve">, we avoid the epsilon </w:t>
+        <w:t xml:space="preserve">Notice that by using the positive closure for IL and SL (as opposed to kleane closure), we avoid the epsilon </w:t>
       </w:r>
       <w:r>
         <w:rPr/>
@@ -5030,27 +5858,7 @@
           <w:iCs w:val="false"/>
           <w:u w:val="none"/>
         </w:rPr>
-        <w:t xml:space="preserve">As you can see, we’ve touched on Regular expressions and are now skipping to the third method of defining a language: Finite automaton. In the next section, we will also be covering transition tables. Essentially, these three methods are different, but serve the same purpose: defining a language. </w:t>
-      </w:r>
-      <w:r>
-        <w:rPr>
-          <w:b w:val="false"/>
-          <w:bCs w:val="false"/>
-          <w:i w:val="false"/>
-          <w:iCs w:val="false"/>
-          <w:u w:val="none"/>
-        </w:rPr>
-        <w:t xml:space="preserve">The Kleene Theorum proved that these three methods were equivellant, and could therefore create </w:t>
-      </w:r>
-      <w:r>
-        <w:rPr>
-          <w:b w:val="false"/>
-          <w:bCs w:val="false"/>
-          <w:i w:val="false"/>
-          <w:iCs w:val="false"/>
-          <w:u w:val="none"/>
-        </w:rPr>
-        <w:t>the same identical language</w:t>
+        <w:t>As you can see, we’ve touched on Regular expressions and are now skipping to the third method of defining a language: Finite automaton. In the next section, we will also be covering transition tables. Essentially, these three methods are different, but serve the same purpose: defining a language. The Kleene Theorum proved that these three methods were equivellant, and could therefore create the same identical language</w:t>
       </w:r>
       <w:r>
         <w:rPr>
@@ -5303,15 +6111,18 @@
           <w:u w:val="none"/>
           <w:lang w:val="en-CA" w:eastAsia="en-US" w:bidi="ar-SA"/>
         </w:rPr>
-        <w:t xml:space="preserve">We discussed alphabets in regular expressions, and automaton also require at least one alphabet. The symbols within the alphabet can determine the next state of the automaton. For Deterministic Finite Automaton (DFA), transitions to other states must always be determined by a symbol from the alphabet. This cannot be unambiguous either; a symbol can only lead to one state at a time </w:t>
-      </w:r>
-      <w:r>
-        <w:rPr>
-          <w:rFonts w:eastAsia="Calibri" w:cs="Noto Kufi Arabic"/>
-          <w:b w:val="false"/>
-          <w:bCs w:val="false"/>
-          <w:i w:val="false"/>
-          <w:iCs w:val="false"/>
+        <w:t>We discussed alphabets in regular expressions, and automaton also require at least one alphabet. The symbols within the alphabet can determine the next state of the automaton. For Deterministic Finite Automaton (DFA), transitions to other states must always be determined by a symbol from the alphabet. This cannot be unambiguous either; a symbol can only lead to one state at a time ie. The letter a cannot simultaneously determine that the automaton transitions to states 2 and 3 at the same time. Since Non-Deterministic Automaton can use epsilon transitions, they do not necesarilly require alphabet symbols to determine the next state, however, alphabet symbols can be used. NFAs are also allowed to have ambiguity ie. a letter can simultaneously determine that the automaton transition to states 2 and 3 at the same time.</w:t>
+      </w:r>
+    </w:p>
+    <w:p>
+      <w:pPr>
+        <w:pStyle w:val="Normal"/>
+        <w:jc w:val="left"/>
+        <w:rPr>
+          <w:rFonts w:ascii="Calibri" w:hAnsi="Calibri" w:eastAsia="Calibri" w:cs="Noto Kufi Arabic"/>
+          <w:b w:val="false"/>
+          <w:b w:val="false"/>
+          <w:bCs w:val="false"/>
           <w:color w:val="auto"/>
           <w:kern w:val="0"/>
           <w:sz w:val="22"/>
@@ -5319,15 +6130,12 @@
           <w:u w:val="none"/>
           <w:lang w:val="en-CA" w:eastAsia="en-US" w:bidi="ar-SA"/>
         </w:rPr>
-        <w:t>ie</w:t>
-      </w:r>
+      </w:pPr>
       <w:r>
         <w:rPr>
           <w:rFonts w:eastAsia="Calibri" w:cs="Noto Kufi Arabic"/>
           <w:b w:val="false"/>
           <w:bCs w:val="false"/>
-          <w:i w:val="false"/>
-          <w:iCs w:val="false"/>
           <w:color w:val="auto"/>
           <w:kern w:val="0"/>
           <w:sz w:val="22"/>
@@ -5335,13 +6143,27 @@
           <w:u w:val="none"/>
           <w:lang w:val="en-CA" w:eastAsia="en-US" w:bidi="ar-SA"/>
         </w:rPr>
-        <w:t xml:space="preserve">. The letter a cannot simultaneously determine that the automaton transitions to states 2 and 3 at the same time. Since Non-Deterministic Automaton can use epsilon transitions, they do </w:t>
-      </w:r>
+      </w:r>
+    </w:p>
+    <w:p>
+      <w:pPr>
+        <w:pStyle w:val="Normal"/>
+        <w:jc w:val="left"/>
+        <w:rPr>
+          <w:b/>
+          <w:b/>
+          <w:bCs/>
+          <w:i w:val="false"/>
+          <w:i w:val="false"/>
+          <w:iCs w:val="false"/>
+          <w:u w:val="single"/>
+        </w:rPr>
+      </w:pPr>
       <w:r>
         <w:rPr>
           <w:rFonts w:eastAsia="Calibri" w:cs="Noto Kufi Arabic"/>
-          <w:b w:val="false"/>
-          <w:bCs w:val="false"/>
+          <w:b/>
+          <w:bCs/>
           <w:i w:val="false"/>
           <w:iCs w:val="false"/>
           <w:color w:val="auto"/>
@@ -5351,7 +6173,7 @@
           <w:u w:val="none"/>
           <w:lang w:val="en-CA" w:eastAsia="en-US" w:bidi="ar-SA"/>
         </w:rPr>
-        <w:t xml:space="preserve">not </w:t>
+        <w:t>Set of Non-Terminals:</w:t>
       </w:r>
       <w:r>
         <w:rPr>
@@ -5367,133 +6189,7 @@
           <w:u w:val="none"/>
           <w:lang w:val="en-CA" w:eastAsia="en-US" w:bidi="ar-SA"/>
         </w:rPr>
-        <w:t xml:space="preserve">necesarilly require alphabet symbols to determine the next state, however, alphabet symbols can be used. </w:t>
-      </w:r>
-      <w:r>
-        <w:rPr>
-          <w:rFonts w:eastAsia="Calibri" w:cs="Noto Kufi Arabic"/>
-          <w:b w:val="false"/>
-          <w:bCs w:val="false"/>
-          <w:i w:val="false"/>
-          <w:iCs w:val="false"/>
-          <w:color w:val="auto"/>
-          <w:kern w:val="0"/>
-          <w:sz w:val="22"/>
-          <w:szCs w:val="22"/>
-          <w:u w:val="none"/>
-          <w:lang w:val="en-CA" w:eastAsia="en-US" w:bidi="ar-SA"/>
-        </w:rPr>
-        <w:t>NFAs are also allowed to have ambiguity ie. a letter can simultaneously determine that the automaton transition to states 2 and 3 at the same time.</w:t>
-      </w:r>
-    </w:p>
-    <w:p>
-      <w:pPr>
-        <w:pStyle w:val="Normal"/>
-        <w:jc w:val="left"/>
-        <w:rPr>
-          <w:rFonts w:ascii="Calibri" w:hAnsi="Calibri" w:eastAsia="Calibri" w:cs="Noto Kufi Arabic"/>
-          <w:b w:val="false"/>
-          <w:b w:val="false"/>
-          <w:bCs w:val="false"/>
-          <w:color w:val="auto"/>
-          <w:kern w:val="0"/>
-          <w:sz w:val="22"/>
-          <w:szCs w:val="22"/>
-          <w:u w:val="none"/>
-          <w:lang w:val="en-CA" w:eastAsia="en-US" w:bidi="ar-SA"/>
-        </w:rPr>
-      </w:pPr>
-      <w:r>
-        <w:rPr>
-          <w:rFonts w:eastAsia="Calibri" w:cs="Noto Kufi Arabic"/>
-          <w:b w:val="false"/>
-          <w:bCs w:val="false"/>
-          <w:color w:val="auto"/>
-          <w:kern w:val="0"/>
-          <w:sz w:val="22"/>
-          <w:szCs w:val="22"/>
-          <w:u w:val="none"/>
-          <w:lang w:val="en-CA" w:eastAsia="en-US" w:bidi="ar-SA"/>
-        </w:rPr>
-      </w:r>
-    </w:p>
-    <w:p>
-      <w:pPr>
-        <w:pStyle w:val="Normal"/>
-        <w:jc w:val="left"/>
-        <w:rPr>
-          <w:b/>
-          <w:b/>
-          <w:bCs/>
-          <w:i w:val="false"/>
-          <w:i w:val="false"/>
-          <w:iCs w:val="false"/>
-          <w:u w:val="single"/>
-        </w:rPr>
-      </w:pPr>
-      <w:r>
-        <w:rPr>
-          <w:rFonts w:eastAsia="Calibri" w:cs="Noto Kufi Arabic"/>
-          <w:b/>
-          <w:bCs/>
-          <w:i w:val="false"/>
-          <w:iCs w:val="false"/>
-          <w:color w:val="auto"/>
-          <w:kern w:val="0"/>
-          <w:sz w:val="22"/>
-          <w:szCs w:val="22"/>
-          <w:u w:val="none"/>
-          <w:lang w:val="en-CA" w:eastAsia="en-US" w:bidi="ar-SA"/>
-        </w:rPr>
-        <w:t>Set of Non-Terminals:</w:t>
-      </w:r>
-      <w:r>
-        <w:rPr>
-          <w:rFonts w:eastAsia="Calibri" w:cs="Noto Kufi Arabic"/>
-          <w:b w:val="false"/>
-          <w:bCs w:val="false"/>
-          <w:i w:val="false"/>
-          <w:iCs w:val="false"/>
-          <w:color w:val="auto"/>
-          <w:kern w:val="0"/>
-          <w:sz w:val="22"/>
-          <w:szCs w:val="22"/>
-          <w:u w:val="none"/>
-          <w:lang w:val="en-CA" w:eastAsia="en-US" w:bidi="ar-SA"/>
-        </w:rPr>
-        <w:t xml:space="preserve"> We will get into terminals a bit more when we take a look at Context-Free Grammars in the parser section, but essentially, these can be thought of as tokens within a heirarchical tree-like structure. The starting state of the automaton is the root node of the tree, and the set of </w:t>
-      </w:r>
-      <w:r>
-        <w:rPr>
-          <w:rFonts w:eastAsia="Calibri" w:cs="Noto Kufi Arabic"/>
-          <w:b w:val="false"/>
-          <w:bCs w:val="false"/>
-          <w:i w:val="false"/>
-          <w:iCs w:val="false"/>
-          <w:color w:val="auto"/>
-          <w:kern w:val="0"/>
-          <w:sz w:val="22"/>
-          <w:szCs w:val="22"/>
-          <w:u w:val="none"/>
-          <w:lang w:val="en-CA" w:eastAsia="en-US" w:bidi="ar-SA"/>
-        </w:rPr>
-        <w:t>non-</w:t>
-      </w:r>
-      <w:r>
-        <w:rPr>
-          <w:rFonts w:eastAsia="Calibri" w:cs="Noto Kufi Arabic"/>
-          <w:b w:val="false"/>
-          <w:bCs w:val="false"/>
-          <w:i w:val="false"/>
-          <w:iCs w:val="false"/>
-          <w:color w:val="auto"/>
-          <w:kern w:val="0"/>
-          <w:sz w:val="22"/>
-          <w:szCs w:val="22"/>
-          <w:u w:val="none"/>
-          <w:lang w:val="en-CA" w:eastAsia="en-US" w:bidi="ar-SA"/>
-        </w:rPr>
-        <w:t>terminals are parent nodes within the tree.</w:t>
+        <w:t xml:space="preserve"> We will get into terminals a bit more when we take a look at Context-Free Grammars in the parser section, but essentially, these can be thought of as tokens within a heirarchical tree-like structure. The starting state of the automaton is the root node of the tree, and the set of non-terminals are parent nodes within the tree.</w:t>
       </w:r>
     </w:p>
     <w:p>
@@ -5802,7 +6498,7 @@
                   </pic:nvPicPr>
                   <pic:blipFill>
                     <a:blip r:embed="rId7"/>
-                    <a:srcRect l="8606" t="32940" r="48592" b="31240"/>
+                    <a:srcRect l="8606" t="32940" r="48588" b="31240"/>
                     <a:stretch>
                       <a:fillRect/>
                     </a:stretch>
@@ -5883,7 +6579,7 @@
                   </pic:nvPicPr>
                   <pic:blipFill>
                     <a:blip r:embed="rId8"/>
-                    <a:srcRect l="11697" t="31648" r="28149" b="29731"/>
+                    <a:srcRect l="11697" t="31648" r="28145" b="29731"/>
                     <a:stretch>
                       <a:fillRect/>
                     </a:stretch>
@@ -5992,7 +6688,7 @@
                   </pic:nvPicPr>
                   <pic:blipFill>
                     <a:blip r:embed="rId9"/>
-                    <a:srcRect l="10552" t="25634" r="46989" b="10371"/>
+                    <a:srcRect l="10552" t="25630" r="46983" b="10371"/>
                     <a:stretch>
                       <a:fillRect/>
                     </a:stretch>
@@ -6073,7 +6769,7 @@
                   </pic:nvPicPr>
                   <pic:blipFill>
                     <a:blip r:embed="rId10"/>
-                    <a:srcRect l="12101" t="23089" r="30965" b="32835"/>
+                    <a:srcRect l="12101" t="23089" r="30963" b="32832"/>
                     <a:stretch>
                       <a:fillRect/>
                     </a:stretch>
@@ -6116,27 +6812,7 @@
           <w:iCs w:val="false"/>
           <w:u w:val="none"/>
         </w:rPr>
-        <w:t xml:space="preserve">Here, we have a recursive functionality which can be viewed as a kleene </w:t>
-      </w:r>
-      <w:r>
-        <w:rPr>
-          <w:b w:val="false"/>
-          <w:bCs w:val="false"/>
-          <w:i w:val="false"/>
-          <w:iCs w:val="false"/>
-          <w:u w:val="none"/>
-        </w:rPr>
-        <w:t>closure</w:t>
-      </w:r>
-      <w:r>
-        <w:rPr>
-          <w:b w:val="false"/>
-          <w:bCs w:val="false"/>
-          <w:i w:val="false"/>
-          <w:iCs w:val="false"/>
-          <w:u w:val="none"/>
-        </w:rPr>
-        <w:t xml:space="preserve"> in regex. The regular expression for this DFA is ab*c. Starting from Q, we transition to q1 if the automaton reads an a. Then, b can be read 0 or more times. This is possible because if we read b, we transition back to the same state, q1. Finally, if we read c, we transition to q2.</w:t>
+        <w:t>Here, we have a recursive functionality which can be viewed as a kleene closure in regex. The regular expression for this DFA is ab*c. Starting from Q, we transition to q1 if the automaton reads an a. Then, b can be read 0 or more times. This is possible because if we read b, we transition back to the same state, q1. Finally, if we read c, we transition to q2.</w:t>
       </w:r>
     </w:p>
     <w:p>
@@ -6201,87 +6877,7 @@
           <w:u w:val="none"/>
         </w:rPr>
         <w:tab/>
-        <w:t xml:space="preserve">I did not go into much depth about how we can represent Finite State Automaton, but that is okay because I will explain as we go, and it should be quite comprehensible. The fact that we can follow such a diagram and deduce what sorts of lexemes the automaton can produce is a good start, however, it is often times more useful for us to be able to convert regular expressions into </w:t>
-      </w:r>
-      <w:r>
-        <w:rPr>
-          <w:b w:val="false"/>
-          <w:bCs w:val="false"/>
-          <w:i w:val="false"/>
-          <w:iCs w:val="false"/>
-          <w:u w:val="none"/>
-        </w:rPr>
-        <w:t>N</w:t>
-      </w:r>
-      <w:r>
-        <w:rPr>
-          <w:b w:val="false"/>
-          <w:bCs w:val="false"/>
-          <w:i w:val="false"/>
-          <w:iCs w:val="false"/>
-          <w:u w:val="none"/>
-        </w:rPr>
-        <w:t xml:space="preserve">FA. This </w:t>
-      </w:r>
-      <w:r>
-        <w:rPr>
-          <w:b w:val="false"/>
-          <w:bCs w:val="false"/>
-          <w:i w:val="false"/>
-          <w:iCs w:val="false"/>
-          <w:u w:val="none"/>
-        </w:rPr>
-        <w:t>is not</w:t>
-      </w:r>
-      <w:r>
-        <w:rPr>
-          <w:b w:val="false"/>
-          <w:bCs w:val="false"/>
-          <w:i w:val="false"/>
-          <w:iCs w:val="false"/>
-          <w:u w:val="none"/>
-        </w:rPr>
-        <w:t xml:space="preserve"> always such a simple task. According to the Kleene Theorum that we covered, Regular Grammars and </w:t>
-      </w:r>
-      <w:r>
-        <w:rPr>
-          <w:b w:val="false"/>
-          <w:bCs w:val="false"/>
-          <w:i w:val="false"/>
-          <w:iCs w:val="false"/>
-          <w:u w:val="none"/>
-        </w:rPr>
-        <w:t>Finite Automaton</w:t>
-      </w:r>
-      <w:r>
-        <w:rPr>
-          <w:b w:val="false"/>
-          <w:bCs w:val="false"/>
-          <w:i w:val="false"/>
-          <w:iCs w:val="false"/>
-          <w:u w:val="none"/>
-        </w:rPr>
-        <w:t xml:space="preserve"> are equivellant. But as I mentioned, NFAs are also problematic if we are trying to implement them into code; which if we’re writing compilers, would be the case (keep in mind that the execution of code is mostly deterministic </w:t>
-      </w:r>
-      <w:r>
-        <w:rPr>
-          <w:b w:val="false"/>
-          <w:bCs w:val="false"/>
-          <w:i w:val="false"/>
-          <w:iCs w:val="false"/>
-          <w:u w:val="none"/>
-        </w:rPr>
-        <w:t xml:space="preserve">since </w:t>
-      </w:r>
-      <w:r>
-        <w:rPr>
-          <w:b w:val="false"/>
-          <w:bCs w:val="false"/>
-          <w:i w:val="false"/>
-          <w:iCs w:val="false"/>
-          <w:u w:val="none"/>
-        </w:rPr>
-        <w:t xml:space="preserve">statements and switch statements always move the Instruction Pointer to a specific state). Luckily, it is possible to convert NFAs into DFAs which will be our next point of discussion. First though, we must convert RE to NFA. We do this using Thompson’s Construction Algorithm. This is not a simple algorithm by any means, and as I am a very visual learner, the only way for me to really describe the algorithm is with diagrams. All of the following material was inspired by this article </w:t>
+        <w:t xml:space="preserve">I did not go into much depth about how we can represent Finite State Automaton, but that is okay because I will explain as we go, and it should be quite comprehensible. The fact that we can follow such a diagram and deduce what sorts of lexemes the automaton can produce is a good start, however, it is often times more useful for us to be able to convert regular expressions into NFA. This is not always such a simple task. According to the Kleene Theorum that we covered, Regular Grammars and Finite Automaton are equivellant. But as I mentioned, NFAs are also problematic if we are trying to implement them into code; which if we’re writing compilers, would be the case (keep in mind that the execution of code is mostly deterministic since statements and switch statements always move the Instruction Pointer to a specific state). Luckily, it is possible to convert NFAs into DFAs which will be our next point of discussion. First though, we must convert RE to NFA. We do this using Thompson’s Construction Algorithm. This is not a simple algorithm by any means, and as I am a very visual learner, the only way for me to really describe the algorithm is with diagrams. All of the following material was inspired by this article </w:t>
       </w:r>
       <w:hyperlink r:id="rId11">
         <w:r>
@@ -6433,7 +7029,7 @@
                   </pic:nvPicPr>
                   <pic:blipFill>
                     <a:blip r:embed="rId12"/>
-                    <a:srcRect l="9243" t="29811" r="47800" b="41617"/>
+                    <a:srcRect l="9243" t="29811" r="47791" b="41614"/>
                     <a:stretch>
                       <a:fillRect/>
                     </a:stretch>
@@ -6524,7 +7120,7 @@
                   </pic:nvPicPr>
                   <pic:blipFill>
                     <a:blip r:embed="rId13"/>
-                    <a:srcRect l="8606" t="32940" r="48592" b="31240"/>
+                    <a:srcRect l="8606" t="32940" r="48588" b="31240"/>
                     <a:stretch>
                       <a:fillRect/>
                     </a:stretch>
@@ -6651,7 +7247,7 @@
         <mc:AlternateContent>
           <mc:Choice Requires="wps">
             <w:drawing>
-              <wp:anchor behindDoc="0" distT="18415" distB="18415" distL="18415" distR="18415" simplePos="0" locked="0" layoutInCell="0" allowOverlap="1" relativeHeight="26">
+              <wp:anchor behindDoc="0" distT="0" distB="0" distL="0" distR="0" simplePos="0" locked="0" layoutInCell="0" allowOverlap="1" relativeHeight="26">
                 <wp:simplePos x="0" y="0"/>
                 <wp:positionH relativeFrom="column">
                   <wp:posOffset>802005</wp:posOffset>
@@ -6660,7 +7256,7 @@
                   <wp:posOffset>-38100</wp:posOffset>
                 </wp:positionV>
                 <wp:extent cx="1715770" cy="882015"/>
-                <wp:effectExtent l="0" t="0" r="0" b="0"/>
+                <wp:effectExtent l="9525" t="13970" r="0" b="14605"/>
                 <wp:wrapNone/>
                 <wp:docPr id="12" name="Bézier curve 1"/>
                 <a:graphic xmlns:a="http://schemas.openxmlformats.org/drawingml/2006/main">
@@ -6670,7 +7266,7 @@
                       <wps:spPr>
                         <a:xfrm>
                           <a:off x="0" y="0"/>
-                          <a:ext cx="1715040" cy="881280"/>
+                          <a:ext cx="1715760" cy="882000"/>
                         </a:xfrm>
                         <a:custGeom>
                           <a:avLst/>
@@ -6827,7 +7423,7 @@
         <mc:AlternateContent>
           <mc:Choice Requires="wps">
             <w:drawing>
-              <wp:anchor behindDoc="0" distT="18415" distB="18415" distL="18415" distR="18415" simplePos="0" locked="0" layoutInCell="0" allowOverlap="1" relativeHeight="27">
+              <wp:anchor behindDoc="0" distT="0" distB="0" distL="0" distR="0" simplePos="0" locked="0" layoutInCell="0" allowOverlap="1" relativeHeight="27">
                 <wp:simplePos x="0" y="0"/>
                 <wp:positionH relativeFrom="column">
                   <wp:posOffset>792480</wp:posOffset>
@@ -6836,7 +7432,7 @@
                   <wp:posOffset>1355725</wp:posOffset>
                 </wp:positionV>
                 <wp:extent cx="1762125" cy="884555"/>
-                <wp:effectExtent l="0" t="0" r="0" b="0"/>
+                <wp:effectExtent l="19050" t="19050" r="7620" b="0"/>
                 <wp:wrapNone/>
                 <wp:docPr id="13" name="Bézier curve 2"/>
                 <a:graphic xmlns:a="http://schemas.openxmlformats.org/drawingml/2006/main">
@@ -6846,7 +7442,7 @@
                       <wps:spPr>
                         <a:xfrm>
                           <a:off x="0" y="0"/>
-                          <a:ext cx="1761480" cy="883800"/>
+                          <a:ext cx="1762200" cy="884520"/>
                         </a:xfrm>
                         <a:custGeom>
                           <a:avLst/>
@@ -7014,7 +7610,7 @@
                   </pic:nvPicPr>
                   <pic:blipFill>
                     <a:blip r:embed="rId14"/>
-                    <a:srcRect l="6440" t="19964" r="38241" b="22319"/>
+                    <a:srcRect l="6440" t="19964" r="38238" b="22319"/>
                     <a:stretch>
                       <a:fillRect/>
                     </a:stretch>
@@ -7127,7 +7723,7 @@
         <mc:AlternateContent>
           <mc:Choice Requires="wps">
             <w:drawing>
-              <wp:anchor behindDoc="0" distT="18415" distB="18415" distL="18415" distR="18415" simplePos="0" locked="0" layoutInCell="0" allowOverlap="1" relativeHeight="28">
+              <wp:anchor behindDoc="0" distT="0" distB="0" distL="0" distR="0" simplePos="0" locked="0" layoutInCell="0" allowOverlap="1" relativeHeight="28">
                 <wp:simplePos x="0" y="0"/>
                 <wp:positionH relativeFrom="column">
                   <wp:posOffset>1289685</wp:posOffset>
@@ -7136,7 +7732,7 @@
                   <wp:posOffset>191135</wp:posOffset>
                 </wp:positionV>
                 <wp:extent cx="2148205" cy="1010920"/>
-                <wp:effectExtent l="0" t="0" r="0" b="0"/>
+                <wp:effectExtent l="19050" t="15875" r="0" b="2540"/>
                 <wp:wrapNone/>
                 <wp:docPr id="15" name="Bézier curve 3"/>
                 <a:graphic xmlns:a="http://schemas.openxmlformats.org/drawingml/2006/main">
@@ -7146,7 +7742,7 @@
                       <wps:spPr>
                         <a:xfrm>
                           <a:off x="0" y="0"/>
-                          <a:ext cx="2147400" cy="1010160"/>
+                          <a:ext cx="2148120" cy="1010880"/>
                         </a:xfrm>
                         <a:custGeom>
                           <a:avLst/>
@@ -7303,7 +7899,7 @@
         <mc:AlternateContent>
           <mc:Choice Requires="wps">
             <w:drawing>
-              <wp:anchor behindDoc="0" distT="18415" distB="18415" distL="18415" distR="18415" simplePos="0" locked="0" layoutInCell="0" allowOverlap="1" relativeHeight="29">
+              <wp:anchor behindDoc="0" distT="0" distB="0" distL="0" distR="0" simplePos="0" locked="0" layoutInCell="0" allowOverlap="1" relativeHeight="29">
                 <wp:simplePos x="0" y="0"/>
                 <wp:positionH relativeFrom="column">
                   <wp:posOffset>62865</wp:posOffset>
@@ -7312,7 +7908,7 @@
                   <wp:posOffset>191135</wp:posOffset>
                 </wp:positionV>
                 <wp:extent cx="2106930" cy="1110615"/>
-                <wp:effectExtent l="0" t="0" r="0" b="0"/>
+                <wp:effectExtent l="15875" t="18415" r="0" b="17780"/>
                 <wp:wrapNone/>
                 <wp:docPr id="16" name="Bézier curve 4"/>
                 <a:graphic xmlns:a="http://schemas.openxmlformats.org/drawingml/2006/main">
@@ -7322,7 +7918,7 @@
                       <wps:spPr>
                         <a:xfrm>
                           <a:off x="0" y="0"/>
-                          <a:ext cx="2106360" cy="1109880"/>
+                          <a:ext cx="2107080" cy="1110600"/>
                         </a:xfrm>
                         <a:custGeom>
                           <a:avLst/>
@@ -7533,7 +8129,7 @@
                   </pic:nvPicPr>
                   <pic:blipFill>
                     <a:blip r:embed="rId15"/>
-                    <a:srcRect l="11697" t="31648" r="28149" b="29731"/>
+                    <a:srcRect l="11697" t="31648" r="28145" b="29731"/>
                     <a:stretch>
                       <a:fillRect/>
                     </a:stretch>
@@ -7653,7 +8249,7 @@
         <mc:AlternateContent>
           <mc:Choice Requires="wps">
             <w:drawing>
-              <wp:anchor behindDoc="0" distT="18415" distB="18415" distL="18415" distR="18415" simplePos="0" locked="0" layoutInCell="0" allowOverlap="1" relativeHeight="30">
+              <wp:anchor behindDoc="0" distT="0" distB="0" distL="0" distR="0" simplePos="0" locked="0" layoutInCell="0" allowOverlap="1" relativeHeight="30">
                 <wp:simplePos x="0" y="0"/>
                 <wp:positionH relativeFrom="column">
                   <wp:posOffset>930910</wp:posOffset>
@@ -7662,7 +8258,7 @@
                   <wp:posOffset>836295</wp:posOffset>
                 </wp:positionV>
                 <wp:extent cx="1574800" cy="826135"/>
-                <wp:effectExtent l="0" t="0" r="0" b="0"/>
+                <wp:effectExtent l="0" t="19050" r="12700" b="17145"/>
                 <wp:wrapNone/>
                 <wp:docPr id="18" name="Bézier curve 5"/>
                 <a:graphic xmlns:a="http://schemas.openxmlformats.org/drawingml/2006/main">
@@ -7672,7 +8268,7 @@
                       <wps:spPr>
                         <a:xfrm>
                           <a:off x="0" y="0"/>
-                          <a:ext cx="1574280" cy="825480"/>
+                          <a:ext cx="1574640" cy="826200"/>
                         </a:xfrm>
                         <a:custGeom>
                           <a:avLst/>
@@ -7824,7 +8420,7 @@
                   </pic:nvPicPr>
                   <pic:blipFill>
                     <a:blip r:embed="rId16"/>
-                    <a:srcRect l="7081" t="20807" r="34259" b="33803"/>
+                    <a:srcRect l="7081" t="20807" r="34255" b="33803"/>
                     <a:stretch>
                       <a:fillRect/>
                     </a:stretch>
@@ -8122,7 +8718,7 @@
                   </pic:nvPicPr>
                   <pic:blipFill>
                     <a:blip r:embed="rId17"/>
-                    <a:srcRect l="8606" t="32940" r="48592" b="31240"/>
+                    <a:srcRect l="8606" t="32940" r="48588" b="31240"/>
                     <a:stretch>
                       <a:fillRect/>
                     </a:stretch>
@@ -8212,7 +8808,7 @@
                   </pic:nvPicPr>
                   <pic:blipFill>
                     <a:blip r:embed="rId18"/>
-                    <a:srcRect l="8606" t="32940" r="48592" b="31240"/>
+                    <a:srcRect l="8606" t="32940" r="48588" b="31240"/>
                     <a:stretch>
                       <a:fillRect/>
                     </a:stretch>
@@ -8234,16 +8830,16 @@
         <mc:AlternateContent>
           <mc:Choice Requires="wps">
             <w:drawing>
-              <wp:anchor behindDoc="0" distT="18415" distB="18415" distL="18415" distR="18415" simplePos="0" locked="0" layoutInCell="0" allowOverlap="1" relativeHeight="32">
+              <wp:anchor behindDoc="0" distT="0" distB="0" distL="0" distR="0" simplePos="0" locked="0" layoutInCell="0" allowOverlap="1" relativeHeight="32">
                 <wp:simplePos x="0" y="0"/>
                 <wp:positionH relativeFrom="column">
-                  <wp:posOffset>133985</wp:posOffset>
+                  <wp:posOffset>128270</wp:posOffset>
                 </wp:positionH>
                 <wp:positionV relativeFrom="paragraph">
                   <wp:posOffset>31115</wp:posOffset>
                 </wp:positionV>
-                <wp:extent cx="11430" cy="619760"/>
-                <wp:effectExtent l="0" t="0" r="0" b="0"/>
+                <wp:extent cx="22225" cy="619760"/>
+                <wp:effectExtent l="18415" t="19050" r="19050" b="18415"/>
                 <wp:wrapNone/>
                 <wp:docPr id="22" name="Line 1"/>
                 <a:graphic xmlns:a="http://schemas.openxmlformats.org/drawingml/2006/main">
@@ -8253,7 +8849,7 @@
                       <wps:spPr>
                         <a:xfrm flipH="1">
                           <a:off x="0" y="0"/>
-                          <a:ext cx="10800" cy="619200"/>
+                          <a:ext cx="22320" cy="619920"/>
                         </a:xfrm>
                         <a:prstGeom prst="line">
                           <a:avLst/>
@@ -8280,7 +8876,7 @@
           </mc:Choice>
           <mc:Fallback>
             <w:pict>
-              <v:line id="shape_0" from="10.55pt,2.45pt" to="11.35pt,51.15pt" ID="Line 1" stroked="t" o:allowincell="f" style="position:absolute;flip:x">
+              <v:line id="shape_0" from="10.1pt,2.45pt" to="11.8pt,51.2pt" ID="Line 1" stroked="t" o:allowincell="f" style="position:absolute;flip:x">
                 <v:stroke color="black" weight="36720" joinstyle="round" endcap="flat"/>
                 <v:fill o:detectmouseclick="t" on="false"/>
                 <w10:wrap type="none"/>
@@ -8291,16 +8887,16 @@
         <mc:AlternateContent>
           <mc:Choice Requires="wps">
             <w:drawing>
-              <wp:anchor behindDoc="0" distT="18415" distB="18415" distL="18415" distR="18415" simplePos="0" locked="0" layoutInCell="0" allowOverlap="1" relativeHeight="34">
+              <wp:anchor behindDoc="0" distT="0" distB="0" distL="0" distR="0" simplePos="0" locked="0" layoutInCell="0" allowOverlap="1" relativeHeight="34">
                 <wp:simplePos x="0" y="0"/>
                 <wp:positionH relativeFrom="column">
-                  <wp:posOffset>969010</wp:posOffset>
+                  <wp:posOffset>963295</wp:posOffset>
                 </wp:positionH>
                 <wp:positionV relativeFrom="paragraph">
                   <wp:posOffset>27305</wp:posOffset>
                 </wp:positionV>
-                <wp:extent cx="12700" cy="623570"/>
-                <wp:effectExtent l="0" t="0" r="0" b="0"/>
+                <wp:extent cx="24765" cy="623570"/>
+                <wp:effectExtent l="19050" t="18415" r="18415" b="18415"/>
                 <wp:wrapNone/>
                 <wp:docPr id="23" name="Line 2"/>
                 <a:graphic xmlns:a="http://schemas.openxmlformats.org/drawingml/2006/main">
@@ -8310,7 +8906,7 @@
                       <wps:spPr>
                         <a:xfrm flipH="1">
                           <a:off x="0" y="0"/>
-                          <a:ext cx="12240" cy="622800"/>
+                          <a:ext cx="24840" cy="623520"/>
                         </a:xfrm>
                         <a:prstGeom prst="line">
                           <a:avLst/>
@@ -8337,7 +8933,7 @@
           </mc:Choice>
           <mc:Fallback>
             <w:pict>
-              <v:line id="shape_0" from="76.3pt,2.15pt" to="77.2pt,51.15pt" ID="Line 2" stroked="t" o:allowincell="f" style="position:absolute;flip:x">
+              <v:line id="shape_0" from="75.85pt,2.15pt" to="77.75pt,51.2pt" ID="Line 2" stroked="t" o:allowincell="f" style="position:absolute;flip:x">
                 <v:stroke color="black" weight="36720" joinstyle="round" endcap="flat"/>
                 <v:fill o:detectmouseclick="t" on="false"/>
                 <w10:wrap type="none"/>
@@ -8381,16 +8977,16 @@
         <mc:AlternateContent>
           <mc:Choice Requires="wps">
             <w:drawing>
-              <wp:anchor behindDoc="0" distT="18415" distB="18415" distL="18415" distR="18415" simplePos="0" locked="0" layoutInCell="0" allowOverlap="1" relativeHeight="33">
+              <wp:anchor behindDoc="0" distT="0" distB="0" distL="0" distR="0" simplePos="0" locked="0" layoutInCell="0" allowOverlap="1" relativeHeight="33">
                 <wp:simplePos x="0" y="0"/>
                 <wp:positionH relativeFrom="column">
                   <wp:posOffset>141605</wp:posOffset>
                 </wp:positionH>
                 <wp:positionV relativeFrom="paragraph">
-                  <wp:posOffset>84455</wp:posOffset>
+                  <wp:posOffset>85090</wp:posOffset>
                 </wp:positionV>
-                <wp:extent cx="864235" cy="1270"/>
-                <wp:effectExtent l="0" t="0" r="0" b="0"/>
+                <wp:extent cx="864235" cy="635"/>
+                <wp:effectExtent l="19050" t="19050" r="18415" b="19050"/>
                 <wp:wrapNone/>
                 <wp:docPr id="24" name="Horizontal line 1"/>
                 <a:graphic xmlns:a="http://schemas.openxmlformats.org/drawingml/2006/main">
@@ -8400,7 +8996,7 @@
                       <wps:spPr>
                         <a:xfrm flipH="1">
                           <a:off x="0" y="0"/>
-                          <a:ext cx="863640" cy="720"/>
+                          <a:ext cx="864360" cy="720"/>
                         </a:xfrm>
                         <a:prstGeom prst="line">
                           <a:avLst/>
@@ -8427,7 +9023,7 @@
           </mc:Choice>
           <mc:Fallback>
             <w:pict>
-              <v:line id="shape_0" from="11.15pt,6.65pt" to="79.1pt,6.65pt" ID="Horizontal line 1" stroked="t" o:allowincell="f" style="position:absolute;flip:x">
+              <v:line id="shape_0" from="11.15pt,6.7pt" to="79.15pt,6.7pt" ID="Horizontal line 1" stroked="t" o:allowincell="f" style="position:absolute;flip:x">
                 <v:stroke color="black" weight="36720" joinstyle="round" endcap="flat"/>
                 <v:fill o:detectmouseclick="t" on="false"/>
                 <w10:wrap type="none"/>
@@ -8551,7 +9147,7 @@
                   </pic:nvPicPr>
                   <pic:blipFill>
                     <a:blip r:embed="rId19"/>
-                    <a:srcRect l="8606" t="32940" r="48592" b="31240"/>
+                    <a:srcRect l="8606" t="32940" r="48588" b="31240"/>
                     <a:stretch>
                       <a:fillRect/>
                     </a:stretch>
@@ -8573,16 +9169,16 @@
         <mc:AlternateContent>
           <mc:Choice Requires="wps">
             <w:drawing>
-              <wp:anchor behindDoc="0" distT="18415" distB="18415" distL="18415" distR="18415" simplePos="0" locked="0" layoutInCell="0" allowOverlap="1" relativeHeight="38">
+              <wp:anchor behindDoc="0" distT="0" distB="0" distL="0" distR="0" simplePos="0" locked="0" layoutInCell="0" allowOverlap="1" relativeHeight="38">
                 <wp:simplePos x="0" y="0"/>
                 <wp:positionH relativeFrom="column">
-                  <wp:posOffset>127000</wp:posOffset>
+                  <wp:posOffset>124460</wp:posOffset>
                 </wp:positionH>
                 <wp:positionV relativeFrom="paragraph">
                   <wp:posOffset>26670</wp:posOffset>
                 </wp:positionV>
-                <wp:extent cx="36830" cy="916940"/>
-                <wp:effectExtent l="0" t="0" r="0" b="0"/>
+                <wp:extent cx="41275" cy="916940"/>
+                <wp:effectExtent l="19050" t="18415" r="18415" b="18415"/>
                 <wp:wrapNone/>
                 <wp:docPr id="26" name="Line 3"/>
                 <a:graphic xmlns:a="http://schemas.openxmlformats.org/drawingml/2006/main">
@@ -8592,7 +9188,7 @@
                       <wps:spPr>
                         <a:xfrm>
                           <a:off x="0" y="0"/>
-                          <a:ext cx="36360" cy="916200"/>
+                          <a:ext cx="41400" cy="916920"/>
                         </a:xfrm>
                         <a:prstGeom prst="line">
                           <a:avLst/>
@@ -8619,7 +9215,7 @@
           </mc:Choice>
           <mc:Fallback>
             <w:pict>
-              <v:line id="shape_0" from="10pt,2.1pt" to="12.8pt,74.2pt" ID="Line 3" stroked="t" o:allowincell="f" style="position:absolute">
+              <v:line id="shape_0" from="9.8pt,2.1pt" to="13pt,74.25pt" ID="Line 3" stroked="t" o:allowincell="f" style="position:absolute">
                 <v:stroke color="black" weight="36720" joinstyle="round" endcap="flat"/>
                 <v:fill o:detectmouseclick="t" on="false"/>
                 <w10:wrap type="none"/>
@@ -8630,16 +9226,16 @@
         <mc:AlternateContent>
           <mc:Choice Requires="wps">
             <w:drawing>
-              <wp:anchor behindDoc="0" distT="18415" distB="18415" distL="18415" distR="18415" simplePos="0" locked="0" layoutInCell="0" allowOverlap="1" relativeHeight="39">
+              <wp:anchor behindDoc="0" distT="0" distB="0" distL="0" distR="0" simplePos="0" locked="0" layoutInCell="0" allowOverlap="1" relativeHeight="39">
                 <wp:simplePos x="0" y="0"/>
                 <wp:positionH relativeFrom="column">
-                  <wp:posOffset>969010</wp:posOffset>
+                  <wp:posOffset>967740</wp:posOffset>
                 </wp:positionH>
                 <wp:positionV relativeFrom="paragraph">
                   <wp:posOffset>56515</wp:posOffset>
                 </wp:positionV>
-                <wp:extent cx="1905" cy="844550"/>
-                <wp:effectExtent l="0" t="0" r="0" b="0"/>
+                <wp:extent cx="3810" cy="844550"/>
+                <wp:effectExtent l="18415" t="18415" r="18415" b="18415"/>
                 <wp:wrapNone/>
                 <wp:docPr id="27" name="Line 4"/>
                 <a:graphic xmlns:a="http://schemas.openxmlformats.org/drawingml/2006/main">
@@ -8649,7 +9245,7 @@
                       <wps:spPr>
                         <a:xfrm flipV="1">
                           <a:off x="0" y="0"/>
-                          <a:ext cx="1440" cy="843840"/>
+                          <a:ext cx="3960" cy="844560"/>
                         </a:xfrm>
                         <a:prstGeom prst="line">
                           <a:avLst/>
@@ -8676,7 +9272,7 @@
           </mc:Choice>
           <mc:Fallback>
             <w:pict>
-              <v:line id="shape_0" from="76.3pt,4.45pt" to="76.35pt,70.85pt" ID="Line 4" stroked="t" o:allowincell="f" style="position:absolute;flip:y">
+              <v:line id="shape_0" from="76.2pt,4.45pt" to="76.45pt,70.9pt" ID="Line 4" stroked="t" o:allowincell="f" style="position:absolute;flip:y">
                 <v:stroke color="black" weight="36720" joinstyle="round" endcap="flat"/>
                 <v:fill o:detectmouseclick="t" on="false"/>
                 <w10:wrap type="none"/>
@@ -8730,7 +9326,7 @@
                   </pic:nvPicPr>
                   <pic:blipFill>
                     <a:blip r:embed="rId20"/>
-                    <a:srcRect l="8606" t="32940" r="48592" b="31240"/>
+                    <a:srcRect l="8606" t="32940" r="48588" b="31240"/>
                     <a:stretch>
                       <a:fillRect/>
                     </a:stretch>
@@ -8785,16 +9381,16 @@
         <mc:AlternateContent>
           <mc:Choice Requires="wps">
             <w:drawing>
-              <wp:anchor behindDoc="0" distT="18415" distB="18415" distL="18415" distR="18415" simplePos="0" locked="0" layoutInCell="0" allowOverlap="1" relativeHeight="35">
+              <wp:anchor behindDoc="0" distT="0" distB="0" distL="0" distR="0" simplePos="0" locked="0" layoutInCell="0" allowOverlap="1" relativeHeight="35">
                 <wp:simplePos x="0" y="0"/>
                 <wp:positionH relativeFrom="column">
                   <wp:posOffset>130810</wp:posOffset>
                 </wp:positionH>
                 <wp:positionV relativeFrom="paragraph">
-                  <wp:posOffset>52070</wp:posOffset>
+                  <wp:posOffset>52705</wp:posOffset>
                 </wp:positionV>
-                <wp:extent cx="864235" cy="1270"/>
-                <wp:effectExtent l="0" t="0" r="0" b="0"/>
+                <wp:extent cx="864235" cy="635"/>
+                <wp:effectExtent l="19050" t="19050" r="18415" b="19050"/>
                 <wp:wrapNone/>
                 <wp:docPr id="29" name="Horizontal line 2"/>
                 <a:graphic xmlns:a="http://schemas.openxmlformats.org/drawingml/2006/main">
@@ -8804,7 +9400,7 @@
                       <wps:spPr>
                         <a:xfrm flipH="1">
                           <a:off x="0" y="0"/>
-                          <a:ext cx="863640" cy="720"/>
+                          <a:ext cx="864360" cy="720"/>
                         </a:xfrm>
                         <a:prstGeom prst="line">
                           <a:avLst/>
@@ -8831,7 +9427,7 @@
           </mc:Choice>
           <mc:Fallback>
             <w:pict>
-              <v:line id="shape_0" from="10.3pt,4.1pt" to="78.25pt,4.1pt" ID="Horizontal line 2" stroked="t" o:allowincell="f" style="position:absolute;flip:x">
+              <v:line id="shape_0" from="10.3pt,4.15pt" to="78.3pt,4.15pt" ID="Horizontal line 2" stroked="t" o:allowincell="f" style="position:absolute;flip:x">
                 <v:stroke color="black" weight="36720" joinstyle="round" endcap="flat"/>
                 <v:fill o:detectmouseclick="t" on="false"/>
                 <w10:wrap type="none"/>
@@ -8936,7 +9532,7 @@
         <mc:AlternateContent>
           <mc:Choice Requires="wps">
             <w:drawing>
-              <wp:anchor behindDoc="0" distT="18415" distB="18415" distL="18415" distR="18415" simplePos="0" locked="0" layoutInCell="0" allowOverlap="1" relativeHeight="44">
+              <wp:anchor behindDoc="0" distT="0" distB="0" distL="0" distR="0" simplePos="0" locked="0" layoutInCell="0" allowOverlap="1" relativeHeight="44">
                 <wp:simplePos x="0" y="0"/>
                 <wp:positionH relativeFrom="column">
                   <wp:posOffset>539750</wp:posOffset>
@@ -8945,7 +9541,7 @@
                   <wp:posOffset>184785</wp:posOffset>
                 </wp:positionV>
                 <wp:extent cx="781050" cy="618490"/>
-                <wp:effectExtent l="0" t="0" r="0" b="0"/>
+                <wp:effectExtent l="18415" t="0" r="18415" b="18415"/>
                 <wp:wrapNone/>
                 <wp:docPr id="30" name="Bézier curve 6"/>
                 <a:graphic xmlns:a="http://schemas.openxmlformats.org/drawingml/2006/main">
@@ -8955,7 +9551,7 @@
                       <wps:spPr>
                         <a:xfrm>
                           <a:off x="0" y="0"/>
-                          <a:ext cx="780480" cy="617760"/>
+                          <a:ext cx="781200" cy="618480"/>
                         </a:xfrm>
                         <a:custGeom>
                           <a:avLst/>
@@ -9048,16 +9644,16 @@
         <mc:AlternateContent>
           <mc:Choice Requires="wps">
             <w:drawing>
-              <wp:anchor behindDoc="0" distT="18415" distB="18415" distL="18415" distR="18415" simplePos="0" locked="0" layoutInCell="0" allowOverlap="1" relativeHeight="42">
+              <wp:anchor behindDoc="0" distT="0" distB="0" distL="0" distR="0" simplePos="0" locked="0" layoutInCell="0" allowOverlap="1" relativeHeight="42">
                 <wp:simplePos x="0" y="0"/>
                 <wp:positionH relativeFrom="column">
-                  <wp:posOffset>127635</wp:posOffset>
+                  <wp:posOffset>121920</wp:posOffset>
                 </wp:positionH>
                 <wp:positionV relativeFrom="paragraph">
                   <wp:posOffset>-74930</wp:posOffset>
                 </wp:positionV>
-                <wp:extent cx="12700" cy="975995"/>
-                <wp:effectExtent l="0" t="0" r="0" b="0"/>
+                <wp:extent cx="24130" cy="975995"/>
+                <wp:effectExtent l="19050" t="18415" r="19050" b="18415"/>
                 <wp:wrapNone/>
                 <wp:docPr id="31" name="Line 5"/>
                 <a:graphic xmlns:a="http://schemas.openxmlformats.org/drawingml/2006/main">
@@ -9067,7 +9663,7 @@
                       <wps:spPr>
                         <a:xfrm flipH="1" flipV="1">
                           <a:off x="0" y="0"/>
-                          <a:ext cx="12240" cy="975240"/>
+                          <a:ext cx="24120" cy="975960"/>
                         </a:xfrm>
                         <a:prstGeom prst="line">
                           <a:avLst/>
@@ -9094,7 +9690,7 @@
           </mc:Choice>
           <mc:Fallback>
             <w:pict>
-              <v:line id="shape_0" from="10.05pt,-5.9pt" to="10.95pt,70.85pt" ID="Line 5" stroked="t" o:allowincell="f" style="position:absolute;flip:xy">
+              <v:line id="shape_0" from="9.6pt,-5.9pt" to="11.45pt,70.9pt" ID="Line 5" stroked="t" o:allowincell="f" style="position:absolute;flip:xy">
                 <v:stroke color="black" weight="36720" joinstyle="round" endcap="flat"/>
                 <v:fill o:detectmouseclick="t" on="false"/>
                 <w10:wrap type="none"/>
@@ -9105,7 +9701,7 @@
         <mc:AlternateContent>
           <mc:Choice Requires="wps">
             <w:drawing>
-              <wp:anchor behindDoc="0" distT="18415" distB="18415" distL="18415" distR="18415" simplePos="0" locked="0" layoutInCell="0" allowOverlap="1" relativeHeight="43">
+              <wp:anchor behindDoc="0" distT="0" distB="0" distL="0" distR="0" simplePos="0" locked="0" layoutInCell="0" allowOverlap="1" relativeHeight="43">
                 <wp:simplePos x="0" y="0"/>
                 <wp:positionH relativeFrom="column">
                   <wp:posOffset>965835</wp:posOffset>
@@ -9113,8 +9709,8 @@
                 <wp:positionV relativeFrom="paragraph">
                   <wp:posOffset>11430</wp:posOffset>
                 </wp:positionV>
-                <wp:extent cx="1270" cy="889635"/>
-                <wp:effectExtent l="0" t="0" r="0" b="0"/>
+                <wp:extent cx="1905" cy="889635"/>
+                <wp:effectExtent l="19050" t="18415" r="18415" b="18415"/>
                 <wp:wrapNone/>
                 <wp:docPr id="32" name="Vertical line 1"/>
                 <a:graphic xmlns:a="http://schemas.openxmlformats.org/drawingml/2006/main">
@@ -9124,7 +9720,7 @@
                       <wps:spPr>
                         <a:xfrm flipV="1">
                           <a:off x="0" y="0"/>
-                          <a:ext cx="720" cy="888840"/>
+                          <a:ext cx="1800" cy="889560"/>
                         </a:xfrm>
                         <a:prstGeom prst="line">
                           <a:avLst/>
@@ -9151,7 +9747,7 @@
           </mc:Choice>
           <mc:Fallback>
             <w:pict>
-              <v:line id="shape_0" from="76.05pt,0.9pt" to="76.05pt,70.85pt" ID="Vertical line 1" stroked="t" o:allowincell="f" style="position:absolute;flip:y">
+              <v:line id="shape_0" from="76.05pt,0.9pt" to="76.15pt,70.9pt" ID="Vertical line 1" stroked="t" o:allowincell="f" style="position:absolute;flip:y">
                 <v:stroke color="black" weight="36720" joinstyle="round" endcap="flat"/>
                 <v:fill o:detectmouseclick="t" on="false"/>
                 <w10:wrap type="none"/>
@@ -9180,7 +9776,7 @@
         <mc:AlternateContent>
           <mc:Choice Requires="wps">
             <w:drawing>
-              <wp:anchor behindDoc="0" distT="18415" distB="18415" distL="18415" distR="18415" simplePos="0" locked="0" layoutInCell="0" allowOverlap="1" relativeHeight="40">
+              <wp:anchor behindDoc="0" distT="0" distB="0" distL="0" distR="0" simplePos="0" locked="0" layoutInCell="0" allowOverlap="1" relativeHeight="40">
                 <wp:simplePos x="0" y="0"/>
                 <wp:positionH relativeFrom="column">
                   <wp:posOffset>136525</wp:posOffset>
@@ -9188,8 +9784,8 @@
                 <wp:positionV relativeFrom="paragraph">
                   <wp:posOffset>652780</wp:posOffset>
                 </wp:positionV>
-                <wp:extent cx="864235" cy="635"/>
-                <wp:effectExtent l="0" t="0" r="0" b="0"/>
+                <wp:extent cx="864235" cy="0"/>
+                <wp:effectExtent l="19050" t="19050" r="18415" b="19050"/>
                 <wp:wrapNone/>
                 <wp:docPr id="33" name="Horizontal line 3"/>
                 <a:graphic xmlns:a="http://schemas.openxmlformats.org/drawingml/2006/main">
@@ -9199,7 +9795,7 @@
                       <wps:spPr>
                         <a:xfrm flipH="1">
                           <a:off x="0" y="0"/>
-                          <a:ext cx="863640" cy="0"/>
+                          <a:ext cx="864360" cy="0"/>
                         </a:xfrm>
                         <a:prstGeom prst="line">
                           <a:avLst/>
@@ -9226,7 +9822,7 @@
           </mc:Choice>
           <mc:Fallback>
             <w:pict>
-              <v:line id="shape_0" from="10.75pt,51.4pt" to="78.7pt,51.4pt" ID="Horizontal line 3" stroked="t" o:allowincell="f" style="position:absolute;flip:x">
+              <v:line id="shape_0" from="10.75pt,51.4pt" to="78.75pt,51.4pt" ID="Horizontal line 3" stroked="t" o:allowincell="f" style="position:absolute;flip:x">
                 <v:stroke color="black" weight="36720" joinstyle="round" endcap="flat"/>
                 <v:fill o:detectmouseclick="t" on="false"/>
                 <w10:wrap type="none"/>
@@ -9261,7 +9857,7 @@
                   </pic:nvPicPr>
                   <pic:blipFill>
                     <a:blip r:embed="rId21"/>
-                    <a:srcRect l="8606" t="32940" r="48592" b="31240"/>
+                    <a:srcRect l="8606" t="32940" r="48588" b="31240"/>
                     <a:stretch>
                       <a:fillRect/>
                     </a:stretch>
@@ -9283,7 +9879,7 @@
         <mc:AlternateContent>
           <mc:Choice Requires="wps">
             <w:drawing>
-              <wp:anchor behindDoc="0" distT="18415" distB="18415" distL="18415" distR="18415" simplePos="0" locked="0" layoutInCell="0" allowOverlap="1" relativeHeight="45">
+              <wp:anchor behindDoc="0" distT="0" distB="0" distL="0" distR="0" simplePos="0" locked="0" layoutInCell="0" allowOverlap="1" relativeHeight="45">
                 <wp:simplePos x="0" y="0"/>
                 <wp:positionH relativeFrom="column">
                   <wp:posOffset>1150620</wp:posOffset>
@@ -9292,7 +9888,7 @@
                   <wp:posOffset>-37465</wp:posOffset>
                 </wp:positionV>
                 <wp:extent cx="246380" cy="127000"/>
-                <wp:effectExtent l="0" t="0" r="0" b="0"/>
+                <wp:effectExtent l="18415" t="18415" r="18415" b="5080"/>
                 <wp:wrapNone/>
                 <wp:docPr id="35" name="Bézier curve 7"/>
                 <a:graphic xmlns:a="http://schemas.openxmlformats.org/drawingml/2006/main">
@@ -9302,7 +9898,7 @@
                       <wps:spPr>
                         <a:xfrm>
                           <a:off x="0" y="0"/>
-                          <a:ext cx="245880" cy="126360"/>
+                          <a:ext cx="246240" cy="127080"/>
                         </a:xfrm>
                         <a:custGeom>
                           <a:avLst/>
@@ -9372,7 +9968,7 @@
                   </pic:nvPicPr>
                   <pic:blipFill>
                     <a:blip r:embed="rId22"/>
-                    <a:srcRect l="8606" t="32940" r="48592" b="31240"/>
+                    <a:srcRect l="8606" t="32940" r="48588" b="31240"/>
                     <a:stretch>
                       <a:fillRect/>
                     </a:stretch>
@@ -9430,7 +10026,7 @@
                   </pic:nvPicPr>
                   <pic:blipFill>
                     <a:blip r:embed="rId23"/>
-                    <a:srcRect l="3994" t="28904" r="64041" b="48078"/>
+                    <a:srcRect l="3994" t="28904" r="64033" b="48071"/>
                     <a:stretch>
                       <a:fillRect/>
                     </a:stretch>
@@ -9563,7 +10159,7 @@
                   </pic:nvPicPr>
                   <pic:blipFill>
                     <a:blip r:embed="rId24"/>
-                    <a:srcRect l="6901" t="15752" r="35948" b="31292"/>
+                    <a:srcRect l="6901" t="15752" r="35943" b="31292"/>
                     <a:stretch>
                       <a:fillRect/>
                     </a:stretch>
@@ -9676,7 +10272,7 @@
                   </pic:nvPicPr>
                   <pic:blipFill>
                     <a:blip r:embed="rId25"/>
-                    <a:srcRect l="6901" t="15752" r="35948" b="31292"/>
+                    <a:srcRect l="6901" t="15752" r="35943" b="31292"/>
                     <a:stretch>
                       <a:fillRect/>
                     </a:stretch>
@@ -9698,16 +10294,16 @@
         <mc:AlternateContent>
           <mc:Choice Requires="wps">
             <w:drawing>
-              <wp:anchor behindDoc="0" distT="18415" distB="18415" distL="18415" distR="18415" simplePos="0" locked="0" layoutInCell="0" allowOverlap="1" relativeHeight="50">
+              <wp:anchor behindDoc="0" distT="0" distB="0" distL="0" distR="0" simplePos="0" locked="0" layoutInCell="0" allowOverlap="1" relativeHeight="50">
                 <wp:simplePos x="0" y="0"/>
                 <wp:positionH relativeFrom="column">
-                  <wp:posOffset>984885</wp:posOffset>
+                  <wp:posOffset>987425</wp:posOffset>
                 </wp:positionH>
                 <wp:positionV relativeFrom="paragraph">
                   <wp:posOffset>71755</wp:posOffset>
                 </wp:positionV>
-                <wp:extent cx="35560" cy="1111250"/>
-                <wp:effectExtent l="0" t="0" r="0" b="0"/>
+                <wp:extent cx="30480" cy="1111250"/>
+                <wp:effectExtent l="18415" t="19050" r="18415" b="18415"/>
                 <wp:wrapNone/>
                 <wp:docPr id="40" name="Line 6"/>
                 <a:graphic xmlns:a="http://schemas.openxmlformats.org/drawingml/2006/main">
@@ -9717,7 +10313,7 @@
                       <wps:spPr>
                         <a:xfrm flipV="1">
                           <a:off x="0" y="0"/>
-                          <a:ext cx="34920" cy="1110600"/>
+                          <a:ext cx="30600" cy="1111320"/>
                         </a:xfrm>
                         <a:prstGeom prst="line">
                           <a:avLst/>
@@ -9744,7 +10340,7 @@
           </mc:Choice>
           <mc:Fallback>
             <w:pict>
-              <v:line id="shape_0" from="77.55pt,5.65pt" to="80.25pt,93.05pt" ID="Line 6" stroked="t" o:allowincell="f" style="position:absolute;flip:y">
+              <v:line id="shape_0" from="77.75pt,5.65pt" to="80.1pt,93.1pt" ID="Line 6" stroked="t" o:allowincell="f" style="position:absolute;flip:y">
                 <v:stroke color="black" weight="36720" joinstyle="round" endcap="flat"/>
                 <v:fill o:detectmouseclick="t" on="false"/>
                 <w10:wrap type="none"/>
@@ -9755,16 +10351,16 @@
         <mc:AlternateContent>
           <mc:Choice Requires="wps">
             <w:drawing>
-              <wp:anchor behindDoc="0" distT="18415" distB="18415" distL="18415" distR="18415" simplePos="0" locked="0" layoutInCell="0" allowOverlap="1" relativeHeight="51">
+              <wp:anchor behindDoc="0" distT="0" distB="0" distL="0" distR="0" simplePos="0" locked="0" layoutInCell="0" allowOverlap="1" relativeHeight="51">
                 <wp:simplePos x="0" y="0"/>
                 <wp:positionH relativeFrom="column">
-                  <wp:posOffset>108585</wp:posOffset>
+                  <wp:posOffset>113665</wp:posOffset>
                 </wp:positionH>
                 <wp:positionV relativeFrom="paragraph">
                   <wp:posOffset>51435</wp:posOffset>
                 </wp:positionV>
-                <wp:extent cx="22860" cy="1132205"/>
-                <wp:effectExtent l="0" t="0" r="0" b="0"/>
+                <wp:extent cx="12700" cy="1132205"/>
+                <wp:effectExtent l="18415" t="19050" r="19050" b="19050"/>
                 <wp:wrapNone/>
                 <wp:docPr id="41" name="Line 7"/>
                 <a:graphic xmlns:a="http://schemas.openxmlformats.org/drawingml/2006/main">
@@ -9774,7 +10370,7 @@
                       <wps:spPr>
                         <a:xfrm flipV="1">
                           <a:off x="0" y="0"/>
-                          <a:ext cx="22320" cy="1131480"/>
+                          <a:ext cx="12600" cy="1132200"/>
                         </a:xfrm>
                         <a:prstGeom prst="line">
                           <a:avLst/>
@@ -9801,7 +10397,7 @@
           </mc:Choice>
           <mc:Fallback>
             <w:pict>
-              <v:line id="shape_0" from="8.55pt,4.05pt" to="10.25pt,93.1pt" ID="Line 7" stroked="t" o:allowincell="f" style="position:absolute;flip:y">
+              <v:line id="shape_0" from="8.95pt,4.05pt" to="9.9pt,93.15pt" ID="Line 7" stroked="t" o:allowincell="f" style="position:absolute;flip:y">
                 <v:stroke color="black" weight="36720" joinstyle="round" endcap="flat"/>
                 <v:fill o:detectmouseclick="t" on="false"/>
                 <w10:wrap type="none"/>
@@ -9874,7 +10470,7 @@
                   </pic:nvPicPr>
                   <pic:blipFill>
                     <a:blip r:embed="rId26"/>
-                    <a:srcRect l="8606" t="32940" r="48592" b="31240"/>
+                    <a:srcRect l="8606" t="32940" r="48588" b="31240"/>
                     <a:stretch>
                       <a:fillRect/>
                     </a:stretch>
@@ -9929,16 +10525,16 @@
         <mc:AlternateContent>
           <mc:Choice Requires="wps">
             <w:drawing>
-              <wp:anchor behindDoc="0" distT="18415" distB="18415" distL="18415" distR="18415" simplePos="0" locked="0" layoutInCell="0" allowOverlap="1" relativeHeight="47">
+              <wp:anchor behindDoc="0" distT="0" distB="0" distL="0" distR="0" simplePos="0" locked="0" layoutInCell="0" allowOverlap="1" relativeHeight="47">
                 <wp:simplePos x="0" y="0"/>
                 <wp:positionH relativeFrom="column">
                   <wp:posOffset>130810</wp:posOffset>
                 </wp:positionH>
                 <wp:positionV relativeFrom="paragraph">
-                  <wp:posOffset>52070</wp:posOffset>
+                  <wp:posOffset>52705</wp:posOffset>
                 </wp:positionV>
-                <wp:extent cx="864235" cy="1270"/>
-                <wp:effectExtent l="0" t="0" r="0" b="0"/>
+                <wp:extent cx="864235" cy="635"/>
+                <wp:effectExtent l="19050" t="19050" r="18415" b="19050"/>
                 <wp:wrapNone/>
                 <wp:docPr id="43" name="Horizontal line 4"/>
                 <a:graphic xmlns:a="http://schemas.openxmlformats.org/drawingml/2006/main">
@@ -9948,7 +10544,7 @@
                       <wps:spPr>
                         <a:xfrm flipH="1">
                           <a:off x="0" y="0"/>
-                          <a:ext cx="863640" cy="720"/>
+                          <a:ext cx="864360" cy="720"/>
                         </a:xfrm>
                         <a:prstGeom prst="line">
                           <a:avLst/>
@@ -9975,7 +10571,7 @@
           </mc:Choice>
           <mc:Fallback>
             <w:pict>
-              <v:line id="shape_0" from="10.3pt,4.1pt" to="78.25pt,4.1pt" ID="Horizontal line 4" stroked="t" o:allowincell="f" style="position:absolute;flip:x">
+              <v:line id="shape_0" from="10.3pt,4.15pt" to="78.3pt,4.15pt" ID="Horizontal line 4" stroked="t" o:allowincell="f" style="position:absolute;flip:x">
                 <v:stroke color="black" weight="36720" joinstyle="round" endcap="flat"/>
                 <v:fill o:detectmouseclick="t" on="false"/>
                 <w10:wrap type="none"/>
@@ -10085,7 +10681,7 @@
         <mc:AlternateContent>
           <mc:Choice Requires="wps">
             <w:drawing>
-              <wp:anchor behindDoc="0" distT="18415" distB="18415" distL="18415" distR="18415" simplePos="0" locked="0" layoutInCell="0" allowOverlap="1" relativeHeight="52">
+              <wp:anchor behindDoc="0" distT="0" distB="0" distL="0" distR="0" simplePos="0" locked="0" layoutInCell="0" allowOverlap="1" relativeHeight="52">
                 <wp:simplePos x="0" y="0"/>
                 <wp:positionH relativeFrom="column">
                   <wp:posOffset>0</wp:posOffset>
@@ -10094,7 +10690,7 @@
                   <wp:posOffset>502285</wp:posOffset>
                 </wp:positionV>
                 <wp:extent cx="1567815" cy="890270"/>
-                <wp:effectExtent l="0" t="0" r="0" b="0"/>
+                <wp:effectExtent l="17145" t="14605" r="9525" b="12700"/>
                 <wp:wrapNone/>
                 <wp:docPr id="44" name="Bézier curve 8"/>
                 <a:graphic xmlns:a="http://schemas.openxmlformats.org/drawingml/2006/main">
@@ -10104,7 +10700,7 @@
                       <wps:spPr>
                         <a:xfrm>
                           <a:off x="0" y="0"/>
-                          <a:ext cx="1567080" cy="889560"/>
+                          <a:ext cx="1567800" cy="890280"/>
                         </a:xfrm>
                         <a:custGeom>
                           <a:avLst/>
@@ -10248,7 +10844,7 @@
         <mc:AlternateContent>
           <mc:Choice Requires="wps">
             <w:drawing>
-              <wp:anchor behindDoc="0" distT="18415" distB="18415" distL="18415" distR="18415" simplePos="0" locked="0" layoutInCell="0" allowOverlap="1" relativeHeight="53">
+              <wp:anchor behindDoc="0" distT="0" distB="0" distL="0" distR="0" simplePos="0" locked="0" layoutInCell="0" allowOverlap="1" relativeHeight="53">
                 <wp:simplePos x="0" y="0"/>
                 <wp:positionH relativeFrom="column">
                   <wp:posOffset>742315</wp:posOffset>
@@ -10257,7 +10853,7 @@
                   <wp:posOffset>635</wp:posOffset>
                 </wp:positionV>
                 <wp:extent cx="3408680" cy="1809115"/>
-                <wp:effectExtent l="0" t="0" r="0" b="0"/>
+                <wp:effectExtent l="18415" t="19050" r="12700" b="13970"/>
                 <wp:wrapNone/>
                 <wp:docPr id="45" name="Bézier curve 9"/>
                 <a:graphic xmlns:a="http://schemas.openxmlformats.org/drawingml/2006/main">
@@ -10267,7 +10863,7 @@
                       <wps:spPr>
                         <a:xfrm>
                           <a:off x="0" y="0"/>
-                          <a:ext cx="3408120" cy="1808640"/>
+                          <a:ext cx="3408840" cy="1809000"/>
                         </a:xfrm>
                         <a:custGeom>
                           <a:avLst/>
@@ -10602,16 +11198,16 @@
         <mc:AlternateContent>
           <mc:Choice Requires="wps">
             <w:drawing>
-              <wp:anchor behindDoc="0" distT="18415" distB="18415" distL="18415" distR="18415" simplePos="0" locked="0" layoutInCell="0" allowOverlap="1" relativeHeight="56">
+              <wp:anchor behindDoc="0" distT="0" distB="0" distL="0" distR="0" simplePos="0" locked="0" layoutInCell="0" allowOverlap="1" relativeHeight="56">
                 <wp:simplePos x="0" y="0"/>
                 <wp:positionH relativeFrom="column">
-                  <wp:posOffset>998855</wp:posOffset>
+                  <wp:posOffset>995680</wp:posOffset>
                 </wp:positionH>
                 <wp:positionV relativeFrom="paragraph">
                   <wp:posOffset>88900</wp:posOffset>
                 </wp:positionV>
-                <wp:extent cx="6985" cy="788035"/>
-                <wp:effectExtent l="0" t="0" r="0" b="0"/>
+                <wp:extent cx="13335" cy="788035"/>
+                <wp:effectExtent l="18415" t="18415" r="19050" b="18415"/>
                 <wp:wrapNone/>
                 <wp:docPr id="47" name="Line 8"/>
                 <a:graphic xmlns:a="http://schemas.openxmlformats.org/drawingml/2006/main">
@@ -10621,7 +11217,7 @@
                       <wps:spPr>
                         <a:xfrm flipV="1">
                           <a:off x="0" y="0"/>
-                          <a:ext cx="6480" cy="787320"/>
+                          <a:ext cx="13320" cy="788040"/>
                         </a:xfrm>
                         <a:prstGeom prst="line">
                           <a:avLst/>
@@ -10648,7 +11244,7 @@
           </mc:Choice>
           <mc:Fallback>
             <w:pict>
-              <v:line id="shape_0" from="78.65pt,7pt" to="79.1pt,68.95pt" ID="Line 8" stroked="t" o:allowincell="f" style="position:absolute;flip:y">
+              <v:line id="shape_0" from="78.4pt,7pt" to="79.4pt,69pt" ID="Line 8" stroked="t" o:allowincell="f" style="position:absolute;flip:y">
                 <v:stroke color="black" weight="36720" joinstyle="round" endcap="flat"/>
                 <v:fill o:detectmouseclick="t" on="false"/>
                 <w10:wrap type="none"/>
@@ -10659,16 +11255,16 @@
         <mc:AlternateContent>
           <mc:Choice Requires="wps">
             <w:drawing>
-              <wp:anchor behindDoc="0" distT="18415" distB="18415" distL="18415" distR="18415" simplePos="0" locked="0" layoutInCell="0" allowOverlap="1" relativeHeight="57">
+              <wp:anchor behindDoc="0" distT="0" distB="0" distL="0" distR="0" simplePos="0" locked="0" layoutInCell="0" allowOverlap="1" relativeHeight="57">
                 <wp:simplePos x="0" y="0"/>
                 <wp:positionH relativeFrom="column">
-                  <wp:posOffset>137795</wp:posOffset>
+                  <wp:posOffset>135890</wp:posOffset>
                 </wp:positionH>
                 <wp:positionV relativeFrom="paragraph">
                   <wp:posOffset>125730</wp:posOffset>
                 </wp:positionV>
-                <wp:extent cx="4445" cy="775335"/>
-                <wp:effectExtent l="0" t="0" r="0" b="0"/>
+                <wp:extent cx="8255" cy="775335"/>
+                <wp:effectExtent l="18415" t="19050" r="19050" b="18415"/>
                 <wp:wrapNone/>
                 <wp:docPr id="48" name="Line 9"/>
                 <a:graphic xmlns:a="http://schemas.openxmlformats.org/drawingml/2006/main">
@@ -10678,7 +11274,7 @@
                       <wps:spPr>
                         <a:xfrm flipV="1">
                           <a:off x="0" y="0"/>
-                          <a:ext cx="3960" cy="774720"/>
+                          <a:ext cx="8280" cy="775440"/>
                         </a:xfrm>
                         <a:prstGeom prst="line">
                           <a:avLst/>
@@ -10705,7 +11301,7 @@
           </mc:Choice>
           <mc:Fallback>
             <w:pict>
-              <v:line id="shape_0" from="10.85pt,9.9pt" to="11.1pt,70.85pt" ID="Line 9" stroked="t" o:allowincell="f" style="position:absolute;flip:y">
+              <v:line id="shape_0" from="10.7pt,9.9pt" to="11.3pt,70.9pt" ID="Line 9" stroked="t" o:allowincell="f" style="position:absolute;flip:y">
                 <v:stroke color="black" weight="36720" joinstyle="round" endcap="flat"/>
                 <v:fill o:detectmouseclick="t" on="false"/>
                 <w10:wrap type="none"/>
@@ -10759,7 +11355,7 @@
                   </pic:nvPicPr>
                   <pic:blipFill>
                     <a:blip r:embed="rId28"/>
-                    <a:srcRect l="9227" t="16376" r="22356" b="38649"/>
+                    <a:srcRect l="9227" t="16376" r="22351" b="38645"/>
                     <a:stretch>
                       <a:fillRect/>
                     </a:stretch>
@@ -10819,16 +11415,16 @@
         <mc:AlternateContent>
           <mc:Choice Requires="wps">
             <w:drawing>
-              <wp:anchor behindDoc="0" distT="18415" distB="18415" distL="18415" distR="18415" simplePos="0" locked="0" layoutInCell="0" allowOverlap="1" relativeHeight="54">
+              <wp:anchor behindDoc="0" distT="0" distB="0" distL="0" distR="0" simplePos="0" locked="0" layoutInCell="0" allowOverlap="1" relativeHeight="54">
                 <wp:simplePos x="0" y="0"/>
                 <wp:positionH relativeFrom="column">
                   <wp:posOffset>130810</wp:posOffset>
                 </wp:positionH>
                 <wp:positionV relativeFrom="paragraph">
-                  <wp:posOffset>52070</wp:posOffset>
+                  <wp:posOffset>52705</wp:posOffset>
                 </wp:positionV>
-                <wp:extent cx="864235" cy="1270"/>
-                <wp:effectExtent l="0" t="0" r="0" b="0"/>
+                <wp:extent cx="864235" cy="635"/>
+                <wp:effectExtent l="19050" t="19050" r="18415" b="19050"/>
                 <wp:wrapNone/>
                 <wp:docPr id="50" name="Horizontal line 5"/>
                 <a:graphic xmlns:a="http://schemas.openxmlformats.org/drawingml/2006/main">
@@ -10838,7 +11434,7 @@
                       <wps:spPr>
                         <a:xfrm flipH="1">
                           <a:off x="0" y="0"/>
-                          <a:ext cx="863640" cy="720"/>
+                          <a:ext cx="864360" cy="720"/>
                         </a:xfrm>
                         <a:prstGeom prst="line">
                           <a:avLst/>
@@ -10865,7 +11461,7 @@
           </mc:Choice>
           <mc:Fallback>
             <w:pict>
-              <v:line id="shape_0" from="10.3pt,4.1pt" to="78.25pt,4.1pt" ID="Horizontal line 5" stroked="t" o:allowincell="f" style="position:absolute;flip:x">
+              <v:line id="shape_0" from="10.3pt,4.15pt" to="78.3pt,4.15pt" ID="Horizontal line 5" stroked="t" o:allowincell="f" style="position:absolute;flip:x">
                 <v:stroke color="black" weight="36720" joinstyle="round" endcap="flat"/>
                 <v:fill o:detectmouseclick="t" on="false"/>
                 <w10:wrap type="none"/>
@@ -11093,16 +11689,16 @@
         <mc:AlternateContent>
           <mc:Choice Requires="wps">
             <w:drawing>
-              <wp:anchor behindDoc="0" distT="18415" distB="18415" distL="18415" distR="18415" simplePos="0" locked="0" layoutInCell="0" allowOverlap="1" relativeHeight="59">
+              <wp:anchor behindDoc="0" distT="0" distB="0" distL="0" distR="0" simplePos="0" locked="0" layoutInCell="0" allowOverlap="1" relativeHeight="59">
                 <wp:simplePos x="0" y="0"/>
                 <wp:positionH relativeFrom="column">
-                  <wp:posOffset>998855</wp:posOffset>
+                  <wp:posOffset>995680</wp:posOffset>
                 </wp:positionH>
                 <wp:positionV relativeFrom="paragraph">
                   <wp:posOffset>88900</wp:posOffset>
                 </wp:positionV>
-                <wp:extent cx="6985" cy="788035"/>
-                <wp:effectExtent l="0" t="0" r="0" b="0"/>
+                <wp:extent cx="13335" cy="788035"/>
+                <wp:effectExtent l="18415" t="18415" r="19050" b="18415"/>
                 <wp:wrapNone/>
                 <wp:docPr id="52" name="Line 10"/>
                 <a:graphic xmlns:a="http://schemas.openxmlformats.org/drawingml/2006/main">
@@ -11112,7 +11708,7 @@
                       <wps:spPr>
                         <a:xfrm flipV="1">
                           <a:off x="0" y="0"/>
-                          <a:ext cx="6480" cy="787320"/>
+                          <a:ext cx="13320" cy="788040"/>
                         </a:xfrm>
                         <a:prstGeom prst="line">
                           <a:avLst/>
@@ -11139,7 +11735,7 @@
           </mc:Choice>
           <mc:Fallback>
             <w:pict>
-              <v:line id="shape_0" from="78.65pt,7pt" to="79.1pt,68.95pt" ID="Line 10" stroked="t" o:allowincell="f" style="position:absolute;flip:y">
+              <v:line id="shape_0" from="78.4pt,7pt" to="79.4pt,69pt" ID="Line 10" stroked="t" o:allowincell="f" style="position:absolute;flip:y">
                 <v:stroke color="black" weight="36720" joinstyle="round" endcap="flat"/>
                 <v:fill o:detectmouseclick="t" on="false"/>
                 <w10:wrap type="none"/>
@@ -11150,16 +11746,16 @@
         <mc:AlternateContent>
           <mc:Choice Requires="wps">
             <w:drawing>
-              <wp:anchor behindDoc="0" distT="18415" distB="18415" distL="18415" distR="18415" simplePos="0" locked="0" layoutInCell="0" allowOverlap="1" relativeHeight="60">
+              <wp:anchor behindDoc="0" distT="0" distB="0" distL="0" distR="0" simplePos="0" locked="0" layoutInCell="0" allowOverlap="1" relativeHeight="60">
                 <wp:simplePos x="0" y="0"/>
                 <wp:positionH relativeFrom="column">
-                  <wp:posOffset>137795</wp:posOffset>
+                  <wp:posOffset>135890</wp:posOffset>
                 </wp:positionH>
                 <wp:positionV relativeFrom="paragraph">
                   <wp:posOffset>125730</wp:posOffset>
                 </wp:positionV>
-                <wp:extent cx="4445" cy="775335"/>
-                <wp:effectExtent l="0" t="0" r="0" b="0"/>
+                <wp:extent cx="8255" cy="775335"/>
+                <wp:effectExtent l="18415" t="19050" r="19050" b="18415"/>
                 <wp:wrapNone/>
                 <wp:docPr id="53" name="Line 11"/>
                 <a:graphic xmlns:a="http://schemas.openxmlformats.org/drawingml/2006/main">
@@ -11169,7 +11765,7 @@
                       <wps:spPr>
                         <a:xfrm flipV="1">
                           <a:off x="0" y="0"/>
-                          <a:ext cx="3960" cy="774720"/>
+                          <a:ext cx="8280" cy="775440"/>
                         </a:xfrm>
                         <a:prstGeom prst="line">
                           <a:avLst/>
@@ -11196,7 +11792,7 @@
           </mc:Choice>
           <mc:Fallback>
             <w:pict>
-              <v:line id="shape_0" from="10.85pt,9.9pt" to="11.1pt,70.85pt" ID="Line 11" stroked="t" o:allowincell="f" style="position:absolute;flip:y">
+              <v:line id="shape_0" from="10.7pt,9.9pt" to="11.3pt,70.9pt" ID="Line 11" stroked="t" o:allowincell="f" style="position:absolute;flip:y">
                 <v:stroke color="black" weight="36720" joinstyle="round" endcap="flat"/>
                 <v:fill o:detectmouseclick="t" on="false"/>
                 <w10:wrap type="none"/>
@@ -11310,16 +11906,16 @@
         <mc:AlternateContent>
           <mc:Choice Requires="wps">
             <w:drawing>
-              <wp:anchor behindDoc="0" distT="18415" distB="18415" distL="18415" distR="18415" simplePos="0" locked="0" layoutInCell="0" allowOverlap="1" relativeHeight="58">
+              <wp:anchor behindDoc="0" distT="0" distB="0" distL="0" distR="0" simplePos="0" locked="0" layoutInCell="0" allowOverlap="1" relativeHeight="58">
                 <wp:simplePos x="0" y="0"/>
                 <wp:positionH relativeFrom="column">
                   <wp:posOffset>130810</wp:posOffset>
                 </wp:positionH>
                 <wp:positionV relativeFrom="paragraph">
-                  <wp:posOffset>52070</wp:posOffset>
+                  <wp:posOffset>52705</wp:posOffset>
                 </wp:positionV>
-                <wp:extent cx="864235" cy="1270"/>
-                <wp:effectExtent l="0" t="0" r="0" b="0"/>
+                <wp:extent cx="864235" cy="635"/>
+                <wp:effectExtent l="19050" t="19050" r="18415" b="19050"/>
                 <wp:wrapNone/>
                 <wp:docPr id="55" name="Horizontal line 6"/>
                 <a:graphic xmlns:a="http://schemas.openxmlformats.org/drawingml/2006/main">
@@ -11329,7 +11925,7 @@
                       <wps:spPr>
                         <a:xfrm flipH="1">
                           <a:off x="0" y="0"/>
-                          <a:ext cx="863640" cy="720"/>
+                          <a:ext cx="864360" cy="720"/>
                         </a:xfrm>
                         <a:prstGeom prst="line">
                           <a:avLst/>
@@ -11356,7 +11952,7 @@
           </mc:Choice>
           <mc:Fallback>
             <w:pict>
-              <v:line id="shape_0" from="10.3pt,4.1pt" to="78.25pt,4.1pt" ID="Horizontal line 6" stroked="t" o:allowincell="f" style="position:absolute;flip:x">
+              <v:line id="shape_0" from="10.3pt,4.15pt" to="78.3pt,4.15pt" ID="Horizontal line 6" stroked="t" o:allowincell="f" style="position:absolute;flip:x">
                 <v:stroke color="black" weight="36720" joinstyle="round" endcap="flat"/>
                 <v:fill o:detectmouseclick="t" on="false"/>
                 <w10:wrap type="none"/>
@@ -11757,7 +12353,7 @@
                   </pic:nvPicPr>
                   <pic:blipFill>
                     <a:blip r:embed="rId32"/>
-                    <a:srcRect l="4511" t="23506" r="32294" b="18427"/>
+                    <a:srcRect l="4511" t="23506" r="32290" b="18427"/>
                     <a:stretch>
                       <a:fillRect/>
                     </a:stretch>
@@ -11806,39 +12402,7 @@
           <w:u w:val="none"/>
           <w:lang w:val="en-CA" w:eastAsia="en-US" w:bidi="ar-SA"/>
         </w:rPr>
-        <w:t xml:space="preserve">Note that I’ve added two additional details: the arrow represents the start state, Q, and the double circle represents the final accepting state/halting state. Now, since we have 3 symbols that our automaton can read </w:t>
-      </w:r>
-      <w:r>
-        <w:rPr>
-          <w:rFonts w:eastAsia="Calibri" w:cs="Noto Kufi Arabic"/>
-          <w:b w:val="false"/>
-          <w:bCs w:val="false"/>
-          <w:i w:val="false"/>
-          <w:iCs w:val="false"/>
-          <w:color w:val="auto"/>
-          <w:kern w:val="0"/>
-          <w:sz w:val="22"/>
-          <w:szCs w:val="22"/>
-          <w:u w:val="none"/>
-          <w:lang w:val="en-CA" w:eastAsia="en-US" w:bidi="ar-SA"/>
-        </w:rPr>
-        <w:t>(a, b, and c)</w:t>
-      </w:r>
-      <w:r>
-        <w:rPr>
-          <w:rFonts w:eastAsia="Calibri" w:cs="Noto Kufi Arabic"/>
-          <w:b w:val="false"/>
-          <w:bCs w:val="false"/>
-          <w:i w:val="false"/>
-          <w:iCs w:val="false"/>
-          <w:color w:val="auto"/>
-          <w:kern w:val="0"/>
-          <w:sz w:val="22"/>
-          <w:szCs w:val="22"/>
-          <w:u w:val="none"/>
-          <w:lang w:val="en-CA" w:eastAsia="en-US" w:bidi="ar-SA"/>
-        </w:rPr>
-        <w:t xml:space="preserve">, we will have 3 columns, one for each. Since we have 4 states, we will have 4 rows. </w:t>
+        <w:t xml:space="preserve">Note that I’ve added two additional details: the arrow represents the start state, Q, and the double circle represents the final accepting state/halting state. Now, since we have 3 symbols that our automaton can read (a, b, and c), we will have 3 columns, one for each. Since we have 4 states, we will have 4 rows. </w:t>
       </w:r>
     </w:p>
     <w:tbl>
@@ -13142,97 +13706,7 @@
           <w:iCs w:val="false"/>
           <w:u w:val="none"/>
         </w:rPr>
-        <w:t>Even though this automaton does not contain any epsilon transitions, recall that I stated th</w:t>
-      </w:r>
-      <w:r>
-        <w:rPr>
-          <w:b w:val="false"/>
-          <w:bCs w:val="false"/>
-          <w:i w:val="false"/>
-          <w:iCs w:val="false"/>
-          <w:u w:val="none"/>
-        </w:rPr>
-        <w:t>at the</w:t>
-      </w:r>
-      <w:r>
-        <w:rPr>
-          <w:b w:val="false"/>
-          <w:bCs w:val="false"/>
-          <w:i w:val="false"/>
-          <w:iCs w:val="false"/>
-          <w:u w:val="none"/>
-        </w:rPr>
-        <w:t xml:space="preserve"> method of identifying whether or not a Finite State Automaton is NFA or DFA </w:t>
-      </w:r>
-      <w:r>
-        <w:rPr>
-          <w:b w:val="false"/>
-          <w:bCs w:val="false"/>
-          <w:i w:val="false"/>
-          <w:iCs w:val="false"/>
-          <w:u w:val="none"/>
-        </w:rPr>
-        <w:t>depends on</w:t>
-      </w:r>
-      <w:r>
-        <w:rPr>
-          <w:b w:val="false"/>
-          <w:bCs w:val="false"/>
-          <w:i w:val="false"/>
-          <w:iCs w:val="false"/>
-          <w:u w:val="none"/>
-        </w:rPr>
-        <w:t xml:space="preserve"> whether or not it contains ambiguity between state transitions. In this case, from the start state Q </w:t>
-      </w:r>
-      <w:r>
-        <w:rPr>
-          <w:b w:val="false"/>
-          <w:bCs w:val="false"/>
-          <w:i w:val="false"/>
-          <w:iCs w:val="false"/>
-          <w:u w:val="none"/>
-        </w:rPr>
-        <w:t xml:space="preserve">aka </w:t>
-      </w:r>
-      <w:r>
-        <w:rPr>
-          <w:b w:val="false"/>
-          <w:bCs w:val="false"/>
-          <w:i w:val="false"/>
-          <w:iCs w:val="false"/>
-          <w:u w:val="none"/>
-        </w:rPr>
-        <w:t>q0, if we read a, it is ambiguous as to whether we should transition back to q0 or transition to q1. Be warned, grasping how to fix this ambiguity made my head spin, but after staring at examples online long enough, I feel as though I can serve justice, and present a</w:t>
-      </w:r>
-      <w:r>
-        <w:rPr>
-          <w:b w:val="false"/>
-          <w:bCs w:val="false"/>
-          <w:i w:val="false"/>
-          <w:iCs w:val="false"/>
-          <w:u w:val="none"/>
-        </w:rPr>
-        <w:t>n</w:t>
-      </w:r>
-      <w:r>
-        <w:rPr>
-          <w:b w:val="false"/>
-          <w:bCs w:val="false"/>
-          <w:i w:val="false"/>
-          <w:iCs w:val="false"/>
-          <w:u w:val="none"/>
-        </w:rPr>
-        <w:t xml:space="preserve"> easy-enough to follow guide. We begin by creating our basic TT. If ambiguity occurs, we create a set of states that are possible to traverse to from the current state. </w:t>
-      </w:r>
-      <w:r>
-        <w:rPr>
-          <w:b w:val="false"/>
-          <w:bCs w:val="false"/>
-          <w:i w:val="false"/>
-          <w:iCs w:val="false"/>
-          <w:u w:val="none"/>
-        </w:rPr>
-        <w:t>Because the transition from q0 when reading a is ambiguous, we create a new state called {q0,q1} (the two possible outcomes) and label this as state 4.</w:t>
+        <w:t>Even though this automaton does not contain any epsilon transitions, recall that I stated that the method of identifying whether or not a Finite State Automaton is NFA or DFA depends on whether or not it contains ambiguity between state transitions. In this case, from the start state Q aka q0, if we read a, it is ambiguous as to whether we should transition back to q0 or transition to q1. Be warned, grasping how to fix this ambiguity made my head spin, but after staring at examples online long enough, I feel as though I can serve justice, and present an easy-enough to follow guide. We begin by creating our basic TT. If ambiguity occurs, we create a set of states that are possible to traverse to from the current state. Because the transition from q0 when reading a is ambiguous, we create a new state called {q0,q1} (the two possible outcomes) and label this as state 4.</w:t>
       </w:r>
     </w:p>
     <w:tbl>
@@ -13465,43 +13939,7 @@
                 <w:szCs w:val="24"/>
                 <w:u w:val="none"/>
               </w:rPr>
-              <w:t>q</w:t>
-            </w:r>
-            <w:r>
-              <w:rPr>
-                <w:rFonts w:ascii="Nimbus Roman" w:hAnsi="Nimbus Roman"/>
-                <w:b w:val="false"/>
-                <w:bCs w:val="false"/>
-                <w:i w:val="false"/>
-                <w:iCs w:val="false"/>
-                <w:strike w:val="false"/>
-                <w:dstrike w:val="false"/>
-                <w:outline w:val="false"/>
-                <w:shadow w:val="false"/>
-                <w:color w:val="000000"/>
-                <w:sz w:val="24"/>
-                <w:szCs w:val="24"/>
-                <w:u w:val="none"/>
-              </w:rPr>
-              <w:t xml:space="preserve">0 </w:t>
-            </w:r>
-            <w:r>
-              <w:rPr>
-                <w:rFonts w:ascii="Nimbus Roman" w:hAnsi="Nimbus Roman"/>
-                <w:b w:val="false"/>
-                <w:bCs w:val="false"/>
-                <w:i w:val="false"/>
-                <w:iCs w:val="false"/>
-                <w:strike w:val="false"/>
-                <w:dstrike w:val="false"/>
-                <w:outline w:val="false"/>
-                <w:shadow w:val="false"/>
-                <w:color w:val="000000"/>
-                <w:sz w:val="24"/>
-                <w:szCs w:val="24"/>
-                <w:u w:val="none"/>
-              </w:rPr>
-              <w:t>(Q)</w:t>
+              <w:t>q0 (Q)</w:t>
             </w:r>
           </w:p>
         </w:tc>
@@ -14128,127 +14566,7 @@
           <w:iCs w:val="false"/>
           <w:u w:val="none"/>
         </w:rPr>
-        <w:t xml:space="preserve">Now, what we want to do is continue comparing the first row, </w:t>
-      </w:r>
-      <w:r>
-        <w:rPr>
-          <w:b w:val="false"/>
-          <w:bCs w:val="false"/>
-          <w:i w:val="false"/>
-          <w:iCs w:val="false"/>
-          <w:u w:val="none"/>
-        </w:rPr>
-        <w:t>q0</w:t>
-      </w:r>
-      <w:r>
-        <w:rPr>
-          <w:b w:val="false"/>
-          <w:bCs w:val="false"/>
-          <w:i w:val="false"/>
-          <w:iCs w:val="false"/>
-          <w:u w:val="none"/>
-        </w:rPr>
-        <w:t xml:space="preserve">, with each consecutive row of the table and adding new states as we find them. Due to the fact that reading a from state </w:t>
-      </w:r>
-      <w:r>
-        <w:rPr>
-          <w:b w:val="false"/>
-          <w:bCs w:val="false"/>
-          <w:i w:val="false"/>
-          <w:iCs w:val="false"/>
-          <w:u w:val="none"/>
-        </w:rPr>
-        <w:t>q0</w:t>
-      </w:r>
-      <w:r>
-        <w:rPr>
-          <w:b w:val="false"/>
-          <w:bCs w:val="false"/>
-          <w:i w:val="false"/>
-          <w:iCs w:val="false"/>
-          <w:u w:val="none"/>
-        </w:rPr>
-        <w:t xml:space="preserve"> can lead us to either </w:t>
-      </w:r>
-      <w:r>
-        <w:rPr>
-          <w:b w:val="false"/>
-          <w:bCs w:val="false"/>
-          <w:i w:val="false"/>
-          <w:iCs w:val="false"/>
-          <w:u w:val="none"/>
-        </w:rPr>
-        <w:t>q0</w:t>
-      </w:r>
-      <w:r>
-        <w:rPr>
-          <w:b w:val="false"/>
-          <w:bCs w:val="false"/>
-          <w:i w:val="false"/>
-          <w:iCs w:val="false"/>
-          <w:u w:val="none"/>
-        </w:rPr>
-        <w:t xml:space="preserve"> or q1, we will add a new state (4) to the table. Then we will compare </w:t>
-      </w:r>
-      <w:r>
-        <w:rPr>
-          <w:b w:val="false"/>
-          <w:bCs w:val="false"/>
-          <w:i w:val="false"/>
-          <w:iCs w:val="false"/>
-          <w:u w:val="none"/>
-        </w:rPr>
-        <w:t>q0</w:t>
-      </w:r>
-      <w:r>
-        <w:rPr>
-          <w:b w:val="false"/>
-          <w:bCs w:val="false"/>
-          <w:i w:val="false"/>
-          <w:iCs w:val="false"/>
-          <w:u w:val="none"/>
-        </w:rPr>
-        <w:t xml:space="preserve"> with q1, </w:t>
-      </w:r>
-      <w:r>
-        <w:rPr>
-          <w:b w:val="false"/>
-          <w:bCs w:val="false"/>
-          <w:i w:val="false"/>
-          <w:iCs w:val="false"/>
-          <w:u w:val="none"/>
-        </w:rPr>
-        <w:t>q0</w:t>
-      </w:r>
-      <w:r>
-        <w:rPr>
-          <w:b w:val="false"/>
-          <w:bCs w:val="false"/>
-          <w:i w:val="false"/>
-          <w:iCs w:val="false"/>
-          <w:u w:val="none"/>
-        </w:rPr>
-        <w:t xml:space="preserve"> with q2, </w:t>
-      </w:r>
-      <w:r>
-        <w:rPr>
-          <w:b w:val="false"/>
-          <w:bCs w:val="false"/>
-          <w:i w:val="false"/>
-          <w:iCs w:val="false"/>
-          <w:u w:val="none"/>
-        </w:rPr>
-        <w:t>q0</w:t>
-      </w:r>
-      <w:r>
-        <w:rPr>
-          <w:b w:val="false"/>
-          <w:bCs w:val="false"/>
-          <w:i w:val="false"/>
-          <w:iCs w:val="false"/>
-          <w:u w:val="none"/>
-        </w:rPr>
-        <w:t xml:space="preserve"> with q3, and so forth, creating new states anytime we find ambiguity. I will highlight which rows we are comparing at each stage as well as narrate what I am doing to provide additional context.</w:t>
+        <w:t>Now, what we want to do is continue comparing the first row, q0, with each consecutive row of the table and adding new states as we find them. Due to the fact that reading a from state q0 can lead us to either q0 or q1, we will add a new state (4) to the table. Then we will compare q0 with q1, q0 with q2, q0 with q3, and so forth, creating new states anytime we find ambiguity. I will highlight which rows we are comparing at each stage as well as narrate what I am doing to provide additional context.</w:t>
       </w:r>
     </w:p>
     <w:p>
@@ -14498,64 +14816,7 @@
                 <w:u w:val="none"/>
                 <w:shd w:fill="auto" w:val="clear"/>
               </w:rPr>
-              <w:t>q</w:t>
-            </w:r>
-            <w:r>
-              <w:rPr>
-                <w:rFonts w:ascii="Nimbus Roman" w:hAnsi="Nimbus Roman"/>
-                <w:b w:val="false"/>
-                <w:bCs w:val="false"/>
-                <w:i w:val="false"/>
-                <w:iCs w:val="false"/>
-                <w:strike w:val="false"/>
-                <w:dstrike w:val="false"/>
-                <w:outline w:val="false"/>
-                <w:shadow w:val="false"/>
-                <w:color w:val="000000"/>
-                <w:sz w:val="24"/>
-                <w:szCs w:val="24"/>
-                <w:u w:val="none"/>
-                <w:shd w:fill="auto" w:val="clear"/>
-              </w:rPr>
-              <w:t>0</w:t>
-            </w:r>
-            <w:r>
-              <w:rPr>
-                <w:rFonts w:ascii="Nimbus Roman" w:hAnsi="Nimbus Roman"/>
-                <w:b w:val="false"/>
-                <w:bCs w:val="false"/>
-                <w:i w:val="false"/>
-                <w:iCs w:val="false"/>
-                <w:strike w:val="false"/>
-                <w:dstrike w:val="false"/>
-                <w:outline w:val="false"/>
-                <w:shadow w:val="false"/>
-                <w:color w:val="000000"/>
-                <w:sz w:val="24"/>
-                <w:szCs w:val="24"/>
-                <w:u w:val="none"/>
-                <w:shd w:fill="auto" w:val="clear"/>
-              </w:rPr>
-              <w:t xml:space="preserve"> </w:t>
-            </w:r>
-            <w:r>
-              <w:rPr>
-                <w:rFonts w:ascii="Nimbus Roman" w:hAnsi="Nimbus Roman"/>
-                <w:b w:val="false"/>
-                <w:bCs w:val="false"/>
-                <w:i w:val="false"/>
-                <w:iCs w:val="false"/>
-                <w:strike w:val="false"/>
-                <w:dstrike w:val="false"/>
-                <w:outline w:val="false"/>
-                <w:shadow w:val="false"/>
-                <w:color w:val="000000"/>
-                <w:sz w:val="24"/>
-                <w:szCs w:val="24"/>
-                <w:u w:val="none"/>
-                <w:shd w:fill="auto" w:val="clear"/>
-              </w:rPr>
-              <w:t>(Q)</w:t>
+              <w:t>q0 (Q)</w:t>
             </w:r>
           </w:p>
         </w:tc>
@@ -15356,45 +15617,7 @@
                 <w:u w:val="none"/>
                 <w:shd w:fill="FFFF00" w:val="clear"/>
               </w:rPr>
-              <w:t>{q0, q2}</w:t>
-            </w:r>
-            <w:r>
-              <w:rPr>
-                <w:rFonts w:ascii="Nimbus Roman" w:hAnsi="Nimbus Roman"/>
-                <w:b w:val="false"/>
-                <w:bCs w:val="false"/>
-                <w:i w:val="false"/>
-                <w:iCs w:val="false"/>
-                <w:strike w:val="false"/>
-                <w:dstrike w:val="false"/>
-                <w:outline w:val="false"/>
-                <w:shadow w:val="false"/>
-                <w:color w:val="000000"/>
-                <w:sz w:val="24"/>
-                <w:szCs w:val="24"/>
-                <w:u w:val="none"/>
-                <w:shd w:fill="FFFF00" w:val="clear"/>
-              </w:rPr>
-              <w:t xml:space="preserve"> </w:t>
-            </w:r>
-            <w:r>
-              <w:rPr>
-                <w:rFonts w:ascii="Nimbus Roman" w:hAnsi="Nimbus Roman"/>
-                <w:b w:val="false"/>
-                <w:bCs w:val="false"/>
-                <w:i w:val="false"/>
-                <w:iCs w:val="false"/>
-                <w:strike w:val="false"/>
-                <w:dstrike w:val="false"/>
-                <w:outline w:val="false"/>
-                <w:shadow w:val="false"/>
-                <w:color w:val="000000"/>
-                <w:sz w:val="24"/>
-                <w:szCs w:val="24"/>
-                <w:u w:val="none"/>
-                <w:shd w:fill="FFFF00" w:val="clear"/>
-              </w:rPr>
-              <w:t>(state 5)</w:t>
+              <w:t>{q0, q2} (state 5)</w:t>
             </w:r>
           </w:p>
         </w:tc>
@@ -16506,45 +16729,7 @@
                 <w:u w:val="none"/>
                 <w:shd w:fill="auto" w:val="clear"/>
               </w:rPr>
-              <w:t>{q0, q2}</w:t>
-            </w:r>
-            <w:r>
-              <w:rPr>
-                <w:rFonts w:ascii="Nimbus Roman" w:hAnsi="Nimbus Roman"/>
-                <w:b w:val="false"/>
-                <w:bCs w:val="false"/>
-                <w:i w:val="false"/>
-                <w:iCs w:val="false"/>
-                <w:strike w:val="false"/>
-                <w:dstrike w:val="false"/>
-                <w:outline w:val="false"/>
-                <w:shadow w:val="false"/>
-                <w:color w:val="000000"/>
-                <w:sz w:val="24"/>
-                <w:szCs w:val="24"/>
-                <w:u w:val="none"/>
-                <w:shd w:fill="auto" w:val="clear"/>
-              </w:rPr>
-              <w:t xml:space="preserve"> </w:t>
-            </w:r>
-            <w:r>
-              <w:rPr>
-                <w:rFonts w:ascii="Nimbus Roman" w:hAnsi="Nimbus Roman"/>
-                <w:b w:val="false"/>
-                <w:bCs w:val="false"/>
-                <w:i w:val="false"/>
-                <w:iCs w:val="false"/>
-                <w:strike w:val="false"/>
-                <w:dstrike w:val="false"/>
-                <w:outline w:val="false"/>
-                <w:shadow w:val="false"/>
-                <w:color w:val="000000"/>
-                <w:sz w:val="24"/>
-                <w:szCs w:val="24"/>
-                <w:u w:val="none"/>
-                <w:shd w:fill="auto" w:val="clear"/>
-              </w:rPr>
-              <w:t>(state 5)</w:t>
+              <w:t>{q0, q2} (state 5)</w:t>
             </w:r>
           </w:p>
         </w:tc>
@@ -16654,45 +16839,7 @@
                 <w:u w:val="none"/>
                 <w:shd w:fill="00A933" w:val="clear"/>
               </w:rPr>
-              <w:t>q4 = {q0, q1}</w:t>
-            </w:r>
-            <w:r>
-              <w:rPr>
-                <w:rFonts w:ascii="Nimbus Roman" w:hAnsi="Nimbus Roman"/>
-                <w:b w:val="false"/>
-                <w:bCs w:val="false"/>
-                <w:i w:val="false"/>
-                <w:iCs w:val="false"/>
-                <w:strike w:val="false"/>
-                <w:dstrike w:val="false"/>
-                <w:outline w:val="false"/>
-                <w:shadow w:val="false"/>
-                <w:color w:val="000000"/>
-                <w:sz w:val="24"/>
-                <w:szCs w:val="24"/>
-                <w:u w:val="none"/>
-                <w:shd w:fill="00A933" w:val="clear"/>
-              </w:rPr>
-              <w:t xml:space="preserve"> </w:t>
-            </w:r>
-            <w:r>
-              <w:rPr>
-                <w:rFonts w:ascii="Nimbus Roman" w:hAnsi="Nimbus Roman"/>
-                <w:b w:val="false"/>
-                <w:bCs w:val="false"/>
-                <w:i w:val="false"/>
-                <w:iCs w:val="false"/>
-                <w:strike w:val="false"/>
-                <w:dstrike w:val="false"/>
-                <w:outline w:val="false"/>
-                <w:shadow w:val="false"/>
-                <w:color w:val="000000"/>
-                <w:sz w:val="24"/>
-                <w:szCs w:val="24"/>
-                <w:u w:val="none"/>
-                <w:shd w:fill="00A933" w:val="clear"/>
-              </w:rPr>
-              <w:t>(state 4)</w:t>
+              <w:t>q4 = {q0, q1} (state 4)</w:t>
             </w:r>
           </w:p>
         </w:tc>
@@ -16748,45 +16895,7 @@
                 <w:u w:val="none"/>
                 <w:shd w:fill="FFFF00" w:val="clear"/>
               </w:rPr>
-              <w:t>q6 = {q0, q3}</w:t>
-            </w:r>
-            <w:r>
-              <w:rPr>
-                <w:rFonts w:ascii="Nimbus Roman" w:hAnsi="Nimbus Roman"/>
-                <w:b w:val="false"/>
-                <w:bCs w:val="false"/>
-                <w:i w:val="false"/>
-                <w:iCs w:val="false"/>
-                <w:strike w:val="false"/>
-                <w:dstrike w:val="false"/>
-                <w:outline w:val="false"/>
-                <w:shadow w:val="false"/>
-                <w:color w:val="000000"/>
-                <w:sz w:val="24"/>
-                <w:szCs w:val="24"/>
-                <w:u w:val="none"/>
-                <w:shd w:fill="FFFF00" w:val="clear"/>
-              </w:rPr>
-              <w:t xml:space="preserve"> </w:t>
-            </w:r>
-            <w:r>
-              <w:rPr>
-                <w:rFonts w:ascii="Nimbus Roman" w:hAnsi="Nimbus Roman"/>
-                <w:b w:val="false"/>
-                <w:bCs w:val="false"/>
-                <w:i w:val="false"/>
-                <w:iCs w:val="false"/>
-                <w:strike w:val="false"/>
-                <w:dstrike w:val="false"/>
-                <w:outline w:val="false"/>
-                <w:shadow w:val="false"/>
-                <w:color w:val="000000"/>
-                <w:sz w:val="24"/>
-                <w:szCs w:val="24"/>
-                <w:u w:val="none"/>
-                <w:shd w:fill="FFFF00" w:val="clear"/>
-              </w:rPr>
-              <w:t>(state 6)</w:t>
+              <w:t>q6 = {q0, q3} (state 6)</w:t>
             </w:r>
           </w:p>
         </w:tc>
@@ -16838,27 +16947,7 @@
           <w:iCs w:val="false"/>
           <w:u w:val="none"/>
         </w:rPr>
-        <w:t xml:space="preserve">Perhaps now you can see the pattern if you weren’t beforehand. We compare q0 with q2 at row a. The union is {q0, q1} U {} = {q0, q1} which is state 4 as we’ve established. Another ambiguity arises </w:t>
-      </w:r>
-      <w:r>
-        <w:rPr>
-          <w:b w:val="false"/>
-          <w:bCs w:val="false"/>
-          <w:i w:val="false"/>
-          <w:iCs w:val="false"/>
-          <w:u w:val="none"/>
-        </w:rPr>
-        <w:t>in column b</w:t>
-      </w:r>
-      <w:r>
-        <w:rPr>
-          <w:b w:val="false"/>
-          <w:bCs w:val="false"/>
-          <w:i w:val="false"/>
-          <w:iCs w:val="false"/>
-          <w:u w:val="none"/>
-        </w:rPr>
-        <w:t xml:space="preserve"> between {q0} U {q3} = {q0, q3} which we label as a new state q6. </w:t>
+        <w:t xml:space="preserve">Perhaps now you can see the pattern if you weren’t beforehand. We compare q0 with q2 at row a. The union is {q0, q1} U {} = {q0, q1} which is state 4 as we’ve established. Another ambiguity arises in column b between {q0} U {q3} = {q0, q3} which we label as a new state q6. </w:t>
       </w:r>
     </w:p>
     <w:p>
@@ -17928,45 +18017,7 @@
                 <w:u w:val="none"/>
                 <w:shd w:fill="auto" w:val="clear"/>
               </w:rPr>
-              <w:t>{q0, q2}</w:t>
-            </w:r>
-            <w:r>
-              <w:rPr>
-                <w:rFonts w:ascii="Nimbus Roman" w:hAnsi="Nimbus Roman"/>
-                <w:b w:val="false"/>
-                <w:bCs w:val="false"/>
-                <w:i w:val="false"/>
-                <w:iCs w:val="false"/>
-                <w:strike w:val="false"/>
-                <w:dstrike w:val="false"/>
-                <w:outline w:val="false"/>
-                <w:shadow w:val="false"/>
-                <w:color w:val="000000"/>
-                <w:sz w:val="24"/>
-                <w:szCs w:val="24"/>
-                <w:u w:val="none"/>
-                <w:shd w:fill="auto" w:val="clear"/>
-              </w:rPr>
-              <w:t xml:space="preserve"> </w:t>
-            </w:r>
-            <w:r>
-              <w:rPr>
-                <w:rFonts w:ascii="Nimbus Roman" w:hAnsi="Nimbus Roman"/>
-                <w:b w:val="false"/>
-                <w:bCs w:val="false"/>
-                <w:i w:val="false"/>
-                <w:iCs w:val="false"/>
-                <w:strike w:val="false"/>
-                <w:dstrike w:val="false"/>
-                <w:outline w:val="false"/>
-                <w:shadow w:val="false"/>
-                <w:color w:val="000000"/>
-                <w:sz w:val="24"/>
-                <w:szCs w:val="24"/>
-                <w:u w:val="none"/>
-                <w:shd w:fill="auto" w:val="clear"/>
-              </w:rPr>
-              <w:t>(state 5)</w:t>
+              <w:t>{q0, q2} (state 5)</w:t>
             </w:r>
           </w:p>
         </w:tc>
@@ -18076,45 +18127,7 @@
                 <w:u w:val="none"/>
                 <w:shd w:fill="00A933" w:val="clear"/>
               </w:rPr>
-              <w:t>q4 = {q0, q1}</w:t>
-            </w:r>
-            <w:r>
-              <w:rPr>
-                <w:rFonts w:ascii="Nimbus Roman" w:hAnsi="Nimbus Roman"/>
-                <w:b w:val="false"/>
-                <w:bCs w:val="false"/>
-                <w:i w:val="false"/>
-                <w:iCs w:val="false"/>
-                <w:strike w:val="false"/>
-                <w:dstrike w:val="false"/>
-                <w:outline w:val="false"/>
-                <w:shadow w:val="false"/>
-                <w:color w:val="000000"/>
-                <w:sz w:val="24"/>
-                <w:szCs w:val="24"/>
-                <w:u w:val="none"/>
-                <w:shd w:fill="00A933" w:val="clear"/>
-              </w:rPr>
-              <w:t xml:space="preserve"> </w:t>
-            </w:r>
-            <w:r>
-              <w:rPr>
-                <w:rFonts w:ascii="Nimbus Roman" w:hAnsi="Nimbus Roman"/>
-                <w:b w:val="false"/>
-                <w:bCs w:val="false"/>
-                <w:i w:val="false"/>
-                <w:iCs w:val="false"/>
-                <w:strike w:val="false"/>
-                <w:dstrike w:val="false"/>
-                <w:outline w:val="false"/>
-                <w:shadow w:val="false"/>
-                <w:color w:val="000000"/>
-                <w:sz w:val="24"/>
-                <w:szCs w:val="24"/>
-                <w:u w:val="none"/>
-                <w:shd w:fill="00A933" w:val="clear"/>
-              </w:rPr>
-              <w:t>(state 4)</w:t>
+              <w:t>q4 = {q0, q1} (state 4)</w:t>
             </w:r>
           </w:p>
         </w:tc>
@@ -18170,45 +18183,7 @@
                 <w:u w:val="none"/>
                 <w:shd w:fill="FFFF00" w:val="clear"/>
               </w:rPr>
-              <w:t>q6 = {q0, q3}</w:t>
-            </w:r>
-            <w:r>
-              <w:rPr>
-                <w:rFonts w:ascii="Nimbus Roman" w:hAnsi="Nimbus Roman"/>
-                <w:b w:val="false"/>
-                <w:bCs w:val="false"/>
-                <w:i w:val="false"/>
-                <w:iCs w:val="false"/>
-                <w:strike w:val="false"/>
-                <w:dstrike w:val="false"/>
-                <w:outline w:val="false"/>
-                <w:shadow w:val="false"/>
-                <w:color w:val="000000"/>
-                <w:sz w:val="24"/>
-                <w:szCs w:val="24"/>
-                <w:u w:val="none"/>
-                <w:shd w:fill="FFFF00" w:val="clear"/>
-              </w:rPr>
-              <w:t xml:space="preserve"> </w:t>
-            </w:r>
-            <w:r>
-              <w:rPr>
-                <w:rFonts w:ascii="Nimbus Roman" w:hAnsi="Nimbus Roman"/>
-                <w:b w:val="false"/>
-                <w:bCs w:val="false"/>
-                <w:i w:val="false"/>
-                <w:iCs w:val="false"/>
-                <w:strike w:val="false"/>
-                <w:dstrike w:val="false"/>
-                <w:outline w:val="false"/>
-                <w:shadow w:val="false"/>
-                <w:color w:val="000000"/>
-                <w:sz w:val="24"/>
-                <w:szCs w:val="24"/>
-                <w:u w:val="none"/>
-                <w:shd w:fill="FFFF00" w:val="clear"/>
-              </w:rPr>
-              <w:t>(state 6)</w:t>
+              <w:t>q6 = {q0, q3} (state 6)</w:t>
             </w:r>
           </w:p>
         </w:tc>
@@ -18424,35 +18399,31 @@
           <w:iCs w:val="false"/>
           <w:u w:val="none"/>
         </w:rPr>
-        <w:t>N</w:t>
-      </w:r>
-      <w:r>
-        <w:rPr>
-          <w:b w:val="false"/>
-          <w:bCs w:val="false"/>
-          <w:i w:val="false"/>
-          <w:iCs w:val="false"/>
-          <w:u w:val="none"/>
-        </w:rPr>
-        <w:t>ote: Finish section</w:t>
-      </w:r>
-    </w:p>
-    <w:p>
-      <w:pPr>
-        <w:pStyle w:val="Normal"/>
-        <w:jc w:val="left"/>
-        <w:rPr>
-          <w:b w:val="false"/>
-          <w:b w:val="false"/>
-          <w:bCs w:val="false"/>
-          <w:i w:val="false"/>
-          <w:i w:val="false"/>
-          <w:iCs w:val="false"/>
-          <w:u w:val="none"/>
-        </w:rPr>
-      </w:pPr>
-      <w:r>
-        <w:rPr/>
+        <w:t>Note: Finish section</w:t>
+      </w:r>
+    </w:p>
+    <w:p>
+      <w:pPr>
+        <w:pStyle w:val="Normal"/>
+        <w:jc w:val="left"/>
+        <w:rPr>
+          <w:b w:val="false"/>
+          <w:b w:val="false"/>
+          <w:bCs w:val="false"/>
+          <w:i w:val="false"/>
+          <w:i w:val="false"/>
+          <w:iCs w:val="false"/>
+          <w:u w:val="none"/>
+        </w:rPr>
+      </w:pPr>
+      <w:r>
+        <w:rPr>
+          <w:b w:val="false"/>
+          <w:bCs w:val="false"/>
+          <w:i w:val="false"/>
+          <w:iCs w:val="false"/>
+          <w:u w:val="none"/>
+        </w:rPr>
       </w:r>
     </w:p>
     <w:p>
@@ -18483,19 +18454,7 @@
           <w:u w:val="none"/>
         </w:rPr>
         <w:tab/>
-        <w:t xml:space="preserve">Hopefully you are an efficiency nerd like myself, but if not, this section will be short so do not fret. Let us say that we have a particular regex, r, and a particular input string that the scanner is reading, x. The length of r is denoted as |r| and the length of x is denoted as |x|. In terms of time complexity, NFA will always take longer because the processor must consider all possible transitions and choose one based off some criteria. As for DFA, there can only ever be one transition per state, making it </w:t>
-      </w:r>
-      <w:r>
-        <w:rPr>
-          <w:u w:val="none"/>
-        </w:rPr>
-        <w:t>fairly</w:t>
-      </w:r>
-      <w:r>
-        <w:rPr>
-          <w:u w:val="none"/>
-        </w:rPr>
-        <w:t xml:space="preserve"> efficient. The Big O for time is as follows:</w:t>
+        <w:t>Hopefully you are an efficiency nerd like myself, but if not, this section will be short so do not fret. Let us say that we have a particular regex, r, and a particular input string that the scanner is reading, x. The length of r is denoted as |r| and the length of x is denoted as |x|. In terms of time complexity, NFA will always take longer because the processor must consider all possible transitions and choose one based off some criteria. As for DFA, there can only ever be one transition per state, making it fairly efficient. The Big O for time is as follows:</w:t>
       </w:r>
     </w:p>
     <w:p>
@@ -18510,13 +18469,7 @@
         <w:rPr>
           <w:u w:val="none"/>
         </w:rPr>
-        <w:t>DFA</w:t>
-      </w:r>
-      <w:r>
-        <w:rPr>
-          <w:u w:val="none"/>
-        </w:rPr>
-        <w:t>: O(|x|)</w:t>
+        <w:t>DFA: O(|x|)</w:t>
       </w:r>
     </w:p>
     <w:p>
@@ -18531,39 +18484,51 @@
         <w:rPr>
           <w:u w:val="none"/>
         </w:rPr>
-        <w:t>N</w:t>
-      </w:r>
-      <w:r>
-        <w:rPr>
-          <w:u w:val="none"/>
-        </w:rPr>
-        <w:t>FA: O(|r| * |x|</w:t>
-      </w:r>
-      <w:r>
-        <w:rPr>
-          <w:u w:val="none"/>
-        </w:rPr>
-        <w:t>^2</w:t>
-      </w:r>
-      <w:r>
-        <w:rPr>
-          <w:u w:val="none"/>
-        </w:rPr>
-        <w:t>)</w:t>
-      </w:r>
-    </w:p>
-    <w:p>
-      <w:pPr>
-        <w:pStyle w:val="Normal"/>
-        <w:jc w:val="left"/>
-        <w:rPr>
-          <w:u w:val="none"/>
-        </w:rPr>
-      </w:pPr>
-      <w:r>
+        <w:t>NFA: O(|r| * |x|^2)</w:t>
+      </w:r>
+    </w:p>
+    <w:p>
+      <w:pPr>
+        <w:pStyle w:val="Normal"/>
+        <w:jc w:val="left"/>
+        <w:rPr>
+          <w:u w:val="none"/>
+        </w:rPr>
+      </w:pPr>
+      <w:r>
+        <w:rPr>
+          <w:u w:val="none"/>
+        </w:rPr>
+      </w:r>
+    </w:p>
+    <w:p>
+      <w:pPr>
+        <w:pStyle w:val="Normal"/>
+        <w:jc w:val="left"/>
         <w:rPr>
           <w:u w:val="single"/>
         </w:rPr>
+      </w:pPr>
+      <w:r>
+        <w:rPr>
+          <w:u w:val="none"/>
+        </w:rPr>
+        <w:tab/>
+        <w:t>In this case, DFA is O(|x|) because it will begin at the start state, Q, and transition over each symbol in the input string once. As for NFA, well I don’t actually know what makes it |r| * |x|^2, but the point is that it takes longer to transition through.</w:t>
+      </w:r>
+    </w:p>
+    <w:p>
+      <w:pPr>
+        <w:pStyle w:val="Normal"/>
+        <w:jc w:val="left"/>
+        <w:rPr>
+          <w:u w:val="none"/>
+        </w:rPr>
+      </w:pPr>
+      <w:r>
+        <w:rPr>
+          <w:u w:val="none"/>
+        </w:rPr>
       </w:r>
     </w:p>
     <w:p>
@@ -18579,67 +18544,7 @@
           <w:u w:val="none"/>
         </w:rPr>
         <w:tab/>
-        <w:t xml:space="preserve">In this case, </w:t>
-      </w:r>
-      <w:r>
-        <w:rPr>
-          <w:u w:val="none"/>
-        </w:rPr>
-        <w:t>D</w:t>
-      </w:r>
-      <w:r>
-        <w:rPr>
-          <w:u w:val="none"/>
-        </w:rPr>
-        <w:t xml:space="preserve">FA is O(|x|) because it will begin at the </w:t>
-      </w:r>
-      <w:r>
-        <w:rPr>
-          <w:u w:val="none"/>
-        </w:rPr>
-        <w:t>start state, Q, and transition over each symbol in the input string once. As for NFA, well I don’t actually know what makes it |r| * |x|^2, but the point is that it takes longer to transition through.</w:t>
-      </w:r>
-    </w:p>
-    <w:p>
-      <w:pPr>
-        <w:pStyle w:val="Normal"/>
-        <w:jc w:val="left"/>
-        <w:rPr>
-          <w:u w:val="none"/>
-        </w:rPr>
-      </w:pPr>
-      <w:r>
-        <w:rPr>
-          <w:u w:val="single"/>
-        </w:rPr>
-      </w:r>
-    </w:p>
-    <w:p>
-      <w:pPr>
-        <w:pStyle w:val="Normal"/>
-        <w:jc w:val="left"/>
-        <w:rPr>
-          <w:u w:val="single"/>
-        </w:rPr>
-      </w:pPr>
-      <w:r>
-        <w:rPr>
-          <w:u w:val="none"/>
-        </w:rPr>
-        <w:tab/>
-        <w:t xml:space="preserve">In terms of how many non-terminals the Finite Automaton must traverse through, DFA </w:t>
-      </w:r>
-      <w:r>
-        <w:rPr>
-          <w:u w:val="none"/>
-        </w:rPr>
-        <w:t>starts off better, but NFA will quickly surpass DFA as the size grows exponentially for DFA, and linearly for NFA</w:t>
-      </w:r>
-      <w:r>
-        <w:rPr>
-          <w:u w:val="none"/>
-        </w:rPr>
-        <w:t>. Therefore, the Big O for how much space NFA and DFA occupy is as follows:</w:t>
+        <w:t>In terms of how many non-terminals the Finite Automaton must traverse through, DFA starts off better, but NFA will quickly surpass DFA as the size grows exponentially for DFA, and linearly for NFA. Therefore, the Big O for how much space NFA and DFA occupy is as follows:</w:t>
       </w:r>
     </w:p>
     <w:p>
@@ -18796,27 +18701,7 @@
           <w:iCs w:val="false"/>
           <w:u w:val="none"/>
         </w:rPr>
-        <w:t xml:space="preserve"> a sequence of tokens and enforce a grammatical structure upon them. We can enforce the structure using Content Free Grammar (CFG). If you recall from Noam Chomskey’s diagram of grammars, and which automaton can understand them, CFG is recognized by Pushdown State Automaton. But we can disregard this notion momentarily, as it is not important for describing CFG itself yet. The end goal of the parser is to create what we call a parse tree. Think of an inverted binary tree, only the tree </w:t>
-      </w:r>
-      <w:r>
-        <w:rPr>
-          <w:b w:val="false"/>
-          <w:bCs w:val="false"/>
-          <w:i w:val="false"/>
-          <w:iCs w:val="false"/>
-          <w:u w:val="none"/>
-        </w:rPr>
-        <w:t>does not necesarily need to be a</w:t>
-      </w:r>
-      <w:r>
-        <w:rPr>
-          <w:b w:val="false"/>
-          <w:bCs w:val="false"/>
-          <w:i w:val="false"/>
-          <w:iCs w:val="false"/>
-          <w:u w:val="none"/>
-        </w:rPr>
-        <w:t xml:space="preserve"> binary tree, and it does not need to be balanced like how it ought to be when discussing algorithms. I’ve already subtly introduced this tree to you when we discussed Finite State Automaton. A grammar labled G can be said to be made up of 4 parts: G(Vt, Vn, P, S) where Vt is the set of terminals (leaf nodes of the parse tree), Vn are the non-terminals of the parse tree (parent nodes excluding the root node), P are the productions ie. rules which describe the connections between nodes, and S ie. the start state, or start node. </w:t>
+        <w:t xml:space="preserve"> a sequence of tokens and enforce a grammatical structure upon them. We can enforce the structure using Content Free Grammar (CFG). If you recall from Noam Chomskey’s diagram of grammars, and which automaton can understand them, CFG is recognized by Pushdown State Automaton. But we can disregard this notion momentarily, as it is not important for describing CFG itself yet. The end goal of the parser is to create what we call a parse tree. Think of an inverted binary tree, only the tree does not necesarily need to be a binary tree, and it does not need to be balanced like how it ought to be when discussing algorithms. I’ve already subtly introduced this tree to you when we discussed Finite State Automaton. A grammar labled G can be said to be made up of 4 parts: G(Vt, Vn, P, S) where Vt is the set of terminals (leaf nodes of the parse tree), Vn are the non-terminals of the parse tree (parent nodes excluding the root node), P are the productions ie. rules which describe the connections between nodes, and S ie. the start state, or start node. </w:t>
       </w:r>
     </w:p>
     <w:p>
@@ -18951,7 +18836,7 @@
                   </pic:nvPicPr>
                   <pic:blipFill>
                     <a:blip r:embed="rId35"/>
-                    <a:srcRect l="22937" t="38367" r="21781" b="44277"/>
+                    <a:srcRect l="22937" t="38361" r="21781" b="44270"/>
                     <a:stretch>
                       <a:fillRect/>
                     </a:stretch>
@@ -19386,7 +19271,16 @@
         </w:rPr>
       </w:pPr>
       <w:r>
-        <w:rPr/>
+        <w:rPr>
+          <w:b w:val="false"/>
+          <w:bCs w:val="false"/>
+          <w:i w:val="false"/>
+          <w:caps w:val="false"/>
+          <w:smallCaps w:val="false"/>
+          <w:color w:val="000000"/>
+          <w:spacing w:val="0"/>
+          <w:u w:val="none"/>
+        </w:rPr>
       </w:r>
     </w:p>
     <w:p>
@@ -19430,18 +19324,7 @@
           <w:u w:val="none"/>
         </w:rPr>
         <w:tab/>
-      </w:r>
-      <w:r>
-        <w:rPr>
-          <w:u w:val="none"/>
-        </w:rPr>
-        <w:t xml:space="preserve">We briefly discussed the symbol table early on in the document. To give a refresher, the symbol table (sometimes called a dictionary), </w:t>
-      </w:r>
-      <w:r>
-        <w:rPr>
-          <w:u w:val="none"/>
-        </w:rPr>
-        <w:t xml:space="preserve">records the relationship between attributes and names. For example, the symbol table would be in charge of recording variable names and their corresponding attributes eg. value, data type, address, etc. From a theoretical viewpoint, it can be thought of as a database where records are stored so that they may be accessed at a later time. This is important because a variable may be referenced multiple times during a programs lifespan, so it’s attributes must be stored. </w:t>
+        <w:t xml:space="preserve">We briefly discussed the symbol table early on in the document. To give a refresher, the symbol table (sometimes called a dictionary), records the relationship between attributes and names. For example, the symbol table would be in charge of recording variable names and their corresponding attributes eg. value, data type, address, etc. From a theoretical viewpoint, it can be thought of as a database where records are stored so that they may be accessed at a later time. This is important because a variable may be referenced multiple times during a programs lifespan, so it’s attributes must be stored. </w:t>
       </w:r>
     </w:p>
     <w:p>
@@ -19473,11 +19356,6 @@
           <w:u w:val="none"/>
         </w:rPr>
         <w:tab/>
-      </w:r>
-      <w:r>
-        <w:rPr>
-          <w:u w:val="none"/>
-        </w:rPr>
         <w:t>In terms of storing records, there are various methods in which this can be accomplished:</w:t>
       </w:r>
     </w:p>
@@ -19536,15 +19414,7 @@
           <w:bCs w:val="false"/>
           <w:u w:val="none"/>
         </w:rPr>
-        <w:t xml:space="preserve">An ordered list is a simple way of storing records. Simply add the variable that was last defined at the end of the list. This gives better </w:t>
-      </w:r>
-      <w:r>
-        <w:rPr>
-          <w:b w:val="false"/>
-          <w:bCs w:val="false"/>
-          <w:u w:val="none"/>
-        </w:rPr>
-        <w:t>access/read times since we can know where the variable exists in the list, however, it reduces write times since we require some sort of sorting algorithm.</w:t>
+        <w:t>An ordered list is a simple way of storing records. Simply add the variable that was last defined at the end of the list. This gives better access/read times since we can know where the variable exists in the list, however, it reduces write times since we require some sort of sorting algorithm.</w:t>
       </w:r>
     </w:p>
     <w:p>
@@ -19584,7 +19454,27 @@
         </w:rPr>
       </w:pPr>
       <w:r>
+        <w:rPr>
+          <w:b w:val="false"/>
+          <w:bCs w:val="false"/>
+          <w:u w:val="none"/>
+        </w:rPr>
+      </w:r>
+    </w:p>
+    <w:p>
+      <w:pPr>
+        <w:pStyle w:val="Normal"/>
+        <w:spacing w:before="0" w:after="160"/>
+        <w:jc w:val="left"/>
         <w:rPr/>
+      </w:pPr>
+      <w:r>
+        <w:rPr>
+          <w:b w:val="false"/>
+          <w:bCs w:val="false"/>
+          <w:u w:val="none"/>
+        </w:rPr>
+        <w:t>In terms of writing a symbol table manager system, we often want to consider including the following functions:</w:t>
       </w:r>
     </w:p>
     <w:p>
@@ -19600,7 +19490,7 @@
           <w:bCs w:val="false"/>
           <w:u w:val="none"/>
         </w:rPr>
-        <w:t>In terms of writing a symbol table manager system, we often want to consider including the following functions:</w:t>
+        <w:t>* Create a new symbol table</w:t>
       </w:r>
     </w:p>
     <w:p>
@@ -19616,7 +19506,7 @@
           <w:bCs w:val="false"/>
           <w:u w:val="none"/>
         </w:rPr>
-        <w:t>* Create a new symbol table</w:t>
+        <w:t>* Insert a record into symbol table</w:t>
       </w:r>
     </w:p>
     <w:p>
@@ -19632,7 +19522,7 @@
           <w:bCs w:val="false"/>
           <w:u w:val="none"/>
         </w:rPr>
-        <w:t>* Insert a record into symbol table</w:t>
+        <w:t>* Lookup/find a record</w:t>
       </w:r>
     </w:p>
     <w:p>
@@ -19648,7 +19538,7 @@
           <w:bCs w:val="false"/>
           <w:u w:val="none"/>
         </w:rPr>
-        <w:t>* Lookup/find a record</w:t>
+        <w:t>* Update a record</w:t>
       </w:r>
     </w:p>
     <w:p>
@@ -19664,7 +19554,7 @@
           <w:bCs w:val="false"/>
           <w:u w:val="none"/>
         </w:rPr>
-        <w:t>* Update a record</w:t>
+        <w:t>* Delete a record</w:t>
       </w:r>
     </w:p>
     <w:p>
@@ -19680,7 +19570,7 @@
           <w:bCs w:val="false"/>
           <w:u w:val="none"/>
         </w:rPr>
-        <w:t>* Delete a record</w:t>
+        <w:t>* Delete/destroy symbol table</w:t>
       </w:r>
     </w:p>
     <w:p>
@@ -19696,7 +19586,7 @@
           <w:bCs w:val="false"/>
           <w:u w:val="none"/>
         </w:rPr>
-        <w:t>* Delete/destroy symbol table</w:t>
+        <w:t>* Misc: sort, print, stack</w:t>
       </w:r>
     </w:p>
     <w:p>
@@ -19704,15 +19594,35 @@
         <w:pStyle w:val="Normal"/>
         <w:spacing w:before="0" w:after="160"/>
         <w:jc w:val="left"/>
+        <w:rPr>
+          <w:b w:val="false"/>
+          <w:b w:val="false"/>
+          <w:bCs w:val="false"/>
+          <w:u w:val="none"/>
+        </w:rPr>
+      </w:pPr>
+      <w:r>
+        <w:rPr>
+          <w:b w:val="false"/>
+          <w:bCs w:val="false"/>
+          <w:u w:val="none"/>
+        </w:rPr>
+      </w:r>
+    </w:p>
+    <w:p>
+      <w:pPr>
+        <w:pStyle w:val="Normal"/>
+        <w:spacing w:before="0" w:after="160"/>
+        <w:jc w:val="left"/>
         <w:rPr/>
       </w:pPr>
       <w:r>
         <w:rPr>
           <w:b w:val="false"/>
           <w:bCs w:val="false"/>
-          <w:u w:val="none"/>
-        </w:rPr>
-        <w:t>* Misc: sort, print, stack</w:t>
+          <w:u w:val="single"/>
+        </w:rPr>
+        <w:t>LL and LR Grammars:</w:t>
       </w:r>
     </w:p>
     <w:p>
@@ -19720,39 +19630,7 @@
         <w:pStyle w:val="Normal"/>
         <w:spacing w:before="0" w:after="160"/>
         <w:jc w:val="left"/>
-        <w:rPr>
-          <w:b w:val="false"/>
-          <w:b w:val="false"/>
-          <w:bCs w:val="false"/>
-          <w:u w:val="none"/>
-        </w:rPr>
-      </w:pPr>
-      <w:r>
         <w:rPr/>
-      </w:r>
-    </w:p>
-    <w:p>
-      <w:pPr>
-        <w:pStyle w:val="Normal"/>
-        <w:spacing w:before="0" w:after="160"/>
-        <w:jc w:val="left"/>
-        <w:rPr/>
-      </w:pPr>
-      <w:r>
-        <w:rPr>
-          <w:b w:val="false"/>
-          <w:bCs w:val="false"/>
-          <w:u w:val="single"/>
-        </w:rPr>
-        <w:t>LL and LR Grammars:</w:t>
-      </w:r>
-    </w:p>
-    <w:p>
-      <w:pPr>
-        <w:pStyle w:val="Normal"/>
-        <w:spacing w:before="0" w:after="160"/>
-        <w:jc w:val="left"/>
-        <w:rPr/>
       </w:pPr>
       <w:r>
         <w:rPr>
@@ -19761,13 +19639,6 @@
           <w:u w:val="none"/>
         </w:rPr>
         <w:tab/>
-      </w:r>
-      <w:r>
-        <w:rPr>
-          <w:b w:val="false"/>
-          <w:bCs w:val="false"/>
-          <w:u w:val="none"/>
-        </w:rPr>
         <w:t>Grammars can be sub-categorized into LL and LR grammars.</w:t>
       </w:r>
     </w:p>
@@ -19816,15 +19687,7 @@
           <w:bCs w:val="false"/>
           <w:u w:val="none"/>
         </w:rPr>
-        <w:t xml:space="preserve"> Input to the parser starts at the left of the input string, and the rightmost derivative is taken.</w:t>
-      </w:r>
-      <w:r>
-        <w:rPr>
-          <w:b w:val="false"/>
-          <w:bCs w:val="false"/>
-          <w:u w:val="none"/>
-        </w:rPr>
-        <w:t xml:space="preserve"> </w:t>
+        <w:t xml:space="preserve"> Input to the parser starts at the left of the input string, and the rightmost derivative is taken. </w:t>
       </w:r>
     </w:p>
     <w:p>
@@ -19840,7 +19703,27 @@
         </w:rPr>
       </w:pPr>
       <w:r>
+        <w:rPr>
+          <w:b w:val="false"/>
+          <w:bCs w:val="false"/>
+          <w:u w:val="none"/>
+        </w:rPr>
+      </w:r>
+    </w:p>
+    <w:p>
+      <w:pPr>
+        <w:pStyle w:val="Normal"/>
+        <w:spacing w:before="0" w:after="160"/>
+        <w:jc w:val="left"/>
         <w:rPr/>
+      </w:pPr>
+      <w:r>
+        <w:rPr>
+          <w:b w:val="false"/>
+          <w:bCs w:val="false"/>
+          <w:u w:val="none"/>
+        </w:rPr>
+        <w:t>Typically, a number is added at the end of LL or LR, indicating how many tokens that the grammar is reading at a time. For example, LL(1) grammars look ahead by one token. Most programming languages use both LL and LR when implementing a particular grammar.</w:t>
       </w:r>
     </w:p>
     <w:p>
@@ -19848,6 +19731,83 @@
         <w:pStyle w:val="Normal"/>
         <w:spacing w:before="0" w:after="160"/>
         <w:jc w:val="left"/>
+        <w:rPr>
+          <w:b w:val="false"/>
+          <w:b w:val="false"/>
+          <w:bCs w:val="false"/>
+          <w:u w:val="none"/>
+        </w:rPr>
+      </w:pPr>
+      <w:r>
+        <w:rPr>
+          <w:b w:val="false"/>
+          <w:bCs w:val="false"/>
+          <w:u w:val="none"/>
+        </w:rPr>
+      </w:r>
+    </w:p>
+    <w:p>
+      <w:pPr>
+        <w:pStyle w:val="Normal"/>
+        <w:spacing w:before="0" w:after="160"/>
+        <w:jc w:val="left"/>
+        <w:rPr>
+          <w:u w:val="single"/>
+        </w:rPr>
+      </w:pPr>
+      <w:r>
+        <w:rPr>
+          <w:b w:val="false"/>
+          <w:bCs w:val="false"/>
+          <w:u w:val="single"/>
+        </w:rPr>
+        <w:t>Derivations:</w:t>
+      </w:r>
+    </w:p>
+    <w:p>
+      <w:pPr>
+        <w:pStyle w:val="Normal"/>
+        <w:spacing w:before="0" w:after="160"/>
+        <w:jc w:val="left"/>
+        <w:rPr>
+          <w:u w:val="single"/>
+        </w:rPr>
+      </w:pPr>
+      <w:r>
+        <w:rPr>
+          <w:b w:val="false"/>
+          <w:bCs w:val="false"/>
+          <w:u w:val="none"/>
+        </w:rPr>
+        <w:tab/>
+        <w:t xml:space="preserve">Earlier, we took a look at the parse tree. However, there is another way in which we can think about the parser, namely, as a series of derivations. A derivation essentially means to take the syntactic-entities (the left hand side of our BNF notation) and see what non-terminals/terminals it is composed of (anything to the right of the ‘::=’ symbol). Instead of using BNF notation, we use a much more mathematical looking notation. Non-terminals generally take on the form of a capitilized letter such as ‘A’, and any terminals are denoted by lower case letters eg. ‘b’. </w:t>
+      </w:r>
+    </w:p>
+    <w:p>
+      <w:pPr>
+        <w:pStyle w:val="Normal"/>
+        <w:spacing w:before="0" w:after="160"/>
+        <w:jc w:val="left"/>
+        <w:rPr>
+          <w:b w:val="false"/>
+          <w:b w:val="false"/>
+          <w:bCs w:val="false"/>
+          <w:u w:val="none"/>
+        </w:rPr>
+      </w:pPr>
+      <w:r>
+        <w:rPr>
+          <w:b w:val="false"/>
+          <w:bCs w:val="false"/>
+          <w:u w:val="none"/>
+        </w:rPr>
+      </w:r>
+    </w:p>
+    <w:p>
+      <w:pPr>
+        <w:pStyle w:val="Normal"/>
+        <w:spacing w:before="0" w:after="160"/>
+        <w:jc w:val="left"/>
         <w:rPr/>
       </w:pPr>
       <w:r>
@@ -19856,175 +19816,8 @@
           <w:bCs w:val="false"/>
           <w:u w:val="none"/>
         </w:rPr>
-        <w:t xml:space="preserve">Typically, a number is added at the end of LL or LR, indicating how many tokens that the grammar is reading at a time. For example, LL(1) grammars look ahead by one token. </w:t>
-      </w:r>
-      <w:r>
-        <w:rPr>
-          <w:b w:val="false"/>
-          <w:bCs w:val="false"/>
-          <w:u w:val="none"/>
-        </w:rPr>
-        <w:t>Most programming languages use both LL and LR when implementing a particular grammar.</w:t>
-      </w:r>
-    </w:p>
-    <w:p>
-      <w:pPr>
-        <w:pStyle w:val="Normal"/>
-        <w:spacing w:before="0" w:after="160"/>
-        <w:jc w:val="left"/>
-        <w:rPr>
-          <w:b w:val="false"/>
-          <w:b w:val="false"/>
-          <w:bCs w:val="false"/>
-          <w:u w:val="none"/>
-        </w:rPr>
-      </w:pPr>
-      <w:r>
-        <w:rPr/>
-      </w:r>
-    </w:p>
-    <w:p>
-      <w:pPr>
-        <w:pStyle w:val="Normal"/>
-        <w:spacing w:before="0" w:after="160"/>
-        <w:jc w:val="left"/>
-        <w:rPr>
-          <w:u w:val="single"/>
-        </w:rPr>
-      </w:pPr>
-      <w:r>
-        <w:rPr>
-          <w:b w:val="false"/>
-          <w:bCs w:val="false"/>
-          <w:u w:val="single"/>
-        </w:rPr>
-        <w:t>Derivations:</w:t>
-      </w:r>
-    </w:p>
-    <w:p>
-      <w:pPr>
-        <w:pStyle w:val="Normal"/>
-        <w:spacing w:before="0" w:after="160"/>
-        <w:jc w:val="left"/>
-        <w:rPr>
-          <w:u w:val="single"/>
-        </w:rPr>
-      </w:pPr>
-      <w:r>
-        <w:rPr>
-          <w:b w:val="false"/>
-          <w:bCs w:val="false"/>
-          <w:u w:val="none"/>
-        </w:rPr>
         <w:tab/>
-        <w:t xml:space="preserve">Earlier, we took a look at the parse tree. However, there is another way in which we can think about the parser, namely, as a series of derivations. A derivation essentially means to take the syntactic-entities (the left hand side of our BNF notation) and see what non-terminals/terminals it is composed of (anything to the right of the ‘::=’ symbol). Instead of using BNF notation, we use a much more mathematical looking notation. </w:t>
-      </w:r>
-      <w:r>
-        <w:rPr>
-          <w:b w:val="false"/>
-          <w:bCs w:val="false"/>
-          <w:u w:val="none"/>
-        </w:rPr>
-        <w:t>N</w:t>
-      </w:r>
-      <w:r>
-        <w:rPr>
-          <w:b w:val="false"/>
-          <w:bCs w:val="false"/>
-          <w:u w:val="none"/>
-        </w:rPr>
-        <w:t>on-terminal</w:t>
-      </w:r>
-      <w:r>
-        <w:rPr>
-          <w:b w:val="false"/>
-          <w:bCs w:val="false"/>
-          <w:u w:val="none"/>
-        </w:rPr>
-        <w:t>s</w:t>
-      </w:r>
-      <w:r>
-        <w:rPr>
-          <w:b w:val="false"/>
-          <w:bCs w:val="false"/>
-          <w:u w:val="none"/>
-        </w:rPr>
-        <w:t xml:space="preserve"> generally take on the form of a capitilized letter such as ‘A’, and any terminals </w:t>
-      </w:r>
-      <w:r>
-        <w:rPr>
-          <w:b w:val="false"/>
-          <w:bCs w:val="false"/>
-          <w:u w:val="none"/>
-        </w:rPr>
-        <w:t>are denoted by lower case letters eg. ‘b’</w:t>
-      </w:r>
-      <w:r>
-        <w:rPr>
-          <w:b w:val="false"/>
-          <w:bCs w:val="false"/>
-          <w:u w:val="none"/>
-        </w:rPr>
-        <w:t xml:space="preserve">. </w:t>
-      </w:r>
-    </w:p>
-    <w:p>
-      <w:pPr>
-        <w:pStyle w:val="Normal"/>
-        <w:spacing w:before="0" w:after="160"/>
-        <w:jc w:val="left"/>
-        <w:rPr>
-          <w:b w:val="false"/>
-          <w:b w:val="false"/>
-          <w:bCs w:val="false"/>
-          <w:u w:val="none"/>
-        </w:rPr>
-      </w:pPr>
-      <w:r>
-        <w:rPr>
-          <w:u w:val="single"/>
-        </w:rPr>
-      </w:r>
-    </w:p>
-    <w:p>
-      <w:pPr>
-        <w:pStyle w:val="Normal"/>
-        <w:spacing w:before="0" w:after="160"/>
-        <w:jc w:val="left"/>
-        <w:rPr/>
-      </w:pPr>
-      <w:r>
-        <w:rPr>
-          <w:b w:val="false"/>
-          <w:bCs w:val="false"/>
-          <w:u w:val="none"/>
-        </w:rPr>
-        <w:tab/>
-        <w:t xml:space="preserve">For example, we could describe a </w:t>
-      </w:r>
-      <w:r>
-        <w:rPr>
-          <w:b w:val="false"/>
-          <w:bCs w:val="false"/>
-          <w:u w:val="none"/>
-        </w:rPr>
-        <w:t xml:space="preserve">production for an expression as &lt;Expr&gt; ::= &lt;Expr&gt; + &lt;Term&gt; in BNF, but in terms of derivations, this can be written as E </w:t>
-      </w:r>
-      <w:r>
-        <w:rPr>
-          <w:b w:val="false"/>
-          <w:bCs w:val="false"/>
-          <w:u w:val="none"/>
-        </w:rPr>
-        <w:t>=</w:t>
-      </w:r>
-      <w:r>
-        <w:rPr>
-          <w:b w:val="false"/>
-          <w:bCs w:val="false"/>
-          <w:u w:val="none"/>
-        </w:rPr>
-        <w:t>&gt; E</w:t>
+        <w:t>For example, we could describe a production for an expression as &lt;Expr&gt; ::= &lt;Expr&gt; + &lt;Term&gt; in BNF, but in terms of derivations, this can be written as E =&gt; E</w:t>
       </w:r>
       <w:r>
         <w:rPr>
@@ -20056,6 +19849,7 @@
           <w:b w:val="false"/>
           <w:bCs w:val="false"/>
           <w:i w:val="false"/>
+          <w:i w:val="false"/>
           <w:caps w:val="false"/>
           <w:smallCaps w:val="false"/>
           <w:color w:val="auto"/>
@@ -20068,17 +19862,6 @@
         </w:rPr>
       </w:pPr>
       <w:r>
-        <w:rPr/>
-      </w:r>
-    </w:p>
-    <w:p>
-      <w:pPr>
-        <w:pStyle w:val="Normal"/>
-        <w:spacing w:before="0" w:after="160"/>
-        <w:jc w:val="left"/>
-        <w:rPr/>
-      </w:pPr>
-      <w:r>
         <w:rPr>
           <w:rFonts w:eastAsia="Calibri" w:cs="Noto Kufi Arabic"/>
           <w:b w:val="false"/>
@@ -20094,8 +19877,6 @@
           <w:u w:val="none"/>
           <w:lang w:val="en-CA" w:eastAsia="en-US" w:bidi="ar-SA"/>
         </w:rPr>
-        <w:tab/>
-        <w:t xml:space="preserve">The aim of derivations is to end up with a particular sentence. This is similar to how the aim of the scanner was creating tokens, except now we are creating a valid sequence of tokens. The final output of the parser does not necesarilly need to be semantically correct (that is the duty of the semantic analyser), however, it should be syntactically correct ie. sentences generated through derivations should match their production rule. </w:t>
       </w:r>
     </w:p>
     <w:p>
@@ -20103,9 +19884,11 @@
         <w:pStyle w:val="Normal"/>
         <w:spacing w:before="0" w:after="160"/>
         <w:jc w:val="left"/>
-        <w:rPr>
-          <w:rFonts w:ascii="Calibri" w:hAnsi="Calibri" w:eastAsia="Calibri" w:cs="Noto Kufi Arabic"/>
-          <w:b w:val="false"/>
+        <w:rPr/>
+      </w:pPr>
+      <w:r>
+        <w:rPr>
+          <w:rFonts w:eastAsia="Calibri" w:cs="Noto Kufi Arabic"/>
           <w:b w:val="false"/>
           <w:bCs w:val="false"/>
           <w:i w:val="false"/>
@@ -20119,9 +19902,8 @@
           <w:u w:val="none"/>
           <w:lang w:val="en-CA" w:eastAsia="en-US" w:bidi="ar-SA"/>
         </w:rPr>
-      </w:pPr>
-      <w:r>
-        <w:rPr/>
+        <w:tab/>
+        <w:t xml:space="preserve">The aim of derivations is to end up with a particular sentence. This is similar to how the aim of the scanner was creating tokens, except now we are creating a valid sequence of tokens. The final output of the parser does not necesarilly need to be semantically correct (that is the duty of the semantic analyser), however, it should be syntactically correct ie. sentences generated through derivations should match their production rule. </w:t>
       </w:r>
     </w:p>
     <w:p>
@@ -20129,13 +19911,12 @@
         <w:pStyle w:val="Normal"/>
         <w:spacing w:before="0" w:after="160"/>
         <w:jc w:val="left"/>
-        <w:rPr/>
-      </w:pPr>
-      <w:r>
-        <w:rPr>
-          <w:rFonts w:eastAsia="Calibri" w:cs="Noto Kufi Arabic"/>
-          <w:b w:val="false"/>
-          <w:bCs w:val="false"/>
+        <w:rPr>
+          <w:rFonts w:ascii="Calibri" w:hAnsi="Calibri" w:eastAsia="Calibri" w:cs="Noto Kufi Arabic"/>
+          <w:b w:val="false"/>
+          <w:b w:val="false"/>
+          <w:bCs w:val="false"/>
+          <w:i w:val="false"/>
           <w:i w:val="false"/>
           <w:caps w:val="false"/>
           <w:smallCaps w:val="false"/>
@@ -20147,9 +19928,7 @@
           <w:u w:val="none"/>
           <w:lang w:val="en-CA" w:eastAsia="en-US" w:bidi="ar-SA"/>
         </w:rPr>
-        <w:tab/>
-        <w:t xml:space="preserve">Moving back to LL and LR grammars, </w:t>
-      </w:r>
+      </w:pPr>
       <w:r>
         <w:rPr>
           <w:rFonts w:eastAsia="Calibri" w:cs="Noto Kufi Arabic"/>
@@ -20166,7 +19945,6 @@
           <w:u w:val="none"/>
           <w:lang w:val="en-CA" w:eastAsia="en-US" w:bidi="ar-SA"/>
         </w:rPr>
-        <w:t>knowing what we know now, let’s try to comprehend the definitions a bit better. For LL, we said that we start at the left of the input string, and take the leftmost derivation. Given the following grammar:</w:t>
       </w:r>
     </w:p>
     <w:p>
@@ -20192,7 +19970,8 @@
           <w:u w:val="none"/>
           <w:lang w:val="en-CA" w:eastAsia="en-US" w:bidi="ar-SA"/>
         </w:rPr>
-        <w:t>S -&gt; cAd</w:t>
+        <w:tab/>
+        <w:t>Moving back to LL and LR grammars, knowing what we know now, let’s try to comprehend the definitions a bit better. For LL, we said that we start at the left of the input string, and take the leftmost derivation. Given the following grammar:</w:t>
       </w:r>
     </w:p>
     <w:p>
@@ -20218,7 +19997,7 @@
           <w:u w:val="none"/>
           <w:lang w:val="en-CA" w:eastAsia="en-US" w:bidi="ar-SA"/>
         </w:rPr>
-        <w:t>A -&gt; aXb | X</w:t>
+        <w:t>S -&gt; cAd</w:t>
       </w:r>
     </w:p>
     <w:p>
@@ -20244,7 +20023,7 @@
           <w:u w:val="none"/>
           <w:lang w:val="en-CA" w:eastAsia="en-US" w:bidi="ar-SA"/>
         </w:rPr>
-        <w:t>X -&gt; e | f</w:t>
+        <w:t>A -&gt; aXb | X</w:t>
       </w:r>
     </w:p>
     <w:p>
@@ -20270,6 +20049,32 @@
           <w:u w:val="none"/>
           <w:lang w:val="en-CA" w:eastAsia="en-US" w:bidi="ar-SA"/>
         </w:rPr>
+        <w:t>X -&gt; e | f</w:t>
+      </w:r>
+    </w:p>
+    <w:p>
+      <w:pPr>
+        <w:pStyle w:val="Normal"/>
+        <w:spacing w:before="0" w:after="160"/>
+        <w:jc w:val="left"/>
+        <w:rPr/>
+      </w:pPr>
+      <w:r>
+        <w:rPr>
+          <w:rFonts w:eastAsia="Calibri" w:cs="Noto Kufi Arabic"/>
+          <w:b w:val="false"/>
+          <w:bCs w:val="false"/>
+          <w:i w:val="false"/>
+          <w:caps w:val="false"/>
+          <w:smallCaps w:val="false"/>
+          <w:color w:val="auto"/>
+          <w:spacing w:val="0"/>
+          <w:kern w:val="0"/>
+          <w:sz w:val="22"/>
+          <w:szCs w:val="22"/>
+          <w:u w:val="none"/>
+          <w:lang w:val="en-CA" w:eastAsia="en-US" w:bidi="ar-SA"/>
+        </w:rPr>
         <w:t xml:space="preserve">and given the input string </w:t>
       </w:r>
       <w:r>
@@ -20382,6 +20187,7 @@
           <w:b w:val="false"/>
           <w:bCs w:val="false"/>
           <w:i w:val="false"/>
+          <w:i w:val="false"/>
           <w:caps w:val="false"/>
           <w:smallCaps w:val="false"/>
           <w:color w:val="000000"/>
@@ -20394,17 +20200,6 @@
         </w:rPr>
       </w:pPr>
       <w:r>
-        <w:rPr/>
-      </w:r>
-    </w:p>
-    <w:p>
-      <w:pPr>
-        <w:pStyle w:val="Normal"/>
-        <w:spacing w:before="0" w:after="160"/>
-        <w:jc w:val="left"/>
-        <w:rPr/>
-      </w:pPr>
-      <w:r>
         <w:rPr>
           <w:rFonts w:eastAsia="Calibri" w:cs="Noto Kufi Arabic"/>
           <w:b w:val="false"/>
@@ -20420,8 +20215,6 @@
           <w:u w:val="none"/>
           <w:lang w:val="en-CA" w:eastAsia="en-US" w:bidi="ar-SA"/>
         </w:rPr>
-        <w:tab/>
-        <w:t>Now let’s look at LR. Given the following grammar:</w:t>
       </w:r>
     </w:p>
     <w:p>
@@ -20447,7 +20240,8 @@
           <w:u w:val="none"/>
           <w:lang w:val="en-CA" w:eastAsia="en-US" w:bidi="ar-SA"/>
         </w:rPr>
-        <w:t>S -&gt; aABe</w:t>
+        <w:tab/>
+        <w:t>Now let’s look at LR. Given the following grammar:</w:t>
       </w:r>
     </w:p>
     <w:p>
@@ -20473,7 +20267,7 @@
           <w:u w:val="none"/>
           <w:lang w:val="en-CA" w:eastAsia="en-US" w:bidi="ar-SA"/>
         </w:rPr>
-        <w:t>A -&gt; Abc | b</w:t>
+        <w:t>S -&gt; aABe</w:t>
       </w:r>
     </w:p>
     <w:p>
@@ -20499,7 +20293,7 @@
           <w:u w:val="none"/>
           <w:lang w:val="en-CA" w:eastAsia="en-US" w:bidi="ar-SA"/>
         </w:rPr>
-        <w:t>B -&gt; d</w:t>
+        <w:t>A -&gt; Abc | b</w:t>
       </w:r>
     </w:p>
     <w:p>
@@ -20525,6 +20319,32 @@
           <w:u w:val="none"/>
           <w:lang w:val="en-CA" w:eastAsia="en-US" w:bidi="ar-SA"/>
         </w:rPr>
+        <w:t>B -&gt; d</w:t>
+      </w:r>
+    </w:p>
+    <w:p>
+      <w:pPr>
+        <w:pStyle w:val="Normal"/>
+        <w:spacing w:before="0" w:after="160"/>
+        <w:jc w:val="left"/>
+        <w:rPr/>
+      </w:pPr>
+      <w:r>
+        <w:rPr>
+          <w:rFonts w:eastAsia="Calibri" w:cs="Noto Kufi Arabic"/>
+          <w:b w:val="false"/>
+          <w:bCs w:val="false"/>
+          <w:i w:val="false"/>
+          <w:caps w:val="false"/>
+          <w:smallCaps w:val="false"/>
+          <w:color w:val="000000"/>
+          <w:spacing w:val="0"/>
+          <w:kern w:val="0"/>
+          <w:sz w:val="22"/>
+          <w:szCs w:val="22"/>
+          <w:u w:val="none"/>
+          <w:lang w:val="en-CA" w:eastAsia="en-US" w:bidi="ar-SA"/>
+        </w:rPr>
         <w:t xml:space="preserve">and given the input string </w:t>
       </w:r>
       <w:r>
@@ -20561,25 +20381,7 @@
           <w:u w:val="none"/>
           <w:lang w:val="en-CA" w:eastAsia="en-US" w:bidi="ar-SA"/>
         </w:rPr>
-        <w:t xml:space="preserve">, we want to check if this is a valid input string. In order to do this, we start at the left of the input string again (first L in LR) which is the letter ‘a’. Once again, S is our start/root node. </w:t>
-      </w:r>
-      <w:r>
-        <w:rPr>
-          <w:rFonts w:eastAsia="Calibri" w:cs="Noto Kufi Arabic"/>
-          <w:b w:val="false"/>
-          <w:bCs w:val="false"/>
-          <w:i w:val="false"/>
-          <w:caps w:val="false"/>
-          <w:smallCaps w:val="false"/>
-          <w:color w:val="000000"/>
-          <w:spacing w:val="0"/>
-          <w:kern w:val="0"/>
-          <w:sz w:val="22"/>
-          <w:szCs w:val="22"/>
-          <w:u w:val="none"/>
-          <w:lang w:val="en-CA" w:eastAsia="en-US" w:bidi="ar-SA"/>
-        </w:rPr>
-        <w:t>The right-most derivative of S is aABe which matches the first letter a with the first letter of our input string. But now we have a dilema! aABe has two non-terminals. Because we are using LR, we take the right-most derivation first ie. B. B is composed of the terminal d, so our new string is aAde which still matches with our input string so far. A is our only non-terminal, so the right-most derivation will be on A. A is composed of either Abc or b. We look at the derivatives from left to right and get the string aAbcde. Finally, we take the right-most derivative once more which will be on the non-terminal A. Since aAbcbcde doesn’t work, we look to the next derivative and get b which matches our string. The simplified version is as follows: S=&gt; aABe =&gt; aAde =&gt; aAbcde =&gt; abbcde</w:t>
+        <w:t>, we want to check if this is a valid input string. In order to do this, we start at the left of the input string again (first L in LR) which is the letter ‘a’. Once again, S is our start/root node. The right-most derivative of S is aABe which matches the first letter a with the first letter of our input string. But now we have a dilema! aABe has two non-terminals. Because we are using LR, we take the right-most derivation first ie. B. B is composed of the terminal d, so our new string is aAde which still matches with our input string so far. A is our only non-terminal, so the right-most derivation will be on A. A is composed of either Abc or b. We look at the derivatives from left to right and get the string aAbcde. Finally, we take the right-most derivative once more which will be on the non-terminal A. Since aAbcbcde doesn’t work, we look to the next derivative and get b which matches our string. The simplified version is as follows: S=&gt; aABe =&gt; aAde =&gt; aAbcde =&gt; abbcde</w:t>
       </w:r>
     </w:p>
     <w:sectPr>
@@ -20598,7 +20400,7 @@
 </file>
 
 <file path=word/footer1.xml><?xml version="1.0" encoding="utf-8"?>
-<w:ftr xmlns:o="urn:schemas-microsoft-com:office:office" xmlns:r="http://schemas.openxmlformats.org/officeDocument/2006/relationships" xmlns:v="urn:schemas-microsoft-com:vml" xmlns:w="http://schemas.openxmlformats.org/wordprocessingml/2006/main" xmlns:w10="urn:schemas-microsoft-com:office:word" xmlns:wp="http://schemas.openxmlformats.org/drawingml/2006/wordprocessingDrawing" xmlns:wps="http://schemas.microsoft.com/office/word/2010/wordprocessingShape" xmlns:wpg="http://schemas.microsoft.com/office/word/2010/wordprocessingGroup" xmlns:mc="http://schemas.openxmlformats.org/markup-compatibility/2006" xmlns:wp14="http://schemas.microsoft.com/office/word/2010/wordprocessingDrawing" xmlns:w14="http://schemas.microsoft.com/office/word/2010/wordml" mc:Ignorable="w14 wp14">
+<w:ftr xmlns:o="urn:schemas-microsoft-com:office:office" xmlns:r="http://schemas.openxmlformats.org/officeDocument/2006/relationships" xmlns:v="urn:schemas-microsoft-com:vml" xmlns:w="http://schemas.openxmlformats.org/wordprocessingml/2006/main" xmlns:w10="urn:schemas-microsoft-com:office:word" xmlns:wp="http://schemas.openxmlformats.org/drawingml/2006/wordprocessingDrawing" xmlns:wps="http://schemas.microsoft.com/office/word/2010/wordprocessingShape" xmlns:wpg="http://schemas.microsoft.com/office/word/2010/wordprocessingGroup" xmlns:mc="http://schemas.openxmlformats.org/markup-compatibility/2006" xmlns:wp14="http://schemas.microsoft.com/office/word/2010/wordprocessingDrawing" xmlns:w14="http://schemas.microsoft.com/office/word/2010/wordml" xmlns:w15="http://schemas.microsoft.com/office/word/2012/wordml" mc:Ignorable="w14 wp14 w15">
   <w:p>
     <w:pPr>
       <w:pStyle w:val="Footer"/>
@@ -20639,7 +20441,7 @@
 </file>
 
 <file path=word/header1.xml><?xml version="1.0" encoding="utf-8"?>
-<w:hdr xmlns:o="urn:schemas-microsoft-com:office:office" xmlns:r="http://schemas.openxmlformats.org/officeDocument/2006/relationships" xmlns:v="urn:schemas-microsoft-com:vml" xmlns:w="http://schemas.openxmlformats.org/wordprocessingml/2006/main" xmlns:w10="urn:schemas-microsoft-com:office:word" xmlns:wp="http://schemas.openxmlformats.org/drawingml/2006/wordprocessingDrawing" xmlns:wps="http://schemas.microsoft.com/office/word/2010/wordprocessingShape" xmlns:wpg="http://schemas.microsoft.com/office/word/2010/wordprocessingGroup" xmlns:mc="http://schemas.openxmlformats.org/markup-compatibility/2006" xmlns:wp14="http://schemas.microsoft.com/office/word/2010/wordprocessingDrawing" xmlns:w14="http://schemas.microsoft.com/office/word/2010/wordml" mc:Ignorable="w14 wp14">
+<w:hdr xmlns:o="urn:schemas-microsoft-com:office:office" xmlns:r="http://schemas.openxmlformats.org/officeDocument/2006/relationships" xmlns:v="urn:schemas-microsoft-com:vml" xmlns:w="http://schemas.openxmlformats.org/wordprocessingml/2006/main" xmlns:w10="urn:schemas-microsoft-com:office:word" xmlns:wp="http://schemas.openxmlformats.org/drawingml/2006/wordprocessingDrawing" xmlns:wps="http://schemas.microsoft.com/office/word/2010/wordprocessingShape" xmlns:wpg="http://schemas.microsoft.com/office/word/2010/wordprocessingGroup" xmlns:mc="http://schemas.openxmlformats.org/markup-compatibility/2006" xmlns:wp14="http://schemas.microsoft.com/office/word/2010/wordprocessingDrawing" xmlns:w14="http://schemas.microsoft.com/office/word/2010/wordml" xmlns:w15="http://schemas.microsoft.com/office/word/2012/wordml" mc:Ignorable="w14 wp14 w15">
   <w:p>
     <w:pPr>
       <w:pStyle w:val="Header"/>
@@ -20734,7 +20536,7 @@
     <w:pPr>
       <w:widowControl/>
       <w:suppressAutoHyphens w:val="true"/>
-      <w:overflowPunct w:val="true"/>
+      <w:overflowPunct w:val="false"/>
       <w:bidi w:val="0"/>
       <w:spacing w:lineRule="auto" w:line="259" w:before="0" w:after="160"/>
       <w:jc w:val="left"/>

--- a/Compilers.docx
+++ b/Compilers.docx
@@ -59,103 +59,7 @@
           <w:u w:val="none"/>
         </w:rPr>
         <w:tab/>
-        <w:t xml:space="preserve">In this </w:t>
-      </w:r>
-      <w:r>
-        <w:rPr>
-          <w:u w:val="none"/>
-        </w:rPr>
-        <w:t>document</w:t>
-      </w:r>
-      <w:r>
-        <w:rPr>
-          <w:u w:val="none"/>
-        </w:rPr>
-        <w:t xml:space="preserve">, we will be exploring a general high level understanding of compilers. As you are likely aware, there are various </w:t>
-      </w:r>
-      <w:r>
-        <w:rPr>
-          <w:u w:val="none"/>
-        </w:rPr>
-        <w:t>compilers for various languages</w:t>
-      </w:r>
-      <w:r>
-        <w:rPr>
-          <w:u w:val="none"/>
-        </w:rPr>
-        <w:t>. This is why we will be reviewing the core p</w:t>
-      </w:r>
-      <w:r>
-        <w:rPr>
-          <w:u w:val="none"/>
-        </w:rPr>
-        <w:t>hilosophy and principles implemented by the majority of</w:t>
-      </w:r>
-      <w:r>
-        <w:rPr>
-          <w:u w:val="none"/>
-        </w:rPr>
-        <w:t xml:space="preserve"> compilers rather than an in depth low-level analysis </w:t>
-      </w:r>
-      <w:r>
-        <w:rPr>
-          <w:u w:val="none"/>
-        </w:rPr>
-        <w:t>of one particular compiler</w:t>
-      </w:r>
-      <w:r>
-        <w:rPr>
-          <w:u w:val="none"/>
-        </w:rPr>
-        <w:t xml:space="preserve">. Note that compilers and interpreters </w:t>
-      </w:r>
-      <w:r>
-        <w:rPr>
-          <w:u w:val="none"/>
-        </w:rPr>
-        <w:t>(</w:t>
-      </w:r>
-      <w:r>
-        <w:rPr>
-          <w:u w:val="none"/>
-        </w:rPr>
-        <w:t>while using many of the same techniques</w:t>
-      </w:r>
-      <w:r>
-        <w:rPr>
-          <w:u w:val="none"/>
-        </w:rPr>
-        <w:t>)</w:t>
-      </w:r>
-      <w:r>
-        <w:rPr>
-          <w:u w:val="none"/>
-        </w:rPr>
-        <w:t xml:space="preserve"> are different enough that they </w:t>
-      </w:r>
-      <w:r>
-        <w:rPr>
-          <w:u w:val="none"/>
-        </w:rPr>
-        <w:t>are</w:t>
-      </w:r>
-      <w:r>
-        <w:rPr>
-          <w:u w:val="none"/>
-        </w:rPr>
-        <w:t xml:space="preserve"> considered </w:t>
-      </w:r>
-      <w:r>
-        <w:rPr>
-          <w:u w:val="none"/>
-        </w:rPr>
-        <w:t xml:space="preserve">to be two </w:t>
-      </w:r>
-      <w:r>
-        <w:rPr>
-          <w:u w:val="none"/>
-        </w:rPr>
-        <w:t>different things.</w:t>
+        <w:t>In this document, we will be exploring a general high level understanding of compilers. As you are likely aware, there are various compilers for various languages. This is why we will be reviewing the core philosophy and principles implemented by the majority of compilers rather than an in depth low-level analysis of one particular compiler. Note that compilers and interpreters (while using many of the same techniques) are different enough that they are considered to be two different things.</w:t>
       </w:r>
     </w:p>
     <w:p>
@@ -167,21 +71,23 @@
         </w:rPr>
       </w:pPr>
       <w:r>
-        <w:rPr/>
-      </w:r>
-    </w:p>
-    <w:p>
-      <w:pPr>
-        <w:pStyle w:val="Normal"/>
-        <w:jc w:val="left"/>
         <w:rPr>
           <w:u w:val="single"/>
         </w:rPr>
-      </w:pPr>
-      <w:r>
+      </w:r>
+    </w:p>
+    <w:p>
+      <w:pPr>
+        <w:pStyle w:val="Normal"/>
+        <w:jc w:val="left"/>
         <w:rPr>
           <w:u w:val="single"/>
         </w:rPr>
+      </w:pPr>
+      <w:r>
+        <w:rPr>
+          <w:u w:val="single"/>
+        </w:rPr>
         <w:t>Differences Between Interpreters and Compilers:</w:t>
       </w:r>
     </w:p>
@@ -198,139 +104,7 @@
           <w:u w:val="none"/>
         </w:rPr>
         <w:tab/>
-        <w:t xml:space="preserve">The aim of compilers and interpreters is the same: translating some input language, A, to some output language, B. The output language is always a lower level language </w:t>
-      </w:r>
-      <w:r>
-        <w:rPr>
-          <w:u w:val="none"/>
-        </w:rPr>
-        <w:t>ie. a more simplistic language</w:t>
-      </w:r>
-      <w:r>
-        <w:rPr>
-          <w:u w:val="none"/>
-        </w:rPr>
-        <w:t xml:space="preserve">. For example, C compiles to assembly, and Java compiles to Bytecode, which is a meta language that can be understood by the JVM. The primary difference between the two is that the interpreter is ran at runtime, interpreting and excecuting each line of the program one </w:t>
-      </w:r>
-      <w:r>
-        <w:rPr>
-          <w:u w:val="none"/>
-        </w:rPr>
-        <w:t>step at a time</w:t>
-      </w:r>
-      <w:r>
-        <w:rPr>
-          <w:u w:val="none"/>
-        </w:rPr>
-        <w:t>, whereas the compiler must compile the entire source code of the input language a</w:t>
-      </w:r>
-      <w:r>
-        <w:rPr>
-          <w:u w:val="none"/>
-        </w:rPr>
-        <w:t>nd store the output into</w:t>
-      </w:r>
-      <w:r>
-        <w:rPr>
-          <w:u w:val="none"/>
-        </w:rPr>
-        <w:t xml:space="preserve"> files that take up actual hard drive space. If you’ve programmed in C you will be aware of this, since compiling your source files produces object files (.o) which are essentially machine code that can then be linked with external libraries to create an excecutable. Compiling code takes time, but the </w:t>
-      </w:r>
-      <w:r>
-        <w:rPr>
-          <w:u w:val="none"/>
-        </w:rPr>
-        <w:t xml:space="preserve">resultant </w:t>
-      </w:r>
-      <w:r>
-        <w:rPr>
-          <w:u w:val="none"/>
-        </w:rPr>
-        <w:t xml:space="preserve">program often runs much faster since the code can be optimized </w:t>
-      </w:r>
-      <w:r>
-        <w:rPr>
-          <w:u w:val="none"/>
-        </w:rPr>
-        <w:t>during compile-time</w:t>
-      </w:r>
-      <w:r>
-        <w:rPr>
-          <w:u w:val="none"/>
-        </w:rPr>
-        <w:t xml:space="preserve">. Interpreting a language does not </w:t>
-      </w:r>
-      <w:r>
-        <w:rPr>
-          <w:u w:val="none"/>
-        </w:rPr>
-        <w:t>take any initial time before the program is executed</w:t>
-      </w:r>
-      <w:r>
-        <w:rPr>
-          <w:u w:val="none"/>
-        </w:rPr>
-        <w:t xml:space="preserve">, however, the programs often run slower </w:t>
-      </w:r>
-      <w:r>
-        <w:rPr>
-          <w:u w:val="none"/>
-        </w:rPr>
-        <w:t>during</w:t>
-      </w:r>
-      <w:r>
-        <w:rPr>
-          <w:u w:val="none"/>
-        </w:rPr>
-        <w:t xml:space="preserve"> runtime since the </w:t>
-      </w:r>
-      <w:r>
-        <w:rPr>
-          <w:u w:val="none"/>
-        </w:rPr>
-        <w:t>interpreter is</w:t>
-      </w:r>
-      <w:r>
-        <w:rPr>
-          <w:u w:val="none"/>
-        </w:rPr>
-        <w:t xml:space="preserve"> interpreting the code </w:t>
-      </w:r>
-      <w:r>
-        <w:rPr>
-          <w:u w:val="none"/>
-        </w:rPr>
-        <w:t>into CPU</w:t>
-      </w:r>
-      <w:r>
-        <w:rPr>
-          <w:u w:val="none"/>
-        </w:rPr>
-        <w:t xml:space="preserve"> instructions in real time, </w:t>
-      </w:r>
-      <w:r>
-        <w:rPr>
-          <w:u w:val="none"/>
-        </w:rPr>
-        <w:t>as well as</w:t>
-      </w:r>
-      <w:r>
-        <w:rPr>
-          <w:u w:val="none"/>
-        </w:rPr>
-        <w:t xml:space="preserve"> excecuting those instructions all at once. One last difference between </w:t>
-      </w:r>
-      <w:r>
-        <w:rPr>
-          <w:u w:val="none"/>
-        </w:rPr>
-        <w:t>compilers and interpreters</w:t>
-      </w:r>
-      <w:r>
-        <w:rPr>
-          <w:u w:val="none"/>
-        </w:rPr>
-        <w:t xml:space="preserve"> is that compilers often need to go through a linking phase to link external libraries; however, languages like python do not need to go through such a process since those libraries can be interpreted at runtime along with the source code. </w:t>
+        <w:t xml:space="preserve">The aim of compilers and interpreters is the same: translating some input language, A, to some output language, B. The output language is always a lower level language ie. a more simplistic language. For example, C compiles to assembly, and Java compiles to Bytecode, which is a meta language that can be understood by the JVM. The primary difference between the two is that the interpreter is ran at runtime, interpreting and excecuting each line of the program one step at a time, whereas the compiler must compile the entire source code of the input language and store the output into files that take up actual hard drive space. If you’ve programmed in C you will be aware of this, since compiling your source files produces object files (.o) which are essentially machine code that can then be linked with external libraries to create an excecutable. Compiling code takes time, but the resultant program often runs much faster since the code can be optimized during compile-time. Interpreting a language does not take any initial time before the program is executed, however, the programs often run slower during runtime since the interpreter is interpreting the code into CPU instructions in real time, as well as excecuting those instructions all at once. One last difference between compilers and interpreters is that compilers often need to go through a linking phase to link external libraries; however, languages like python do not need to go through such a process since those libraries can be interpreted at runtime along with the source code. </w:t>
       </w:r>
     </w:p>
     <w:p>
@@ -418,7 +192,9 @@
         </w:rPr>
       </w:pPr>
       <w:r>
-        <w:rPr/>
+        <w:rPr>
+          <w:u w:val="single"/>
+        </w:rPr>
       </w:r>
     </w:p>
     <w:p>
@@ -503,23 +279,7 @@
           <w:bCs w:val="false"/>
           <w:u w:val="none"/>
         </w:rPr>
-        <w:t xml:space="preserve">We’ve already discussed interpreters, but it should be noted that they are a subset of compilers (which </w:t>
-      </w:r>
-      <w:r>
-        <w:rPr>
-          <w:b w:val="false"/>
-          <w:bCs w:val="false"/>
-          <w:u w:val="none"/>
-        </w:rPr>
-        <w:t>are themselves a</w:t>
-      </w:r>
-      <w:r>
-        <w:rPr>
-          <w:b w:val="false"/>
-          <w:bCs w:val="false"/>
-          <w:u w:val="none"/>
-        </w:rPr>
-        <w:t xml:space="preserve"> subset of language processors).</w:t>
+        <w:t>We’ve already discussed interpreters, but it should be noted that they are a subset of compilers (which are themselves a subset of language processors).</w:t>
       </w:r>
     </w:p>
     <w:p>
@@ -573,71 +333,7 @@
           <w:u w:val="none"/>
         </w:rPr>
         <w:tab/>
-        <w:t xml:space="preserve">Perhaps you’ve heard of </w:t>
-      </w:r>
-      <w:r>
-        <w:rPr>
-          <w:b w:val="false"/>
-          <w:bCs w:val="false"/>
-          <w:u w:val="none"/>
-        </w:rPr>
-        <w:t>one or more</w:t>
-      </w:r>
-      <w:r>
-        <w:rPr>
-          <w:b w:val="false"/>
-          <w:bCs w:val="false"/>
-          <w:u w:val="none"/>
-        </w:rPr>
-        <w:t xml:space="preserve"> “language paradigm</w:t>
-      </w:r>
-      <w:r>
-        <w:rPr>
-          <w:b w:val="false"/>
-          <w:bCs w:val="false"/>
-          <w:u w:val="none"/>
-        </w:rPr>
-        <w:t>s</w:t>
-      </w:r>
-      <w:r>
-        <w:rPr>
-          <w:b w:val="false"/>
-          <w:bCs w:val="false"/>
-          <w:u w:val="none"/>
-        </w:rPr>
-        <w:t xml:space="preserve">”. These are abstract concepts </w:t>
-      </w:r>
-      <w:r>
-        <w:rPr>
-          <w:b w:val="false"/>
-          <w:bCs w:val="false"/>
-          <w:u w:val="none"/>
-        </w:rPr>
-        <w:t>which are used to</w:t>
-      </w:r>
-      <w:r>
-        <w:rPr>
-          <w:b w:val="false"/>
-          <w:bCs w:val="false"/>
-          <w:u w:val="none"/>
-        </w:rPr>
-        <w:t xml:space="preserve"> express a particular “kind” of language. One such paradigm, with which you are </w:t>
-      </w:r>
-      <w:r>
-        <w:rPr>
-          <w:b w:val="false"/>
-          <w:bCs w:val="false"/>
-          <w:u w:val="none"/>
-        </w:rPr>
-        <w:t xml:space="preserve">likely </w:t>
-      </w:r>
-      <w:r>
-        <w:rPr>
-          <w:b w:val="false"/>
-          <w:bCs w:val="false"/>
-          <w:u w:val="none"/>
-        </w:rPr>
-        <w:t>familiar, is OOP. Other kinds of paradigms include: procedural, functional, logical, parallel, scripting, markup, and specification. Here is a summary of each:</w:t>
+        <w:t>Perhaps you’ve heard of one or more “language paradigms”. These are abstract concepts which are used to express a particular “kind” of language. One such paradigm, with which you are likely familiar, is OOP. Other kinds of paradigms include: procedural, functional, logical, parallel, scripting, markup, and specification. Here is a summary of each:</w:t>
       </w:r>
     </w:p>
     <w:p>
@@ -690,135 +386,7 @@
           <w:bCs w:val="false"/>
           <w:u w:val="none"/>
         </w:rPr>
-        <w:t xml:space="preserve">Object-Oriented Programming languages are built </w:t>
-      </w:r>
-      <w:r>
-        <w:rPr>
-          <w:b w:val="false"/>
-          <w:bCs w:val="false"/>
-          <w:u w:val="none"/>
-        </w:rPr>
-        <w:t xml:space="preserve">primarily </w:t>
-      </w:r>
-      <w:r>
-        <w:rPr>
-          <w:b w:val="false"/>
-          <w:bCs w:val="false"/>
-          <w:u w:val="none"/>
-        </w:rPr>
-        <w:t xml:space="preserve">upon the </w:t>
-      </w:r>
-      <w:r>
-        <w:rPr>
-          <w:b w:val="false"/>
-          <w:bCs w:val="false"/>
-          <w:u w:val="none"/>
-        </w:rPr>
-        <w:t>concept of “objects”</w:t>
-      </w:r>
-      <w:r>
-        <w:rPr>
-          <w:b w:val="false"/>
-          <w:bCs w:val="false"/>
-          <w:u w:val="none"/>
-        </w:rPr>
-        <w:t xml:space="preserve">, </w:t>
-      </w:r>
-      <w:r>
-        <w:rPr>
-          <w:b w:val="false"/>
-          <w:bCs w:val="false"/>
-          <w:u w:val="none"/>
-        </w:rPr>
-        <w:t>namely, an objects</w:t>
-      </w:r>
-      <w:r>
-        <w:rPr>
-          <w:b w:val="false"/>
-          <w:bCs w:val="false"/>
-          <w:u w:val="none"/>
-        </w:rPr>
-        <w:t xml:space="preserve"> attributes </w:t>
-      </w:r>
-      <w:r>
-        <w:rPr>
-          <w:b w:val="false"/>
-          <w:bCs w:val="false"/>
-          <w:u w:val="none"/>
-        </w:rPr>
-        <w:t xml:space="preserve">(how we can describe an object), which are represented as </w:t>
-      </w:r>
-      <w:r>
-        <w:rPr>
-          <w:b w:val="false"/>
-          <w:bCs w:val="false"/>
-          <w:u w:val="none"/>
-        </w:rPr>
-        <w:t xml:space="preserve">instance variables, and </w:t>
-      </w:r>
-      <w:r>
-        <w:rPr>
-          <w:b w:val="false"/>
-          <w:bCs w:val="false"/>
-          <w:u w:val="none"/>
-        </w:rPr>
-        <w:t>their</w:t>
-      </w:r>
-      <w:r>
-        <w:rPr>
-          <w:b w:val="false"/>
-          <w:bCs w:val="false"/>
-          <w:u w:val="none"/>
-        </w:rPr>
-        <w:t xml:space="preserve"> behaviours (</w:t>
-      </w:r>
-      <w:r>
-        <w:rPr>
-          <w:b w:val="false"/>
-          <w:bCs w:val="false"/>
-          <w:u w:val="none"/>
-        </w:rPr>
-        <w:t>what sorts of actions the object can perform</w:t>
-      </w:r>
-      <w:r>
-        <w:rPr>
-          <w:b w:val="false"/>
-          <w:bCs w:val="false"/>
-          <w:u w:val="none"/>
-        </w:rPr>
-        <w:t xml:space="preserve">), </w:t>
-      </w:r>
-      <w:r>
-        <w:rPr>
-          <w:b w:val="false"/>
-          <w:bCs w:val="false"/>
-          <w:u w:val="none"/>
-        </w:rPr>
-        <w:t>which are represented as methods</w:t>
-      </w:r>
-      <w:r>
-        <w:rPr>
-          <w:b w:val="false"/>
-          <w:bCs w:val="false"/>
-          <w:u w:val="none"/>
-        </w:rPr>
-        <w:t xml:space="preserve">. They often benefit </w:t>
-      </w:r>
-      <w:r>
-        <w:rPr>
-          <w:b w:val="false"/>
-          <w:bCs w:val="false"/>
-          <w:u w:val="none"/>
-        </w:rPr>
-        <w:t>in bussiness-oriented environments due to the upholding of</w:t>
-      </w:r>
-      <w:r>
-        <w:rPr>
-          <w:b w:val="false"/>
-          <w:bCs w:val="false"/>
-          <w:u w:val="none"/>
-        </w:rPr>
-        <w:t xml:space="preserve"> polymorphism as a central doctrine.</w:t>
+        <w:t>Object-Oriented Programming languages are built primarily upon the concept of “objects”, namely, an objects attributes (how we can describe an object), which are represented as instance variables, and their behaviours (what sorts of actions the object can perform), which are represented as methods. They often benefit in bussiness-oriented environments due to the upholding of polymorphism as a central doctrine.</w:t>
       </w:r>
     </w:p>
     <w:p>
@@ -895,23 +463,7 @@
           <w:bCs w:val="false"/>
           <w:u w:val="none"/>
         </w:rPr>
-        <w:t xml:space="preserve"> within other paradigms might also be </w:t>
-      </w:r>
-      <w:r>
-        <w:rPr>
-          <w:b w:val="false"/>
-          <w:bCs w:val="false"/>
-          <w:u w:val="none"/>
-        </w:rPr>
-        <w:t>considered</w:t>
-      </w:r>
-      <w:r>
-        <w:rPr>
-          <w:b w:val="false"/>
-          <w:bCs w:val="false"/>
-          <w:u w:val="none"/>
-        </w:rPr>
-        <w:t xml:space="preserve"> as being procedural. Essentially, procedural languages specify “what to do” and “how to do it” in a step by step fashion (a procedure). Some procedural languages include: C, COBOL, FORTRAN, ALGOL, BASIC, and Pascal. Easier than understanding what qualifies as a procedural langauge is to understand which languages </w:t>
+        <w:t xml:space="preserve"> within other paradigms might also be considered as being procedural. Essentially, procedural languages specify “what to do” and “how to do it” in a step by step fashion (a procedure). Some procedural languages include: C, COBOL, FORTRAN, ALGOL, BASIC, and Pascal. Easier than understanding what qualifies as a procedural langauge is to understand which languages </w:t>
       </w:r>
       <w:r>
         <w:rPr>
@@ -990,27 +542,7 @@
           <w:iCs w:val="false"/>
           <w:u w:val="none"/>
         </w:rPr>
-        <w:t xml:space="preserve">Functional programming languages are related to mathematics and are almost always dynamically-typed. Since they do not support type safety (state), they rarely crash or have bugs. They also have other advantages such as efficient parallel programming, nested functions, and lazy evaluation. Such languages include </w:t>
-      </w:r>
-      <w:r>
-        <w:rPr>
-          <w:b w:val="false"/>
-          <w:bCs w:val="false"/>
-          <w:i w:val="false"/>
-          <w:iCs w:val="false"/>
-          <w:u w:val="none"/>
-        </w:rPr>
-        <w:t xml:space="preserve">R, </w:t>
-      </w:r>
-      <w:r>
-        <w:rPr>
-          <w:b w:val="false"/>
-          <w:bCs w:val="false"/>
-          <w:i w:val="false"/>
-          <w:iCs w:val="false"/>
-          <w:u w:val="none"/>
-        </w:rPr>
-        <w:t>Python, Erlang, Haskell, Clojure, Lisp, etc.</w:t>
+        <w:t>Functional programming languages are related to mathematics and are almost always dynamically-typed. Since they do not support type safety (state), they rarely crash or have bugs. They also have other advantages such as efficient parallel programming, nested functions, and lazy evaluation. Such languages include R, Python, Erlang, Haskell, Clojure, Lisp, etc.</w:t>
       </w:r>
     </w:p>
     <w:p>
@@ -1128,27 +660,7 @@
           <w:iCs w:val="false"/>
           <w:u w:val="none"/>
         </w:rPr>
-        <w:t xml:space="preserve"> Parallel/Concurrent programming languages utilize threads to excecute various parts of a program in parallel ie. At the same time. Since parallel languages rely on this paradigm, programmers often need to </w:t>
-      </w:r>
-      <w:r>
-        <w:rPr>
-          <w:b w:val="false"/>
-          <w:bCs w:val="false"/>
-          <w:i w:val="false"/>
-          <w:iCs w:val="false"/>
-          <w:u w:val="none"/>
-        </w:rPr>
-        <w:t>take careful consideration as to which</w:t>
-      </w:r>
-      <w:r>
-        <w:rPr>
-          <w:b w:val="false"/>
-          <w:bCs w:val="false"/>
-          <w:i w:val="false"/>
-          <w:iCs w:val="false"/>
-          <w:u w:val="none"/>
-        </w:rPr>
-        <w:t xml:space="preserve"> libraries they implement.</w:t>
+        <w:t xml:space="preserve"> Parallel/Concurrent programming languages utilize threads to excecute various parts of a program in parallel ie. At the same time. Since parallel languages rely on this paradigm, programmers often need to take careful consideration as to which libraries they implement.</w:t>
       </w:r>
     </w:p>
     <w:p>
@@ -1207,87 +719,7 @@
           <w:iCs w:val="false"/>
           <w:u w:val="none"/>
         </w:rPr>
-        <w:t xml:space="preserve"> Scripting languages are often interpreted languages that run procedurally. While not always, they often rely on </w:t>
-      </w:r>
-      <w:r>
-        <w:rPr>
-          <w:b w:val="false"/>
-          <w:bCs w:val="false"/>
-          <w:i w:val="false"/>
-          <w:iCs w:val="false"/>
-          <w:u w:val="none"/>
-        </w:rPr>
-        <w:t>a</w:t>
-      </w:r>
-      <w:r>
-        <w:rPr>
-          <w:b w:val="false"/>
-          <w:bCs w:val="false"/>
-          <w:i w:val="false"/>
-          <w:iCs w:val="false"/>
-          <w:u w:val="none"/>
-        </w:rPr>
-        <w:t xml:space="preserve"> system’</w:t>
-      </w:r>
-      <w:r>
-        <w:rPr>
-          <w:b w:val="false"/>
-          <w:bCs w:val="false"/>
-          <w:i w:val="false"/>
-          <w:iCs w:val="false"/>
-          <w:u w:val="none"/>
-        </w:rPr>
-        <w:t>s</w:t>
-      </w:r>
-      <w:r>
-        <w:rPr>
-          <w:b w:val="false"/>
-          <w:bCs w:val="false"/>
-          <w:i w:val="false"/>
-          <w:iCs w:val="false"/>
-          <w:u w:val="none"/>
-        </w:rPr>
-        <w:t xml:space="preserve"> core utilities/binaries such as the GNU core utils, </w:t>
-      </w:r>
-      <w:r>
-        <w:rPr>
-          <w:b w:val="false"/>
-          <w:bCs w:val="false"/>
-          <w:i w:val="false"/>
-          <w:iCs w:val="false"/>
-          <w:u w:val="none"/>
-        </w:rPr>
-        <w:t>which are typically written in another language such as C</w:t>
-      </w:r>
-      <w:r>
-        <w:rPr>
-          <w:b w:val="false"/>
-          <w:bCs w:val="false"/>
-          <w:i w:val="false"/>
-          <w:iCs w:val="false"/>
-          <w:u w:val="none"/>
-        </w:rPr>
-        <w:t xml:space="preserve">. Bash, Batch, PowerShell, Visual Basic, and BASIC, are examples of scripting languages </w:t>
-      </w:r>
-      <w:r>
-        <w:rPr>
-          <w:b w:val="false"/>
-          <w:bCs w:val="false"/>
-          <w:i w:val="false"/>
-          <w:iCs w:val="false"/>
-          <w:u w:val="none"/>
-        </w:rPr>
-        <w:t>rely on pre-written system commands</w:t>
-      </w:r>
-      <w:r>
-        <w:rPr>
-          <w:b w:val="false"/>
-          <w:bCs w:val="false"/>
-          <w:i w:val="false"/>
-          <w:iCs w:val="false"/>
-          <w:u w:val="none"/>
-        </w:rPr>
-        <w:t>. However, languages like Python, R, Perl, Ruby, PHP, and JavaScript are all examples of standalone scripting languages.</w:t>
+        <w:t xml:space="preserve"> Scripting languages are often interpreted languages that run procedurally. While not always, they often rely on a system’s core utilities/binaries such as the GNU core utils, which are typically written in another language such as C. Bash, Batch, PowerShell, Visual Basic, and BASIC, are examples of scripting languages rely on pre-written system commands. However, languages like Python, R, Perl, Ruby, PHP, and JavaScript are all examples of standalone scripting languages.</w:t>
       </w:r>
     </w:p>
     <w:p>
@@ -1358,49 +790,7 @@
           <w:spacing w:val="0"/>
           <w:u w:val="none"/>
         </w:rPr>
-        <w:t xml:space="preserve">SGML, HTML and XML. They typically use some sort of parent-child relationship between tags called elements. For instance in HTML, you might have a paragraph element wrapped inside a bold element. The bold element would be the parent of the paragraph element in this case. Markup languages </w:t>
-      </w:r>
-      <w:r>
-        <w:rPr>
-          <w:rFonts w:ascii="sans-serif" w:hAnsi="sans-serif"/>
-          <w:b w:val="false"/>
-          <w:bCs w:val="false"/>
-          <w:i w:val="false"/>
-          <w:iCs w:val="false"/>
-          <w:caps w:val="false"/>
-          <w:smallCaps w:val="false"/>
-          <w:spacing w:val="0"/>
-          <w:u w:val="none"/>
-        </w:rPr>
-        <w:t>contain no logical statements</w:t>
-      </w:r>
-      <w:r>
-        <w:rPr>
-          <w:rFonts w:ascii="sans-serif" w:hAnsi="sans-serif"/>
-          <w:b w:val="false"/>
-          <w:bCs w:val="false"/>
-          <w:i w:val="false"/>
-          <w:iCs w:val="false"/>
-          <w:caps w:val="false"/>
-          <w:smallCaps w:val="false"/>
-          <w:spacing w:val="0"/>
-          <w:u w:val="none"/>
-        </w:rPr>
-        <w:t xml:space="preserve">. </w:t>
-      </w:r>
-      <w:r>
-        <w:rPr>
-          <w:rFonts w:ascii="sans-serif" w:hAnsi="sans-serif"/>
-          <w:b w:val="false"/>
-          <w:bCs w:val="false"/>
-          <w:i w:val="false"/>
-          <w:iCs w:val="false"/>
-          <w:caps w:val="false"/>
-          <w:smallCaps w:val="false"/>
-          <w:spacing w:val="0"/>
-          <w:u w:val="none"/>
-        </w:rPr>
-        <w:t>For this reason, they are not compiled in the traditional sense, although we can “compile” markup languages into visual formats such as webpages or PDFs.</w:t>
+        <w:t>SGML, HTML and XML. They typically use some sort of parent-child relationship between tags called elements. For instance in HTML, you might have a paragraph element wrapped inside a bold element. The bold element would be the parent of the paragraph element in this case. Markup languages contain no logical statements. For this reason, they are not compiled in the traditional sense, although we can “compile” markup languages into visual formats such as webpages or PDFs.</w:t>
       </w:r>
     </w:p>
     <w:p>
@@ -1538,7 +928,8 @@
           <w:spacing w:val="0"/>
           <w:u w:val="single"/>
         </w:rPr>
-        <w:t xml:space="preserve">An Overview of the C </w:t>
+        <w:t>An Overview of the C Toolchain:</w:t>
+        <w:br/>
       </w:r>
       <w:r>
         <w:rPr>
@@ -1550,51 +941,9 @@
           <w:caps w:val="false"/>
           <w:smallCaps w:val="false"/>
           <w:spacing w:val="0"/>
-          <w:u w:val="single"/>
-        </w:rPr>
-        <w:t>Toolchain</w:t>
-      </w:r>
-      <w:r>
-        <w:rPr>
-          <w:rFonts w:ascii="sans-serif" w:hAnsi="sans-serif"/>
-          <w:b w:val="false"/>
-          <w:bCs w:val="false"/>
-          <w:i w:val="false"/>
-          <w:iCs w:val="false"/>
-          <w:caps w:val="false"/>
-          <w:smallCaps w:val="false"/>
-          <w:spacing w:val="0"/>
-          <w:u w:val="single"/>
-        </w:rPr>
-        <w:t>:</w:t>
-        <w:br/>
-      </w:r>
-      <w:r>
-        <w:rPr>
-          <w:rFonts w:ascii="sans-serif" w:hAnsi="sans-serif"/>
-          <w:b w:val="false"/>
-          <w:bCs w:val="false"/>
-          <w:i w:val="false"/>
-          <w:iCs w:val="false"/>
-          <w:caps w:val="false"/>
-          <w:smallCaps w:val="false"/>
-          <w:spacing w:val="0"/>
           <w:u w:val="none"/>
         </w:rPr>
         <w:tab/>
-      </w:r>
-      <w:r>
-        <w:rPr>
-          <w:rFonts w:ascii="sans-serif" w:hAnsi="sans-serif"/>
-          <w:b w:val="false"/>
-          <w:bCs w:val="false"/>
-          <w:i w:val="false"/>
-          <w:iCs w:val="false"/>
-          <w:caps w:val="false"/>
-          <w:smallCaps w:val="false"/>
-          <w:spacing w:val="0"/>
-          <w:u w:val="none"/>
-        </w:rPr>
         <w:t xml:space="preserve">To kick things off, we’ll be looking at a basic overview of the C toolchain. The C toolchain, in case you weren’t familiar, is a collection of applications (which include the C compiler) that are ran in sequence with the aim of compiling code. </w:t>
       </w:r>
     </w:p>
@@ -1826,7 +1175,7 @@
                   </pic:nvPicPr>
                   <pic:blipFill>
                     <a:blip r:embed="rId3"/>
-                    <a:srcRect l="14123" t="27658" r="13131" b="20541"/>
+                    <a:srcRect l="14123" t="27657" r="13131" b="20541"/>
                     <a:stretch>
                       <a:fillRect/>
                     </a:stretch>
@@ -1901,57 +1250,7 @@
           <w:u w:val="none"/>
         </w:rPr>
         <w:tab/>
-        <w:t xml:space="preserve">The diagram above represents the compiler pipeline ie. the steps that the compiler goes through (not including preprocessor, assembler, linker, or loader). </w:t>
-      </w:r>
-      <w:r>
-        <w:rPr>
-          <w:b w:val="false"/>
-          <w:bCs w:val="false"/>
-          <w:i w:val="false"/>
-          <w:iCs w:val="false"/>
-          <w:u w:val="none"/>
-        </w:rPr>
-        <w:t xml:space="preserve">The internals of the compiler can be broken up in to 2 primary subcategories: The font end, called the Analysis Phase </w:t>
-      </w:r>
-      <w:r>
-        <w:rPr>
-          <w:b w:val="false"/>
-          <w:bCs w:val="false"/>
-          <w:i w:val="false"/>
-          <w:iCs w:val="false"/>
-          <w:u w:val="none"/>
-        </w:rPr>
-        <w:t>(top half, tinted blue)</w:t>
-      </w:r>
-      <w:r>
-        <w:rPr>
-          <w:b w:val="false"/>
-          <w:bCs w:val="false"/>
-          <w:i w:val="false"/>
-          <w:iCs w:val="false"/>
-          <w:u w:val="none"/>
-        </w:rPr>
-        <w:t xml:space="preserve">, and the back end, called the Synthesis Phase </w:t>
-      </w:r>
-      <w:r>
-        <w:rPr>
-          <w:b w:val="false"/>
-          <w:bCs w:val="false"/>
-          <w:i w:val="false"/>
-          <w:iCs w:val="false"/>
-          <w:u w:val="none"/>
-        </w:rPr>
-        <w:t>(bottom half, tinted green)</w:t>
-      </w:r>
-      <w:r>
-        <w:rPr>
-          <w:b w:val="false"/>
-          <w:bCs w:val="false"/>
-          <w:i w:val="false"/>
-          <w:iCs w:val="false"/>
-          <w:u w:val="none"/>
-        </w:rPr>
-        <w:t xml:space="preserve">. The Analysis Phase is concerned with breaking up characters into words or symbols called </w:t>
+        <w:t xml:space="preserve">The diagram above represents the compiler pipeline ie. the steps that the compiler goes through (not including preprocessor, assembler, linker, or loader). The internals of the compiler can be broken up in to 2 primary subcategories: The font end, called the Analysis Phase (top half, tinted blue), and the back end, called the Synthesis Phase (bottom half, tinted green). The Analysis Phase is concerned with breaking up characters into words or symbols called </w:t>
       </w:r>
       <w:r>
         <w:rPr>
@@ -2021,67 +1320,7 @@
           <w:u w:val="none"/>
         </w:rPr>
         <w:tab/>
-        <w:t xml:space="preserve">As you can tell from the chart, the flow goes from top to bottom, from the </w:t>
-      </w:r>
-      <w:r>
-        <w:rPr>
-          <w:b w:val="false"/>
-          <w:bCs w:val="false"/>
-          <w:i w:val="false"/>
-          <w:iCs w:val="false"/>
-          <w:u w:val="none"/>
-        </w:rPr>
-        <w:t>source code</w:t>
-      </w:r>
-      <w:r>
-        <w:rPr>
-          <w:b w:val="false"/>
-          <w:bCs w:val="false"/>
-          <w:i w:val="false"/>
-          <w:iCs w:val="false"/>
-          <w:u w:val="none"/>
-        </w:rPr>
-        <w:t xml:space="preserve">, to the target program. Technically, there is an additional step which </w:t>
-      </w:r>
-      <w:r>
-        <w:rPr>
-          <w:b w:val="false"/>
-          <w:bCs w:val="false"/>
-          <w:i w:val="false"/>
-          <w:iCs w:val="false"/>
-          <w:u w:val="none"/>
-        </w:rPr>
-        <w:t>between the source code and the lexical analyser</w:t>
-      </w:r>
-      <w:r>
-        <w:rPr>
-          <w:b w:val="false"/>
-          <w:bCs w:val="false"/>
-          <w:i w:val="false"/>
-          <w:iCs w:val="false"/>
-          <w:u w:val="none"/>
-        </w:rPr>
-        <w:t xml:space="preserve"> we will be </w:t>
-      </w:r>
-      <w:r>
-        <w:rPr>
-          <w:b w:val="false"/>
-          <w:bCs w:val="false"/>
-          <w:i w:val="false"/>
-          <w:iCs w:val="false"/>
-          <w:u w:val="none"/>
-        </w:rPr>
-        <w:t>covering</w:t>
-      </w:r>
-      <w:r>
-        <w:rPr>
-          <w:b w:val="false"/>
-          <w:bCs w:val="false"/>
-          <w:i w:val="false"/>
-          <w:iCs w:val="false"/>
-          <w:u w:val="none"/>
-        </w:rPr>
-        <w:t>, called the buffer. Here is an overview of each step in the compilation process:</w:t>
+        <w:t>As you can tell from the chart, the flow goes from top to bottom, from the source code, to the target program. Technically, there is an additional step which between the source code and the lexical analyser we will be covering, called the buffer. Here is an overview of each step in the compilation process:</w:t>
       </w:r>
     </w:p>
     <w:p>
@@ -2150,47 +1389,7 @@
           <w:iCs w:val="false"/>
           <w:u w:val="none"/>
         </w:rPr>
-        <w:t xml:space="preserve"> The buffer is a simple program </w:t>
-      </w:r>
-      <w:r>
-        <w:rPr>
-          <w:b w:val="false"/>
-          <w:bCs w:val="false"/>
-          <w:i w:val="false"/>
-          <w:iCs w:val="false"/>
-          <w:u w:val="none"/>
-        </w:rPr>
-        <w:t>which allocates a temporary buffer in memory (on the heap)</w:t>
-      </w:r>
-      <w:r>
-        <w:rPr>
-          <w:b w:val="false"/>
-          <w:bCs w:val="false"/>
-          <w:i w:val="false"/>
-          <w:iCs w:val="false"/>
-          <w:u w:val="none"/>
-        </w:rPr>
-        <w:t xml:space="preserve">. </w:t>
-      </w:r>
-      <w:r>
-        <w:rPr>
-          <w:b w:val="false"/>
-          <w:bCs w:val="false"/>
-          <w:i w:val="false"/>
-          <w:iCs w:val="false"/>
-          <w:u w:val="none"/>
-        </w:rPr>
-        <w:t>It then copies the raw text stream from the source code file byte by byte into the buffer.</w:t>
-      </w:r>
-      <w:r>
-        <w:rPr>
-          <w:b w:val="false"/>
-          <w:bCs w:val="false"/>
-          <w:i w:val="false"/>
-          <w:iCs w:val="false"/>
-          <w:u w:val="none"/>
-        </w:rPr>
-        <w:t xml:space="preserve"> This is done so that we can easily manipulate the data contained within the buffer since we want to leave the source code file untouched. In C, this might be accomplished by creating a struct with a const char* that will represent the buffer itself, and can be dynamically resized using realloc() if it ever gets full. Another function might read from the file one character at a time, and yet another that might write characters into the buffer. Various other functions might need to be considered, such as how to clear the buffer, resize the buffer, move the read and write position of the file pointer, etc. A final note about the buffer is that we can create multiple instances of it such as a buffer for lexemes or string literals which we will talk about later.</w:t>
+        <w:t xml:space="preserve"> The buffer is a simple program which allocates a temporary buffer in memory (on the heap). It then copies the raw text stream from the source code file byte by byte into the buffer. This is done so that we can easily manipulate the data contained within the buffer since we want to leave the source code file untouched. In C, this might be accomplished by creating a struct with a const char* that will represent the buffer itself, and can be dynamically resized using realloc() if it ever gets full. Another function might read from the file one character at a time, and yet another that might write characters into the buffer. Various other functions might need to be considered, such as how to clear the buffer, resize the buffer, move the read and write position of the file pointer, etc. A final note about the buffer is that we can create multiple instances of it such as a buffer for lexemes or string literals which we will talk about later.</w:t>
       </w:r>
     </w:p>
     <w:p>
@@ -2259,37 +1458,7 @@
           <w:iCs w:val="false"/>
           <w:u w:val="none"/>
         </w:rPr>
-        <w:t xml:space="preserve">The lexical analyser is in charge of taking the </w:t>
-      </w:r>
-      <w:r>
-        <w:rPr>
-          <w:b w:val="false"/>
-          <w:bCs w:val="false"/>
-          <w:i w:val="false"/>
-          <w:iCs w:val="false"/>
-          <w:u w:val="none"/>
-        </w:rPr>
-        <w:t xml:space="preserve">contents of the </w:t>
-      </w:r>
-      <w:r>
-        <w:rPr>
-          <w:b w:val="false"/>
-          <w:bCs w:val="false"/>
-          <w:i w:val="false"/>
-          <w:iCs w:val="false"/>
-          <w:u w:val="none"/>
-        </w:rPr>
-        <w:t xml:space="preserve">buffer (which is really just a long string of characters), and parsing them into different lexemes which will eventually become tokens. The challenge with the scanner is deciding on what counts as a lexeme; when to create a new lexeme, and when to end it. We will discuss methods of doing this </w:t>
-      </w:r>
-      <w:r>
-        <w:rPr>
-          <w:b w:val="false"/>
-          <w:bCs w:val="false"/>
-          <w:i w:val="false"/>
-          <w:iCs w:val="false"/>
-          <w:u w:val="none"/>
-        </w:rPr>
-        <w:t>during the scanner section.</w:t>
+        <w:t>The lexical analyser is in charge of taking the contents of the buffer (which is really just a long string of characters), and parsing them into different lexemes which will eventually become tokens. The challenge with the scanner is deciding on what counts as a lexeme; when to create a new lexeme, and when to end it. We will discuss methods of doing this during the scanner section.</w:t>
       </w:r>
     </w:p>
     <w:p>
@@ -2384,67 +1553,7 @@
           <w:iCs w:val="false"/>
           <w:u w:val="none"/>
         </w:rPr>
-        <w:t xml:space="preserve"> as nodes </w:t>
-      </w:r>
-      <w:r>
-        <w:rPr>
-          <w:b w:val="false"/>
-          <w:bCs w:val="false"/>
-          <w:i w:val="false"/>
-          <w:iCs w:val="false"/>
-          <w:u w:val="none"/>
-        </w:rPr>
-        <w:t>of the tree</w:t>
-      </w:r>
-      <w:r>
-        <w:rPr>
-          <w:b w:val="false"/>
-          <w:bCs w:val="false"/>
-          <w:i w:val="false"/>
-          <w:iCs w:val="false"/>
-          <w:u w:val="none"/>
-        </w:rPr>
-        <w:t>. Th</w:t>
-      </w:r>
-      <w:r>
-        <w:rPr>
-          <w:b w:val="false"/>
-          <w:bCs w:val="false"/>
-          <w:i w:val="false"/>
-          <w:iCs w:val="false"/>
-          <w:u w:val="none"/>
-        </w:rPr>
-        <w:t>e tree structure here</w:t>
-      </w:r>
-      <w:r>
-        <w:rPr>
-          <w:b w:val="false"/>
-          <w:bCs w:val="false"/>
-          <w:i w:val="false"/>
-          <w:iCs w:val="false"/>
-          <w:u w:val="none"/>
-        </w:rPr>
-        <w:t xml:space="preserve"> is not necesarily a binary tree, </w:t>
-      </w:r>
-      <w:r>
-        <w:rPr>
-          <w:b w:val="false"/>
-          <w:bCs w:val="false"/>
-          <w:i w:val="false"/>
-          <w:iCs w:val="false"/>
-          <w:u w:val="none"/>
-        </w:rPr>
-        <w:t>and does not share similarities with the tree data structure</w:t>
-      </w:r>
-      <w:r>
-        <w:rPr>
-          <w:b w:val="false"/>
-          <w:bCs w:val="false"/>
-          <w:i w:val="false"/>
-          <w:iCs w:val="false"/>
-          <w:u w:val="none"/>
-        </w:rPr>
-        <w:t>. The parse tree is not ordered by any numeric value, but rather by a grammatical structure akin to that of an actual spoken language.</w:t>
+        <w:t xml:space="preserve"> as nodes of the tree. The tree structure here is not necesarily a binary tree, and does not share similarities with the tree data structure. The parse tree is not ordered by any numeric value, but rather by a grammatical structure akin to that of an actual spoken language.</w:t>
       </w:r>
     </w:p>
     <w:p>
@@ -2703,7 +1812,7 @@
                   </pic:nvPicPr>
                   <pic:blipFill>
                     <a:blip r:embed="rId4"/>
-                    <a:srcRect l="22818" t="21668" r="26524" b="15698"/>
+                    <a:srcRect l="22818" t="21668" r="26520" b="15698"/>
                     <a:stretch>
                       <a:fillRect/>
                     </a:stretch>
@@ -2952,7 +2061,7 @@
                   </pic:nvPicPr>
                   <pic:blipFill>
                     <a:blip r:embed="rId5"/>
-                    <a:srcRect l="7009" t="19542" r="42256" b="9421"/>
+                    <a:srcRect l="7009" t="19542" r="42252" b="9421"/>
                     <a:stretch>
                       <a:fillRect/>
                     </a:stretch>
@@ -6498,7 +5607,7 @@
                   </pic:nvPicPr>
                   <pic:blipFill>
                     <a:blip r:embed="rId7"/>
-                    <a:srcRect l="8606" t="32940" r="48588" b="31240"/>
+                    <a:srcRect l="8606" t="32940" r="48580" b="31240"/>
                     <a:stretch>
                       <a:fillRect/>
                     </a:stretch>
@@ -6579,7 +5688,7 @@
                   </pic:nvPicPr>
                   <pic:blipFill>
                     <a:blip r:embed="rId8"/>
-                    <a:srcRect l="11697" t="31648" r="28145" b="29731"/>
+                    <a:srcRect l="11697" t="31648" r="28141" b="29731"/>
                     <a:stretch>
                       <a:fillRect/>
                     </a:stretch>
@@ -6688,7 +5797,7 @@
                   </pic:nvPicPr>
                   <pic:blipFill>
                     <a:blip r:embed="rId9"/>
-                    <a:srcRect l="10552" t="25630" r="46983" b="10371"/>
+                    <a:srcRect l="10552" t="25630" r="46975" b="10371"/>
                     <a:stretch>
                       <a:fillRect/>
                     </a:stretch>
@@ -6769,7 +5878,7 @@
                   </pic:nvPicPr>
                   <pic:blipFill>
                     <a:blip r:embed="rId10"/>
-                    <a:srcRect l="12101" t="23089" r="30963" b="32832"/>
+                    <a:srcRect l="12101" t="23089" r="30959" b="32832"/>
                     <a:stretch>
                       <a:fillRect/>
                     </a:stretch>
@@ -7029,7 +6138,7 @@
                   </pic:nvPicPr>
                   <pic:blipFill>
                     <a:blip r:embed="rId12"/>
-                    <a:srcRect l="9243" t="29811" r="47791" b="41614"/>
+                    <a:srcRect l="9243" t="29811" r="47785" b="41614"/>
                     <a:stretch>
                       <a:fillRect/>
                     </a:stretch>
@@ -7120,7 +6229,7 @@
                   </pic:nvPicPr>
                   <pic:blipFill>
                     <a:blip r:embed="rId13"/>
-                    <a:srcRect l="8606" t="32940" r="48588" b="31240"/>
+                    <a:srcRect l="8606" t="32940" r="48580" b="31240"/>
                     <a:stretch>
                       <a:fillRect/>
                     </a:stretch>
@@ -7247,7 +6356,7 @@
         <mc:AlternateContent>
           <mc:Choice Requires="wps">
             <w:drawing>
-              <wp:anchor behindDoc="0" distT="0" distB="0" distL="0" distR="0" simplePos="0" locked="0" layoutInCell="0" allowOverlap="1" relativeHeight="26">
+              <wp:anchor behindDoc="0" distT="13970" distB="14605" distL="9525" distR="0" simplePos="0" locked="0" layoutInCell="0" allowOverlap="1" relativeHeight="26">
                 <wp:simplePos x="0" y="0"/>
                 <wp:positionH relativeFrom="column">
                   <wp:posOffset>802005</wp:posOffset>
@@ -7423,7 +6532,7 @@
         <mc:AlternateContent>
           <mc:Choice Requires="wps">
             <w:drawing>
-              <wp:anchor behindDoc="0" distT="0" distB="0" distL="0" distR="0" simplePos="0" locked="0" layoutInCell="0" allowOverlap="1" relativeHeight="27">
+              <wp:anchor behindDoc="0" distT="19050" distB="0" distL="19050" distR="7620" simplePos="0" locked="0" layoutInCell="0" allowOverlap="1" relativeHeight="27">
                 <wp:simplePos x="0" y="0"/>
                 <wp:positionH relativeFrom="column">
                   <wp:posOffset>792480</wp:posOffset>
@@ -7610,7 +6719,7 @@
                   </pic:nvPicPr>
                   <pic:blipFill>
                     <a:blip r:embed="rId14"/>
-                    <a:srcRect l="6440" t="19964" r="38238" b="22319"/>
+                    <a:srcRect l="6440" t="19964" r="38234" b="22319"/>
                     <a:stretch>
                       <a:fillRect/>
                     </a:stretch>
@@ -7723,7 +6832,7 @@
         <mc:AlternateContent>
           <mc:Choice Requires="wps">
             <w:drawing>
-              <wp:anchor behindDoc="0" distT="0" distB="0" distL="0" distR="0" simplePos="0" locked="0" layoutInCell="0" allowOverlap="1" relativeHeight="28">
+              <wp:anchor behindDoc="0" distT="15875" distB="2540" distL="19050" distR="0" simplePos="0" locked="0" layoutInCell="0" allowOverlap="1" relativeHeight="28">
                 <wp:simplePos x="0" y="0"/>
                 <wp:positionH relativeFrom="column">
                   <wp:posOffset>1289685</wp:posOffset>
@@ -7899,7 +7008,7 @@
         <mc:AlternateContent>
           <mc:Choice Requires="wps">
             <w:drawing>
-              <wp:anchor behindDoc="0" distT="0" distB="0" distL="0" distR="0" simplePos="0" locked="0" layoutInCell="0" allowOverlap="1" relativeHeight="29">
+              <wp:anchor behindDoc="0" distT="18415" distB="17780" distL="15875" distR="0" simplePos="0" locked="0" layoutInCell="0" allowOverlap="1" relativeHeight="29">
                 <wp:simplePos x="0" y="0"/>
                 <wp:positionH relativeFrom="column">
                   <wp:posOffset>62865</wp:posOffset>
@@ -8129,7 +7238,7 @@
                   </pic:nvPicPr>
                   <pic:blipFill>
                     <a:blip r:embed="rId15"/>
-                    <a:srcRect l="11697" t="31648" r="28145" b="29731"/>
+                    <a:srcRect l="11697" t="31648" r="28141" b="29731"/>
                     <a:stretch>
                       <a:fillRect/>
                     </a:stretch>
@@ -8249,7 +7358,7 @@
         <mc:AlternateContent>
           <mc:Choice Requires="wps">
             <w:drawing>
-              <wp:anchor behindDoc="0" distT="0" distB="0" distL="0" distR="0" simplePos="0" locked="0" layoutInCell="0" allowOverlap="1" relativeHeight="30">
+              <wp:anchor behindDoc="0" distT="19050" distB="17145" distL="0" distR="12700" simplePos="0" locked="0" layoutInCell="0" allowOverlap="1" relativeHeight="30">
                 <wp:simplePos x="0" y="0"/>
                 <wp:positionH relativeFrom="column">
                   <wp:posOffset>930910</wp:posOffset>
@@ -8420,7 +7529,7 @@
                   </pic:nvPicPr>
                   <pic:blipFill>
                     <a:blip r:embed="rId16"/>
-                    <a:srcRect l="7081" t="20807" r="34255" b="33803"/>
+                    <a:srcRect l="7081" t="20807" r="34251" b="33803"/>
                     <a:stretch>
                       <a:fillRect/>
                     </a:stretch>
@@ -8718,7 +7827,7 @@
                   </pic:nvPicPr>
                   <pic:blipFill>
                     <a:blip r:embed="rId17"/>
-                    <a:srcRect l="8606" t="32940" r="48588" b="31240"/>
+                    <a:srcRect l="8606" t="32940" r="48580" b="31240"/>
                     <a:stretch>
                       <a:fillRect/>
                     </a:stretch>
@@ -8808,7 +7917,7 @@
                   </pic:nvPicPr>
                   <pic:blipFill>
                     <a:blip r:embed="rId18"/>
-                    <a:srcRect l="8606" t="32940" r="48588" b="31240"/>
+                    <a:srcRect l="8606" t="32940" r="48580" b="31240"/>
                     <a:stretch>
                       <a:fillRect/>
                     </a:stretch>
@@ -8830,7 +7939,7 @@
         <mc:AlternateContent>
           <mc:Choice Requires="wps">
             <w:drawing>
-              <wp:anchor behindDoc="0" distT="0" distB="0" distL="0" distR="0" simplePos="0" locked="0" layoutInCell="0" allowOverlap="1" relativeHeight="32">
+              <wp:anchor behindDoc="0" distT="19050" distB="18415" distL="18415" distR="19050" simplePos="0" locked="0" layoutInCell="0" allowOverlap="1" relativeHeight="32">
                 <wp:simplePos x="0" y="0"/>
                 <wp:positionH relativeFrom="column">
                   <wp:posOffset>128270</wp:posOffset>
@@ -8887,7 +7996,7 @@
         <mc:AlternateContent>
           <mc:Choice Requires="wps">
             <w:drawing>
-              <wp:anchor behindDoc="0" distT="0" distB="0" distL="0" distR="0" simplePos="0" locked="0" layoutInCell="0" allowOverlap="1" relativeHeight="34">
+              <wp:anchor behindDoc="0" distT="18415" distB="18415" distL="19050" distR="18415" simplePos="0" locked="0" layoutInCell="0" allowOverlap="1" relativeHeight="34">
                 <wp:simplePos x="0" y="0"/>
                 <wp:positionH relativeFrom="column">
                   <wp:posOffset>963295</wp:posOffset>
@@ -8977,7 +8086,7 @@
         <mc:AlternateContent>
           <mc:Choice Requires="wps">
             <w:drawing>
-              <wp:anchor behindDoc="0" distT="0" distB="0" distL="0" distR="0" simplePos="0" locked="0" layoutInCell="0" allowOverlap="1" relativeHeight="33">
+              <wp:anchor behindDoc="0" distT="19050" distB="19050" distL="19050" distR="18415" simplePos="0" locked="0" layoutInCell="0" allowOverlap="1" relativeHeight="33">
                 <wp:simplePos x="0" y="0"/>
                 <wp:positionH relativeFrom="column">
                   <wp:posOffset>141605</wp:posOffset>
@@ -9147,7 +8256,7 @@
                   </pic:nvPicPr>
                   <pic:blipFill>
                     <a:blip r:embed="rId19"/>
-                    <a:srcRect l="8606" t="32940" r="48588" b="31240"/>
+                    <a:srcRect l="8606" t="32940" r="48580" b="31240"/>
                     <a:stretch>
                       <a:fillRect/>
                     </a:stretch>
@@ -9169,7 +8278,7 @@
         <mc:AlternateContent>
           <mc:Choice Requires="wps">
             <w:drawing>
-              <wp:anchor behindDoc="0" distT="0" distB="0" distL="0" distR="0" simplePos="0" locked="0" layoutInCell="0" allowOverlap="1" relativeHeight="38">
+              <wp:anchor behindDoc="0" distT="18415" distB="18415" distL="19050" distR="18415" simplePos="0" locked="0" layoutInCell="0" allowOverlap="1" relativeHeight="38">
                 <wp:simplePos x="0" y="0"/>
                 <wp:positionH relativeFrom="column">
                   <wp:posOffset>124460</wp:posOffset>
@@ -9226,7 +8335,7 @@
         <mc:AlternateContent>
           <mc:Choice Requires="wps">
             <w:drawing>
-              <wp:anchor behindDoc="0" distT="0" distB="0" distL="0" distR="0" simplePos="0" locked="0" layoutInCell="0" allowOverlap="1" relativeHeight="39">
+              <wp:anchor behindDoc="0" distT="18415" distB="18415" distL="18415" distR="18415" simplePos="0" locked="0" layoutInCell="0" allowOverlap="1" relativeHeight="39">
                 <wp:simplePos x="0" y="0"/>
                 <wp:positionH relativeFrom="column">
                   <wp:posOffset>967740</wp:posOffset>
@@ -9326,7 +8435,7 @@
                   </pic:nvPicPr>
                   <pic:blipFill>
                     <a:blip r:embed="rId20"/>
-                    <a:srcRect l="8606" t="32940" r="48588" b="31240"/>
+                    <a:srcRect l="8606" t="32940" r="48580" b="31240"/>
                     <a:stretch>
                       <a:fillRect/>
                     </a:stretch>
@@ -9381,7 +8490,7 @@
         <mc:AlternateContent>
           <mc:Choice Requires="wps">
             <w:drawing>
-              <wp:anchor behindDoc="0" distT="0" distB="0" distL="0" distR="0" simplePos="0" locked="0" layoutInCell="0" allowOverlap="1" relativeHeight="35">
+              <wp:anchor behindDoc="0" distT="19050" distB="19050" distL="19050" distR="18415" simplePos="0" locked="0" layoutInCell="0" allowOverlap="1" relativeHeight="35">
                 <wp:simplePos x="0" y="0"/>
                 <wp:positionH relativeFrom="column">
                   <wp:posOffset>130810</wp:posOffset>
@@ -9532,7 +8641,7 @@
         <mc:AlternateContent>
           <mc:Choice Requires="wps">
             <w:drawing>
-              <wp:anchor behindDoc="0" distT="0" distB="0" distL="0" distR="0" simplePos="0" locked="0" layoutInCell="0" allowOverlap="1" relativeHeight="44">
+              <wp:anchor behindDoc="0" distT="0" distB="18415" distL="18415" distR="18415" simplePos="0" locked="0" layoutInCell="0" allowOverlap="1" relativeHeight="44">
                 <wp:simplePos x="0" y="0"/>
                 <wp:positionH relativeFrom="column">
                   <wp:posOffset>539750</wp:posOffset>
@@ -9644,7 +8753,7 @@
         <mc:AlternateContent>
           <mc:Choice Requires="wps">
             <w:drawing>
-              <wp:anchor behindDoc="0" distT="0" distB="0" distL="0" distR="0" simplePos="0" locked="0" layoutInCell="0" allowOverlap="1" relativeHeight="42">
+              <wp:anchor behindDoc="0" distT="18415" distB="18415" distL="19050" distR="19050" simplePos="0" locked="0" layoutInCell="0" allowOverlap="1" relativeHeight="42">
                 <wp:simplePos x="0" y="0"/>
                 <wp:positionH relativeFrom="column">
                   <wp:posOffset>121920</wp:posOffset>
@@ -9701,7 +8810,7 @@
         <mc:AlternateContent>
           <mc:Choice Requires="wps">
             <w:drawing>
-              <wp:anchor behindDoc="0" distT="0" distB="0" distL="0" distR="0" simplePos="0" locked="0" layoutInCell="0" allowOverlap="1" relativeHeight="43">
+              <wp:anchor behindDoc="0" distT="18415" distB="18415" distL="19050" distR="18415" simplePos="0" locked="0" layoutInCell="0" allowOverlap="1" relativeHeight="43">
                 <wp:simplePos x="0" y="0"/>
                 <wp:positionH relativeFrom="column">
                   <wp:posOffset>965835</wp:posOffset>
@@ -9776,7 +8885,7 @@
         <mc:AlternateContent>
           <mc:Choice Requires="wps">
             <w:drawing>
-              <wp:anchor behindDoc="0" distT="0" distB="0" distL="0" distR="0" simplePos="0" locked="0" layoutInCell="0" allowOverlap="1" relativeHeight="40">
+              <wp:anchor behindDoc="0" distT="19050" distB="19050" distL="19050" distR="18415" simplePos="0" locked="0" layoutInCell="0" allowOverlap="1" relativeHeight="40">
                 <wp:simplePos x="0" y="0"/>
                 <wp:positionH relativeFrom="column">
                   <wp:posOffset>136525</wp:posOffset>
@@ -9857,7 +8966,7 @@
                   </pic:nvPicPr>
                   <pic:blipFill>
                     <a:blip r:embed="rId21"/>
-                    <a:srcRect l="8606" t="32940" r="48588" b="31240"/>
+                    <a:srcRect l="8606" t="32940" r="48580" b="31240"/>
                     <a:stretch>
                       <a:fillRect/>
                     </a:stretch>
@@ -9879,7 +8988,7 @@
         <mc:AlternateContent>
           <mc:Choice Requires="wps">
             <w:drawing>
-              <wp:anchor behindDoc="0" distT="0" distB="0" distL="0" distR="0" simplePos="0" locked="0" layoutInCell="0" allowOverlap="1" relativeHeight="45">
+              <wp:anchor behindDoc="0" distT="18415" distB="5080" distL="18415" distR="18415" simplePos="0" locked="0" layoutInCell="0" allowOverlap="1" relativeHeight="45">
                 <wp:simplePos x="0" y="0"/>
                 <wp:positionH relativeFrom="column">
                   <wp:posOffset>1150620</wp:posOffset>
@@ -9968,7 +9077,7 @@
                   </pic:nvPicPr>
                   <pic:blipFill>
                     <a:blip r:embed="rId22"/>
-                    <a:srcRect l="8606" t="32940" r="48588" b="31240"/>
+                    <a:srcRect l="8606" t="32940" r="48580" b="31240"/>
                     <a:stretch>
                       <a:fillRect/>
                     </a:stretch>
@@ -10026,7 +9135,7 @@
                   </pic:nvPicPr>
                   <pic:blipFill>
                     <a:blip r:embed="rId23"/>
-                    <a:srcRect l="3994" t="28904" r="64033" b="48071"/>
+                    <a:srcRect l="3994" t="28904" r="64026" b="48068"/>
                     <a:stretch>
                       <a:fillRect/>
                     </a:stretch>
@@ -10159,7 +9268,7 @@
                   </pic:nvPicPr>
                   <pic:blipFill>
                     <a:blip r:embed="rId24"/>
-                    <a:srcRect l="6901" t="15752" r="35943" b="31292"/>
+                    <a:srcRect l="6901" t="15752" r="35939" b="31292"/>
                     <a:stretch>
                       <a:fillRect/>
                     </a:stretch>
@@ -10272,7 +9381,7 @@
                   </pic:nvPicPr>
                   <pic:blipFill>
                     <a:blip r:embed="rId25"/>
-                    <a:srcRect l="6901" t="15752" r="35943" b="31292"/>
+                    <a:srcRect l="6901" t="15752" r="35939" b="31292"/>
                     <a:stretch>
                       <a:fillRect/>
                     </a:stretch>
@@ -10294,7 +9403,7 @@
         <mc:AlternateContent>
           <mc:Choice Requires="wps">
             <w:drawing>
-              <wp:anchor behindDoc="0" distT="0" distB="0" distL="0" distR="0" simplePos="0" locked="0" layoutInCell="0" allowOverlap="1" relativeHeight="50">
+              <wp:anchor behindDoc="0" distT="19050" distB="18415" distL="18415" distR="18415" simplePos="0" locked="0" layoutInCell="0" allowOverlap="1" relativeHeight="50">
                 <wp:simplePos x="0" y="0"/>
                 <wp:positionH relativeFrom="column">
                   <wp:posOffset>987425</wp:posOffset>
@@ -10351,7 +9460,7 @@
         <mc:AlternateContent>
           <mc:Choice Requires="wps">
             <w:drawing>
-              <wp:anchor behindDoc="0" distT="0" distB="0" distL="0" distR="0" simplePos="0" locked="0" layoutInCell="0" allowOverlap="1" relativeHeight="51">
+              <wp:anchor behindDoc="0" distT="19050" distB="19050" distL="18415" distR="19050" simplePos="0" locked="0" layoutInCell="0" allowOverlap="1" relativeHeight="51">
                 <wp:simplePos x="0" y="0"/>
                 <wp:positionH relativeFrom="column">
                   <wp:posOffset>113665</wp:posOffset>
@@ -10470,7 +9579,7 @@
                   </pic:nvPicPr>
                   <pic:blipFill>
                     <a:blip r:embed="rId26"/>
-                    <a:srcRect l="8606" t="32940" r="48588" b="31240"/>
+                    <a:srcRect l="8606" t="32940" r="48580" b="31240"/>
                     <a:stretch>
                       <a:fillRect/>
                     </a:stretch>
@@ -10525,7 +9634,7 @@
         <mc:AlternateContent>
           <mc:Choice Requires="wps">
             <w:drawing>
-              <wp:anchor behindDoc="0" distT="0" distB="0" distL="0" distR="0" simplePos="0" locked="0" layoutInCell="0" allowOverlap="1" relativeHeight="47">
+              <wp:anchor behindDoc="0" distT="19050" distB="19050" distL="19050" distR="18415" simplePos="0" locked="0" layoutInCell="0" allowOverlap="1" relativeHeight="47">
                 <wp:simplePos x="0" y="0"/>
                 <wp:positionH relativeFrom="column">
                   <wp:posOffset>130810</wp:posOffset>
@@ -10681,7 +9790,7 @@
         <mc:AlternateContent>
           <mc:Choice Requires="wps">
             <w:drawing>
-              <wp:anchor behindDoc="0" distT="0" distB="0" distL="0" distR="0" simplePos="0" locked="0" layoutInCell="0" allowOverlap="1" relativeHeight="52">
+              <wp:anchor behindDoc="0" distT="14605" distB="12700" distL="17145" distR="9525" simplePos="0" locked="0" layoutInCell="0" allowOverlap="1" relativeHeight="52">
                 <wp:simplePos x="0" y="0"/>
                 <wp:positionH relativeFrom="column">
                   <wp:posOffset>0</wp:posOffset>
@@ -10844,10 +9953,10 @@
         <mc:AlternateContent>
           <mc:Choice Requires="wps">
             <w:drawing>
-              <wp:anchor behindDoc="0" distT="0" distB="0" distL="0" distR="0" simplePos="0" locked="0" layoutInCell="0" allowOverlap="1" relativeHeight="53">
+              <wp:anchor behindDoc="0" distT="19050" distB="13970" distL="18415" distR="12700" simplePos="0" locked="0" layoutInCell="0" allowOverlap="1" relativeHeight="53">
                 <wp:simplePos x="0" y="0"/>
                 <wp:positionH relativeFrom="column">
-                  <wp:posOffset>742315</wp:posOffset>
+                  <wp:posOffset>818515</wp:posOffset>
                 </wp:positionH>
                 <wp:positionV relativeFrom="paragraph">
                   <wp:posOffset>635</wp:posOffset>
@@ -11198,7 +10307,7 @@
         <mc:AlternateContent>
           <mc:Choice Requires="wps">
             <w:drawing>
-              <wp:anchor behindDoc="0" distT="0" distB="0" distL="0" distR="0" simplePos="0" locked="0" layoutInCell="0" allowOverlap="1" relativeHeight="56">
+              <wp:anchor behindDoc="0" distT="18415" distB="18415" distL="18415" distR="19050" simplePos="0" locked="0" layoutInCell="0" allowOverlap="1" relativeHeight="56">
                 <wp:simplePos x="0" y="0"/>
                 <wp:positionH relativeFrom="column">
                   <wp:posOffset>995680</wp:posOffset>
@@ -11255,7 +10364,7 @@
         <mc:AlternateContent>
           <mc:Choice Requires="wps">
             <w:drawing>
-              <wp:anchor behindDoc="0" distT="0" distB="0" distL="0" distR="0" simplePos="0" locked="0" layoutInCell="0" allowOverlap="1" relativeHeight="57">
+              <wp:anchor behindDoc="0" distT="19050" distB="18415" distL="18415" distR="19050" simplePos="0" locked="0" layoutInCell="0" allowOverlap="1" relativeHeight="57">
                 <wp:simplePos x="0" y="0"/>
                 <wp:positionH relativeFrom="column">
                   <wp:posOffset>135890</wp:posOffset>
@@ -11355,7 +10464,7 @@
                   </pic:nvPicPr>
                   <pic:blipFill>
                     <a:blip r:embed="rId28"/>
-                    <a:srcRect l="9227" t="16376" r="22351" b="38645"/>
+                    <a:srcRect l="9227" t="16376" r="22349" b="38645"/>
                     <a:stretch>
                       <a:fillRect/>
                     </a:stretch>
@@ -11415,7 +10524,7 @@
         <mc:AlternateContent>
           <mc:Choice Requires="wps">
             <w:drawing>
-              <wp:anchor behindDoc="0" distT="0" distB="0" distL="0" distR="0" simplePos="0" locked="0" layoutInCell="0" allowOverlap="1" relativeHeight="54">
+              <wp:anchor behindDoc="0" distT="19050" distB="19050" distL="19050" distR="18415" simplePos="0" locked="0" layoutInCell="0" allowOverlap="1" relativeHeight="54">
                 <wp:simplePos x="0" y="0"/>
                 <wp:positionH relativeFrom="column">
                   <wp:posOffset>130810</wp:posOffset>
@@ -11689,7 +10798,7 @@
         <mc:AlternateContent>
           <mc:Choice Requires="wps">
             <w:drawing>
-              <wp:anchor behindDoc="0" distT="0" distB="0" distL="0" distR="0" simplePos="0" locked="0" layoutInCell="0" allowOverlap="1" relativeHeight="59">
+              <wp:anchor behindDoc="0" distT="18415" distB="18415" distL="18415" distR="19050" simplePos="0" locked="0" layoutInCell="0" allowOverlap="1" relativeHeight="59">
                 <wp:simplePos x="0" y="0"/>
                 <wp:positionH relativeFrom="column">
                   <wp:posOffset>995680</wp:posOffset>
@@ -11746,7 +10855,7 @@
         <mc:AlternateContent>
           <mc:Choice Requires="wps">
             <w:drawing>
-              <wp:anchor behindDoc="0" distT="0" distB="0" distL="0" distR="0" simplePos="0" locked="0" layoutInCell="0" allowOverlap="1" relativeHeight="60">
+              <wp:anchor behindDoc="0" distT="19050" distB="18415" distL="18415" distR="19050" simplePos="0" locked="0" layoutInCell="0" allowOverlap="1" relativeHeight="60">
                 <wp:simplePos x="0" y="0"/>
                 <wp:positionH relativeFrom="column">
                   <wp:posOffset>135890</wp:posOffset>
@@ -11906,7 +11015,7 @@
         <mc:AlternateContent>
           <mc:Choice Requires="wps">
             <w:drawing>
-              <wp:anchor behindDoc="0" distT="0" distB="0" distL="0" distR="0" simplePos="0" locked="0" layoutInCell="0" allowOverlap="1" relativeHeight="58">
+              <wp:anchor behindDoc="0" distT="19050" distB="19050" distL="19050" distR="18415" simplePos="0" locked="0" layoutInCell="0" allowOverlap="1" relativeHeight="58">
                 <wp:simplePos x="0" y="0"/>
                 <wp:positionH relativeFrom="column">
                   <wp:posOffset>130810</wp:posOffset>
@@ -12353,7 +11462,7 @@
                   </pic:nvPicPr>
                   <pic:blipFill>
                     <a:blip r:embed="rId32"/>
-                    <a:srcRect l="4511" t="23506" r="32290" b="18427"/>
+                    <a:srcRect l="4511" t="23506" r="32285" b="18427"/>
                     <a:stretch>
                       <a:fillRect/>
                     </a:stretch>
@@ -18836,7 +17945,7 @@
                   </pic:nvPicPr>
                   <pic:blipFill>
                     <a:blip r:embed="rId35"/>
-                    <a:srcRect l="22937" t="38361" r="21781" b="44270"/>
+                    <a:srcRect l="22937" t="38354" r="21781" b="44265"/>
                     <a:stretch>
                       <a:fillRect/>
                     </a:stretch>
@@ -20536,7 +19645,7 @@
     <w:pPr>
       <w:widowControl/>
       <w:suppressAutoHyphens w:val="true"/>
-      <w:overflowPunct w:val="false"/>
+      <w:overflowPunct w:val="true"/>
       <w:bidi w:val="0"/>
       <w:spacing w:lineRule="auto" w:line="259" w:before="0" w:after="160"/>
       <w:jc w:val="left"/>
